--- a/Lab_3/Mirgaliev_3.docx
+++ b/Lab_3/Mirgaliev_3.docx
@@ -1911,7 +1911,7 @@
     </w:p>
     <w:p>
       <w:pPr>
-        <w:pStyle w:val="990"/>
+        <w:pStyle w:val="1008"/>
         <w:numPr>
           <w:ilvl w:val="0"/>
           <w:numId w:val="0"/>
@@ -1948,10 +1948,15 @@
           <w:lang w:val="en-US"/>
         </w:rPr>
       </w:r>
+      <w:r>
+        <w:rPr>
+          <w:color w:val="000000" w:themeColor="text1"/>
+        </w:rPr>
+      </w:r>
     </w:p>
     <w:p>
       <w:pPr>
-        <w:pStyle w:val="990"/>
+        <w:pStyle w:val="1008"/>
         <w:numPr>
           <w:ilvl w:val="0"/>
           <w:numId w:val="39"/>
@@ -1981,6 +1986,12 @@
           <w:color w:val="000000" w:themeColor="text1"/>
         </w:rPr>
       </w:r>
+      <w:r>
+        <w:rPr>
+          <w:rFonts w:ascii="Times New Roman" w:hAnsi="Times New Roman" w:cs="Times New Roman"/>
+          <w:color w:val="000000" w:themeColor="text1"/>
+        </w:rPr>
+      </w:r>
     </w:p>
     <w:p>
       <w:pPr>
@@ -2010,6 +2021,12 @@
           <w:lang w:val="en-US"/>
         </w:rPr>
         <w:t xml:space="preserve">.</w:t>
+      </w:r>
+      <w:r>
+        <w:rPr>
+          <w:sz w:val="28"/>
+          <w:szCs w:val="28"/>
+        </w:rPr>
       </w:r>
       <w:r>
         <w:rPr>
@@ -2055,6 +2072,16 @@
         <w:rPr>
           <w:sz w:val="28"/>
           <w:szCs w:val="28"/>
+        </w:rPr>
+      </w:r>
+      <w:r>
+        <w:rPr>
+          <w:rFonts w:ascii="Times New Roman" w:hAnsi="Times New Roman" w:cs="Times New Roman"/>
+          <w:color w:val="000000" w:themeColor="text1"/>
+          <w:sz w:val="28"/>
+          <w:szCs w:val="28"/>
+          <w:highlight w:val="none"/>
+          <w:lang w:val="en-US"/>
         </w:rPr>
       </w:r>
     </w:p>
@@ -2318,18 +2345,14 @@
       </w:r>
       <w:r>
         <w:rPr>
-          <w:rFonts w:ascii="Times New Roman" w:hAnsi="Times New Roman" w:cs="Times New Roman"/>
-          <w:color w:val="000000" w:themeColor="text1"/>
           <w:sz w:val="32"/>
           <w:szCs w:val="32"/>
-          <w:highlight w:val="none"/>
-          <w:lang w:val="en-US"/>
         </w:rPr>
       </w:r>
     </w:p>
     <w:p>
       <w:pPr>
-        <w:pStyle w:val="990"/>
+        <w:pStyle w:val="1008"/>
         <w:numPr>
           <w:ilvl w:val="0"/>
           <w:numId w:val="39"/>
@@ -2357,6 +2380,11 @@
           <w:rFonts w:ascii="Times New Roman" w:hAnsi="Times New Roman" w:cs="Times New Roman"/>
           <w:color w:val="000000" w:themeColor="text1"/>
           <w:shd w:val="clear" w:color="auto" w:fill="ffffff"/>
+        </w:rPr>
+      </w:r>
+      <w:r>
+        <w:rPr>
+          <w:rFonts w:ascii="Times New Roman" w:hAnsi="Times New Roman" w:cs="Times New Roman"/>
         </w:rPr>
       </w:r>
     </w:p>
@@ -2554,6 +2582,7 @@
         <w:rPr>
           <w:sz w:val="28"/>
           <w:szCs w:val="28"/>
+          <w:highlight w:val="none"/>
         </w:rPr>
       </w:r>
       <w:r>
@@ -2780,6 +2809,7 @@
         <w:rPr>
           <w:sz w:val="28"/>
           <w:szCs w:val="28"/>
+          <w:highlight w:val="none"/>
         </w:rPr>
       </w:r>
       <w:r>
@@ -2990,22 +3020,16 @@
         </w:rPr>
         <w:t xml:space="preserve">Область допустимых значений</w:t>
       </w:r>
-      <w:r/>
       <w:r>
         <w:rPr>
           <w:highlight w:val="none"/>
         </w:rPr>
       </w:r>
       <w:r/>
-      <w:r>
-        <w:rPr>
-          <w:highlight w:val="none"/>
-        </w:rPr>
-      </w:r>
     </w:p>
     <w:p>
       <w:pPr>
-        <w:pStyle w:val="1016"/>
+        <w:pStyle w:val="1034"/>
         <w:numPr>
           <w:ilvl w:val="0"/>
           <w:numId w:val="40"/>
@@ -3041,7 +3065,7 @@
           <m:sSupPr>
             <m:ctrlPr>
               <w:rPr>
-                <w:rFonts w:hint="default" w:ascii="Cambria Math" w:hAnsi="Cambria Math" w:eastAsia="Cambria Math" w:cs="Cambria Math"/>
+                <w:rFonts w:ascii="Cambria Math" w:hAnsi="Cambria Math" w:eastAsia="Cambria Math" w:cs="Cambria Math"/>
                 <w:i/>
                 <w:sz w:val="28"/>
                 <w:highlight w:val="none"/>
@@ -3164,7 +3188,7 @@
     </w:p>
     <w:p>
       <w:pPr>
-        <w:pStyle w:val="1016"/>
+        <w:pStyle w:val="1034"/>
         <w:numPr>
           <w:ilvl w:val="0"/>
           <w:numId w:val="44"/>
@@ -3359,6 +3383,7 @@
         <w:rPr>
           <w:sz w:val="28"/>
           <w:szCs w:val="28"/>
+          <w:highlight w:val="none"/>
         </w:rPr>
       </w:r>
       <w:r>
@@ -3501,6 +3526,11 @@
           <w:highlight w:val="none"/>
         </w:rPr>
         <w:t xml:space="preserve">:</w:t>
+      </w:r>
+      <w:r>
+        <w:rPr>
+          <w:highlight w:val="none"/>
+        </w:rPr>
       </w:r>
       <w:r>
         <w:rPr>
@@ -3671,13 +3701,13 @@
       </m:oMathPara>
       <w:r>
         <w:rPr>
+          <w:sz w:val="28"/>
+          <w:szCs w:val="28"/>
           <w:highlight w:val="none"/>
         </w:rPr>
       </w:r>
       <w:r>
         <w:rPr>
-          <w:sz w:val="28"/>
-          <w:szCs w:val="28"/>
           <w:highlight w:val="none"/>
         </w:rPr>
       </w:r>
@@ -4107,17 +4137,6 @@
           <w:highlight w:val="none"/>
         </w:rPr>
       </w:r>
-      <w:r>
-        <w:rPr>
-          <w:highlight w:val="none"/>
-        </w:rPr>
-      </w:r>
-      <w:r/>
-      <w:r>
-        <w:rPr>
-          <w:highlight w:val="none"/>
-        </w:rPr>
-      </w:r>
     </w:p>
     <w:p>
       <w:pPr>
@@ -4343,16 +4362,6 @@
       </w:r>
       <w:r>
         <w:rPr>
-          <w:rFonts w:ascii="Times New Roman" w:hAnsi="Times New Roman" w:cs="Times New Roman"/>
-          <w:color w:val="000000" w:themeColor="text1"/>
-          <w:sz w:val="28"/>
-          <w:szCs w:val="28"/>
-          <w:highlight w:val="none"/>
-          <w:shd w:val="clear" w:color="auto" w:fill="ffffff"/>
-        </w:rPr>
-      </w:r>
-      <w:r>
-        <w:rPr>
           <w:sz w:val="28"/>
           <w:szCs w:val="28"/>
         </w:rPr>
@@ -4494,17 +4503,6 @@
           <w:highlight w:val="none"/>
         </w:rPr>
       </w:r>
-      <w:r>
-        <w:rPr>
-          <w:highlight w:val="none"/>
-        </w:rPr>
-      </w:r>
-      <w:r/>
-      <w:r>
-        <w:rPr>
-          <w:highlight w:val="none"/>
-        </w:rPr>
-      </w:r>
     </w:p>
     <w:p>
       <w:pPr>
@@ -4744,11 +4742,6 @@
           <w:highlight w:val="none"/>
         </w:rPr>
       </w:r>
-      <w:r>
-        <w:rPr>
-          <w:highlight w:val="none"/>
-        </w:rPr>
-      </w:r>
     </w:p>
     <w:p>
       <w:pPr>
@@ -4793,7 +4786,7 @@
             <m:fPr>
               <m:ctrlPr>
                 <w:rPr>
-                  <w:rFonts w:hint="default" w:ascii="Cambria Math" w:hAnsi="Cambria Math" w:eastAsia="Cambria Math" w:cs="Cambria Math"/>
+                  <w:rFonts w:ascii="Cambria Math" w:hAnsi="Cambria Math" w:eastAsia="Cambria Math" w:cs="Cambria Math"/>
                   <w:i/>
                   <w:highlight w:val="none"/>
                   <w:vertAlign w:val="subscript"/>
@@ -4852,7 +4845,7 @@
                   <m:degHide m:val="on"/>
                   <m:ctrlPr>
                     <w:rPr>
-                      <w:rFonts w:hint="default" w:ascii="Cambria Math" w:hAnsi="Cambria Math" w:eastAsia="Cambria Math" w:cs="Cambria Math"/>
+                      <w:rFonts w:ascii="Cambria Math" w:hAnsi="Cambria Math" w:eastAsia="Cambria Math" w:cs="Cambria Math"/>
                       <w:i/>
                       <w:highlight w:val="none"/>
                       <w:vertAlign w:val="subscript"/>
@@ -4915,12 +4908,13 @@
       <w:r>
         <w:rPr>
           <w:highlight w:val="none"/>
+          <w:vertAlign w:val="subscript"/>
         </w:rPr>
       </w:r>
     </w:p>
     <w:p>
       <w:pPr>
-        <w:pStyle w:val="990"/>
+        <w:pStyle w:val="1008"/>
         <w:numPr>
           <w:ilvl w:val="0"/>
           <w:numId w:val="39"/>
@@ -4981,7 +4975,7 @@
           <mc:Choice Requires="wpg">
             <w:drawing>
               <wp:inline xmlns:wp="http://schemas.openxmlformats.org/drawingml/2006/wordprocessingDrawing" distT="0" distB="0" distL="0" distR="0">
-                <wp:extent cx="5939790" cy="5755656"/>
+                <wp:extent cx="5939790" cy="5754171"/>
                 <wp:effectExtent l="0" t="0" r="0" b="0"/>
                 <wp:docPr id="1" name=""/>
                 <wp:cNvGraphicFramePr>
@@ -4991,7 +4985,7 @@
                   <a:graphicData uri="http://schemas.openxmlformats.org/drawingml/2006/picture">
                     <pic:pic xmlns:pic="http://schemas.openxmlformats.org/drawingml/2006/picture">
                       <pic:nvPicPr>
-                        <pic:cNvPr id="301113983" name=""/>
+                        <pic:cNvPr id="960086640" name=""/>
                         <pic:cNvPicPr>
                           <a:picLocks noChangeAspect="1"/>
                         </pic:cNvPicPr>
@@ -5004,7 +4998,7 @@
                       <pic:spPr bwMode="auto">
                         <a:xfrm>
                           <a:off x="0" y="0"/>
-                          <a:ext cx="5939789" cy="5755656"/>
+                          <a:ext cx="5939789" cy="5754171"/>
                         </a:xfrm>
                         <a:prstGeom prst="rect">
                           <a:avLst/>
@@ -5037,7 +5031,7 @@
                 <v:path o:extrusionok="f" gradientshapeok="t" o:connecttype="rect"/>
                 <o:lock v:ext="edit" aspectratio="t"/>
               </v:shapetype>
-              <v:shape id="_x0000_i0" o:spid="_x0000_s0" type="#_x0000_t75" style="width:467.70pt;height:453.20pt;mso-wrap-distance-left:0.00pt;mso-wrap-distance-top:0.00pt;mso-wrap-distance-right:0.00pt;mso-wrap-distance-bottom:0.00pt;z-index:1;" stroked="false">
+              <v:shape id="_x0000_i0" o:spid="_x0000_s0" type="#_x0000_t75" style="width:467.70pt;height:453.08pt;mso-wrap-distance-left:0.00pt;mso-wrap-distance-top:0.00pt;mso-wrap-distance-right:0.00pt;mso-wrap-distance-bottom:0.00pt;z-index:1;" stroked="false">
                 <v:imagedata r:id="rId12" o:title=""/>
                 <o:lock v:ext="edit" rotation="t"/>
               </v:shape>
@@ -5045,7 +5039,13 @@
           </mc:Fallback>
         </mc:AlternateContent>
       </w:r>
-      <w:r/>
+      <w:r>
+        <w:rPr>
+          <w:rFonts w:ascii="Times New Roman" w:hAnsi="Times New Roman" w:cs="Times New Roman"/>
+          <w:color w:val="000000" w:themeColor="text1"/>
+          <w:highlight w:val="none"/>
+        </w:rPr>
+      </w:r>
     </w:p>
     <w:p>
       <w:pPr>
@@ -5070,18 +5070,11 @@
           <w:shd w:val="clear" w:color="auto" w:fill="ffffff"/>
         </w:rPr>
       </w:r>
-      <w:r>
-        <w:rPr>
-          <w:rFonts w:ascii="Times New Roman" w:hAnsi="Times New Roman" w:cs="Times New Roman"/>
-          <w:color w:val="000000" w:themeColor="text1"/>
-          <w:highlight w:val="none"/>
-          <w:shd w:val="clear" w:color="auto" w:fill="ffffff"/>
-        </w:rPr>
-      </w:r>
+      <w:r/>
     </w:p>
     <w:p>
       <w:pPr>
-        <w:pStyle w:val="990"/>
+        <w:pStyle w:val="1008"/>
         <w:numPr>
           <w:ilvl w:val="0"/>
           <w:numId w:val="39"/>
@@ -6819,7 +6812,7 @@
     </w:p>
     <w:p>
       <w:pPr>
-        <w:pStyle w:val="990"/>
+        <w:pStyle w:val="1008"/>
         <w:numPr>
           <w:ilvl w:val="0"/>
           <w:numId w:val="39"/>
@@ -6842,6 +6835,12 @@
           <w:lang w:val="en-US"/>
         </w:rPr>
         <w:t xml:space="preserve">Приложение с выполнением работы программы</w:t>
+      </w:r>
+      <w:r>
+        <w:rPr>
+          <w:rFonts w:ascii="Times New Roman" w:hAnsi="Times New Roman" w:cs="Times New Roman"/>
+          <w:color w:val="000000" w:themeColor="text1"/>
+        </w:rPr>
       </w:r>
       <w:r>
         <w:rPr>
@@ -7162,7 +7161,7 @@
     <w:sdtContent>
       <w:p>
         <w:pPr>
-          <w:pStyle w:val="1020"/>
+          <w:pStyle w:val="1038"/>
           <w:pBdr/>
           <w:spacing/>
           <w:ind/>
@@ -7190,7 +7189,7 @@
   </w:sdt>
   <w:p>
     <w:pPr>
-      <w:pStyle w:val="1020"/>
+      <w:pStyle w:val="1038"/>
       <w:pBdr/>
       <w:spacing/>
       <w:ind/>
@@ -7239,7 +7238,7 @@
 <w:hdr xmlns:wpc="http://schemas.microsoft.com/office/word/2010/wordprocessingCanvas" xmlns:mc="http://schemas.openxmlformats.org/markup-compatibility/2006" xmlns:o="urn:schemas-microsoft-com:office:office" xmlns:r="http://schemas.openxmlformats.org/officeDocument/2006/relationships" xmlns:m="http://schemas.openxmlformats.org/officeDocument/2006/math" xmlns:v="urn:schemas-microsoft-com:vml" xmlns:wp14="http://schemas.microsoft.com/office/word/2010/wordprocessingDrawing" xmlns:wp="http://schemas.openxmlformats.org/drawingml/2006/wordprocessingDrawing" xmlns:w10="urn:schemas-microsoft-com:office:word" xmlns:w="http://schemas.openxmlformats.org/wordprocessingml/2006/main" xmlns:w14="http://schemas.microsoft.com/office/word/2010/wordml" xmlns:w15="http://schemas.microsoft.com/office/word/2012/wordml" xmlns:wpg="http://schemas.microsoft.com/office/word/2010/wordprocessingGroup" xmlns:wpi="http://schemas.microsoft.com/office/word/2010/wordprocessingInk" xmlns:wne="http://schemas.microsoft.com/office/word/2006/wordml" xmlns:a="http://schemas.openxmlformats.org/drawingml/2006/main" xmlns:wps="http://schemas.microsoft.com/office/word/2010/wordprocessingShape" mc:Ignorable="w14 w15 wp14">
   <w:p>
     <w:pPr>
-      <w:pStyle w:val="1018"/>
+      <w:pStyle w:val="1036"/>
       <w:pBdr/>
       <w:spacing/>
       <w:ind/>
@@ -7250,7 +7249,7 @@
   </w:p>
   <w:p>
     <w:pPr>
-      <w:pStyle w:val="1018"/>
+      <w:pStyle w:val="1036"/>
       <w:pBdr/>
       <w:spacing/>
       <w:ind/>
@@ -8887,7 +8886,7 @@
         <w:spacing/>
         <w:ind w:hanging="432" w:left="432"/>
       </w:pPr>
-      <w:pStyle w:val="990"/>
+      <w:pStyle w:val="1008"/>
       <w:rPr/>
       <w:start w:val="1"/>
       <w:suff w:val="tab"/>
@@ -8902,7 +8901,7 @@
         <w:spacing/>
         <w:ind w:hanging="576" w:left="576"/>
       </w:pPr>
-      <w:pStyle w:val="991"/>
+      <w:pStyle w:val="1009"/>
       <w:rPr/>
       <w:start w:val="1"/>
       <w:suff w:val="tab"/>
@@ -8917,7 +8916,7 @@
         <w:spacing/>
         <w:ind w:hanging="720" w:left="720"/>
       </w:pPr>
-      <w:pStyle w:val="992"/>
+      <w:pStyle w:val="1010"/>
       <w:rPr>
         <w:rFonts w:hint="default" w:asciiTheme="majorHAnsi" w:hAnsiTheme="majorHAnsi"/>
         <w:b/>
@@ -8937,7 +8936,7 @@
         <w:spacing/>
         <w:ind w:hanging="864" w:left="864"/>
       </w:pPr>
-      <w:pStyle w:val="993"/>
+      <w:pStyle w:val="1011"/>
       <w:rPr/>
       <w:start w:val="1"/>
       <w:suff w:val="tab"/>
@@ -8952,7 +8951,7 @@
         <w:spacing/>
         <w:ind w:hanging="1008" w:left="1008"/>
       </w:pPr>
-      <w:pStyle w:val="994"/>
+      <w:pStyle w:val="1012"/>
       <w:rPr/>
       <w:start w:val="1"/>
       <w:suff w:val="tab"/>
@@ -8967,7 +8966,7 @@
         <w:spacing/>
         <w:ind w:hanging="1152" w:left="1152"/>
       </w:pPr>
-      <w:pStyle w:val="995"/>
+      <w:pStyle w:val="1013"/>
       <w:rPr/>
       <w:start w:val="1"/>
       <w:suff w:val="tab"/>
@@ -8982,7 +8981,7 @@
         <w:spacing/>
         <w:ind w:hanging="1296" w:left="1296"/>
       </w:pPr>
-      <w:pStyle w:val="996"/>
+      <w:pStyle w:val="1014"/>
       <w:rPr/>
       <w:start w:val="1"/>
       <w:suff w:val="tab"/>
@@ -8997,7 +8996,7 @@
         <w:spacing/>
         <w:ind w:hanging="1440" w:left="1440"/>
       </w:pPr>
-      <w:pStyle w:val="997"/>
+      <w:pStyle w:val="1015"/>
       <w:rPr/>
       <w:start w:val="1"/>
       <w:suff w:val="tab"/>
@@ -9012,7 +9011,7 @@
         <w:spacing/>
         <w:ind w:hanging="1584" w:left="1584"/>
       </w:pPr>
-      <w:pStyle w:val="998"/>
+      <w:pStyle w:val="1016"/>
       <w:rPr/>
       <w:start w:val="1"/>
       <w:suff w:val="tab"/>
@@ -13910,9 +13909,9 @@
     <w:lsdException w:name="Bibliography" w:uiPriority="37"/>
     <w:lsdException w:name="TOC Heading" w:uiPriority="39" w:qFormat="1"/>
   </w:latentStyles>
-  <w:style w:type="table" w:styleId="821">
+  <w:style w:type="table" w:styleId="839">
     <w:name w:val="Table Grid"/>
-    <w:basedOn w:val="1000"/>
+    <w:basedOn w:val="1018"/>
     <w:uiPriority w:val="59"/>
     <w:pPr>
       <w:pBdr/>
@@ -14109,9 +14108,9 @@
       </w:tcPr>
     </w:tblStylePr>
   </w:style>
-  <w:style w:type="table" w:styleId="822">
+  <w:style w:type="table" w:styleId="840">
     <w:name w:val="Table Grid Light"/>
-    <w:basedOn w:val="1000"/>
+    <w:basedOn w:val="1018"/>
     <w:uiPriority w:val="59"/>
     <w:pPr>
       <w:pBdr/>
@@ -14308,9 +14307,9 @@
       </w:tcPr>
     </w:tblStylePr>
   </w:style>
-  <w:style w:type="table" w:styleId="823">
+  <w:style w:type="table" w:styleId="841">
     <w:name w:val="Plain Table 1"/>
-    <w:basedOn w:val="1000"/>
+    <w:basedOn w:val="1018"/>
     <w:uiPriority w:val="59"/>
     <w:pPr>
       <w:pBdr/>
@@ -14533,9 +14532,9 @@
       </w:tcPr>
     </w:tblStylePr>
   </w:style>
-  <w:style w:type="table" w:styleId="824">
+  <w:style w:type="table" w:styleId="842">
     <w:name w:val="Plain Table 2"/>
-    <w:basedOn w:val="1000"/>
+    <w:basedOn w:val="1018"/>
     <w:uiPriority w:val="59"/>
     <w:pPr>
       <w:pBdr/>
@@ -14766,9 +14765,9 @@
       </w:tcPr>
     </w:tblStylePr>
   </w:style>
-  <w:style w:type="table" w:styleId="825">
+  <w:style w:type="table" w:styleId="843">
     <w:name w:val="Plain Table 3"/>
-    <w:basedOn w:val="1000"/>
+    <w:basedOn w:val="1018"/>
     <w:uiPriority w:val="99"/>
     <w:pPr>
       <w:pBdr/>
@@ -14996,9 +14995,9 @@
       </w:tcPr>
     </w:tblStylePr>
   </w:style>
-  <w:style w:type="table" w:styleId="826">
+  <w:style w:type="table" w:styleId="844">
     <w:name w:val="Plain Table 4"/>
-    <w:basedOn w:val="1000"/>
+    <w:basedOn w:val="1018"/>
     <w:uiPriority w:val="99"/>
     <w:pPr>
       <w:pBdr/>
@@ -15212,9 +15211,9 @@
       </w:tcPr>
     </w:tblStylePr>
   </w:style>
-  <w:style w:type="table" w:styleId="827">
+  <w:style w:type="table" w:styleId="845">
     <w:name w:val="Plain Table 5"/>
-    <w:basedOn w:val="1000"/>
+    <w:basedOn w:val="1018"/>
     <w:uiPriority w:val="99"/>
     <w:pPr>
       <w:pBdr/>
@@ -15445,9 +15444,9 @@
       </w:tcPr>
     </w:tblStylePr>
   </w:style>
-  <w:style w:type="table" w:styleId="828">
+  <w:style w:type="table" w:styleId="846">
     <w:name w:val="Grid Table 1 Light"/>
-    <w:basedOn w:val="1000"/>
+    <w:basedOn w:val="1018"/>
     <w:uiPriority w:val="99"/>
     <w:pPr>
       <w:pBdr/>
@@ -15668,9 +15667,9 @@
       </w:tcPr>
     </w:tblStylePr>
   </w:style>
-  <w:style w:type="table" w:styleId="829">
+  <w:style w:type="table" w:styleId="847">
     <w:name w:val="Grid Table 1 Light - Accent 1"/>
-    <w:basedOn w:val="1000"/>
+    <w:basedOn w:val="1018"/>
     <w:uiPriority w:val="99"/>
     <w:pPr>
       <w:pBdr/>
@@ -15891,9 +15890,9 @@
       </w:tcPr>
     </w:tblStylePr>
   </w:style>
-  <w:style w:type="table" w:styleId="830">
+  <w:style w:type="table" w:styleId="848">
     <w:name w:val="Grid Table 1 Light - Accent 2"/>
-    <w:basedOn w:val="1000"/>
+    <w:basedOn w:val="1018"/>
     <w:uiPriority w:val="99"/>
     <w:pPr>
       <w:pBdr/>
@@ -16114,9 +16113,9 @@
       </w:tcPr>
     </w:tblStylePr>
   </w:style>
-  <w:style w:type="table" w:styleId="831">
+  <w:style w:type="table" w:styleId="849">
     <w:name w:val="Grid Table 1 Light - Accent 3"/>
-    <w:basedOn w:val="1000"/>
+    <w:basedOn w:val="1018"/>
     <w:uiPriority w:val="99"/>
     <w:pPr>
       <w:pBdr/>
@@ -16337,9 +16336,9 @@
       </w:tcPr>
     </w:tblStylePr>
   </w:style>
-  <w:style w:type="table" w:styleId="832">
+  <w:style w:type="table" w:styleId="850">
     <w:name w:val="Grid Table 1 Light - Accent 4"/>
-    <w:basedOn w:val="1000"/>
+    <w:basedOn w:val="1018"/>
     <w:uiPriority w:val="99"/>
     <w:pPr>
       <w:pBdr/>
@@ -16560,9 +16559,9 @@
       </w:tcPr>
     </w:tblStylePr>
   </w:style>
-  <w:style w:type="table" w:styleId="833">
+  <w:style w:type="table" w:styleId="851">
     <w:name w:val="Grid Table 1 Light - Accent 5"/>
-    <w:basedOn w:val="1000"/>
+    <w:basedOn w:val="1018"/>
     <w:uiPriority w:val="99"/>
     <w:pPr>
       <w:pBdr/>
@@ -16783,9 +16782,9 @@
       </w:tcPr>
     </w:tblStylePr>
   </w:style>
-  <w:style w:type="table" w:styleId="834">
+  <w:style w:type="table" w:styleId="852">
     <w:name w:val="Grid Table 1 Light - Accent 6"/>
-    <w:basedOn w:val="1000"/>
+    <w:basedOn w:val="1018"/>
     <w:uiPriority w:val="99"/>
     <w:pPr>
       <w:pBdr/>
@@ -17006,9 +17005,9 @@
       </w:tcPr>
     </w:tblStylePr>
   </w:style>
-  <w:style w:type="table" w:styleId="835">
+  <w:style w:type="table" w:styleId="853">
     <w:name w:val="Grid Table 2"/>
-    <w:basedOn w:val="1000"/>
+    <w:basedOn w:val="1018"/>
     <w:uiPriority w:val="99"/>
     <w:pPr>
       <w:pBdr/>
@@ -17238,9 +17237,9 @@
       </w:tcPr>
     </w:tblStylePr>
   </w:style>
-  <w:style w:type="table" w:styleId="836">
+  <w:style w:type="table" w:styleId="854">
     <w:name w:val="Grid Table 2 - Accent 1"/>
-    <w:basedOn w:val="1000"/>
+    <w:basedOn w:val="1018"/>
     <w:uiPriority w:val="99"/>
     <w:pPr>
       <w:pBdr/>
@@ -17470,9 +17469,9 @@
       </w:tcPr>
     </w:tblStylePr>
   </w:style>
-  <w:style w:type="table" w:styleId="837">
+  <w:style w:type="table" w:styleId="855">
     <w:name w:val="Grid Table 2 - Accent 2"/>
-    <w:basedOn w:val="1000"/>
+    <w:basedOn w:val="1018"/>
     <w:uiPriority w:val="99"/>
     <w:pPr>
       <w:pBdr/>
@@ -17702,9 +17701,9 @@
       </w:tcPr>
     </w:tblStylePr>
   </w:style>
-  <w:style w:type="table" w:styleId="838">
+  <w:style w:type="table" w:styleId="856">
     <w:name w:val="Grid Table 2 - Accent 3"/>
-    <w:basedOn w:val="1000"/>
+    <w:basedOn w:val="1018"/>
     <w:uiPriority w:val="99"/>
     <w:pPr>
       <w:pBdr/>
@@ -17934,9 +17933,9 @@
       </w:tcPr>
     </w:tblStylePr>
   </w:style>
-  <w:style w:type="table" w:styleId="839">
+  <w:style w:type="table" w:styleId="857">
     <w:name w:val="Grid Table 2 - Accent 4"/>
-    <w:basedOn w:val="1000"/>
+    <w:basedOn w:val="1018"/>
     <w:uiPriority w:val="99"/>
     <w:pPr>
       <w:pBdr/>
@@ -18166,9 +18165,9 @@
       </w:tcPr>
     </w:tblStylePr>
   </w:style>
-  <w:style w:type="table" w:styleId="840">
+  <w:style w:type="table" w:styleId="858">
     <w:name w:val="Grid Table 2 - Accent 5"/>
-    <w:basedOn w:val="1000"/>
+    <w:basedOn w:val="1018"/>
     <w:uiPriority w:val="99"/>
     <w:pPr>
       <w:pBdr/>
@@ -18398,9 +18397,9 @@
       </w:tcPr>
     </w:tblStylePr>
   </w:style>
-  <w:style w:type="table" w:styleId="841">
+  <w:style w:type="table" w:styleId="859">
     <w:name w:val="Grid Table 2 - Accent 6"/>
-    <w:basedOn w:val="1000"/>
+    <w:basedOn w:val="1018"/>
     <w:uiPriority w:val="99"/>
     <w:pPr>
       <w:pBdr/>
@@ -18630,9 +18629,9 @@
       </w:tcPr>
     </w:tblStylePr>
   </w:style>
-  <w:style w:type="table" w:styleId="842">
+  <w:style w:type="table" w:styleId="860">
     <w:name w:val="Grid Table 3"/>
-    <w:basedOn w:val="1000"/>
+    <w:basedOn w:val="1018"/>
     <w:uiPriority w:val="99"/>
     <w:pPr>
       <w:pBdr/>
@@ -18875,9 +18874,9 @@
       </w:tcPr>
     </w:tblStylePr>
   </w:style>
-  <w:style w:type="table" w:styleId="843">
+  <w:style w:type="table" w:styleId="861">
     <w:name w:val="Grid Table 3 - Accent 1"/>
-    <w:basedOn w:val="1000"/>
+    <w:basedOn w:val="1018"/>
     <w:uiPriority w:val="99"/>
     <w:pPr>
       <w:pBdr/>
@@ -19120,9 +19119,9 @@
       </w:tcPr>
     </w:tblStylePr>
   </w:style>
-  <w:style w:type="table" w:styleId="844">
+  <w:style w:type="table" w:styleId="862">
     <w:name w:val="Grid Table 3 - Accent 2"/>
-    <w:basedOn w:val="1000"/>
+    <w:basedOn w:val="1018"/>
     <w:uiPriority w:val="99"/>
     <w:pPr>
       <w:pBdr/>
@@ -19365,9 +19364,9 @@
       </w:tcPr>
     </w:tblStylePr>
   </w:style>
-  <w:style w:type="table" w:styleId="845">
+  <w:style w:type="table" w:styleId="863">
     <w:name w:val="Grid Table 3 - Accent 3"/>
-    <w:basedOn w:val="1000"/>
+    <w:basedOn w:val="1018"/>
     <w:uiPriority w:val="99"/>
     <w:pPr>
       <w:pBdr/>
@@ -19610,9 +19609,9 @@
       </w:tcPr>
     </w:tblStylePr>
   </w:style>
-  <w:style w:type="table" w:styleId="846">
+  <w:style w:type="table" w:styleId="864">
     <w:name w:val="Grid Table 3 - Accent 4"/>
-    <w:basedOn w:val="1000"/>
+    <w:basedOn w:val="1018"/>
     <w:uiPriority w:val="99"/>
     <w:pPr>
       <w:pBdr/>
@@ -19855,9 +19854,9 @@
       </w:tcPr>
     </w:tblStylePr>
   </w:style>
-  <w:style w:type="table" w:styleId="847">
+  <w:style w:type="table" w:styleId="865">
     <w:name w:val="Grid Table 3 - Accent 5"/>
-    <w:basedOn w:val="1000"/>
+    <w:basedOn w:val="1018"/>
     <w:uiPriority w:val="99"/>
     <w:pPr>
       <w:pBdr/>
@@ -20100,9 +20099,9 @@
       </w:tcPr>
     </w:tblStylePr>
   </w:style>
-  <w:style w:type="table" w:styleId="848">
+  <w:style w:type="table" w:styleId="866">
     <w:name w:val="Grid Table 3 - Accent 6"/>
-    <w:basedOn w:val="1000"/>
+    <w:basedOn w:val="1018"/>
     <w:uiPriority w:val="99"/>
     <w:pPr>
       <w:pBdr/>
@@ -20345,9 +20344,9 @@
       </w:tcPr>
     </w:tblStylePr>
   </w:style>
-  <w:style w:type="table" w:styleId="849">
+  <w:style w:type="table" w:styleId="867">
     <w:name w:val="Grid Table 4"/>
-    <w:basedOn w:val="1000"/>
+    <w:basedOn w:val="1018"/>
     <w:uiPriority w:val="59"/>
     <w:pPr>
       <w:pBdr/>
@@ -20578,9 +20577,9 @@
       </w:tcPr>
     </w:tblStylePr>
   </w:style>
-  <w:style w:type="table" w:styleId="850">
+  <w:style w:type="table" w:styleId="868">
     <w:name w:val="Grid Table 4 - Accent 1"/>
-    <w:basedOn w:val="1000"/>
+    <w:basedOn w:val="1018"/>
     <w:uiPriority w:val="59"/>
     <w:pPr>
       <w:pBdr/>
@@ -20811,9 +20810,9 @@
       </w:tcPr>
     </w:tblStylePr>
   </w:style>
-  <w:style w:type="table" w:styleId="851">
+  <w:style w:type="table" w:styleId="869">
     <w:name w:val="Grid Table 4 - Accent 2"/>
-    <w:basedOn w:val="1000"/>
+    <w:basedOn w:val="1018"/>
     <w:uiPriority w:val="59"/>
     <w:pPr>
       <w:pBdr/>
@@ -21044,9 +21043,9 @@
       </w:tcPr>
     </w:tblStylePr>
   </w:style>
-  <w:style w:type="table" w:styleId="852">
+  <w:style w:type="table" w:styleId="870">
     <w:name w:val="Grid Table 4 - Accent 3"/>
-    <w:basedOn w:val="1000"/>
+    <w:basedOn w:val="1018"/>
     <w:uiPriority w:val="59"/>
     <w:pPr>
       <w:pBdr/>
@@ -21277,9 +21276,9 @@
       </w:tcPr>
     </w:tblStylePr>
   </w:style>
-  <w:style w:type="table" w:styleId="853">
+  <w:style w:type="table" w:styleId="871">
     <w:name w:val="Grid Table 4 - Accent 4"/>
-    <w:basedOn w:val="1000"/>
+    <w:basedOn w:val="1018"/>
     <w:uiPriority w:val="59"/>
     <w:pPr>
       <w:pBdr/>
@@ -21510,9 +21509,9 @@
       </w:tcPr>
     </w:tblStylePr>
   </w:style>
-  <w:style w:type="table" w:styleId="854">
+  <w:style w:type="table" w:styleId="872">
     <w:name w:val="Grid Table 4 - Accent 5"/>
-    <w:basedOn w:val="1000"/>
+    <w:basedOn w:val="1018"/>
     <w:uiPriority w:val="59"/>
     <w:pPr>
       <w:pBdr/>
@@ -21743,9 +21742,9 @@
       </w:tcPr>
     </w:tblStylePr>
   </w:style>
-  <w:style w:type="table" w:styleId="855">
+  <w:style w:type="table" w:styleId="873">
     <w:name w:val="Grid Table 4 - Accent 6"/>
-    <w:basedOn w:val="1000"/>
+    <w:basedOn w:val="1018"/>
     <w:uiPriority w:val="59"/>
     <w:pPr>
       <w:pBdr/>
@@ -21976,9 +21975,9 @@
       </w:tcPr>
     </w:tblStylePr>
   </w:style>
-  <w:style w:type="table" w:styleId="856">
+  <w:style w:type="table" w:styleId="874">
     <w:name w:val="Grid Table 5 Dark"/>
-    <w:basedOn w:val="1000"/>
+    <w:basedOn w:val="1018"/>
     <w:uiPriority w:val="99"/>
     <w:pPr>
       <w:pBdr/>
@@ -22204,9 +22203,9 @@
       </w:tcPr>
     </w:tblStylePr>
   </w:style>
-  <w:style w:type="table" w:styleId="857">
+  <w:style w:type="table" w:styleId="875">
     <w:name w:val="Grid Table 5 Dark- Accent 1"/>
-    <w:basedOn w:val="1000"/>
+    <w:basedOn w:val="1018"/>
     <w:uiPriority w:val="99"/>
     <w:pPr>
       <w:pBdr/>
@@ -22432,9 +22431,9 @@
       </w:tcPr>
     </w:tblStylePr>
   </w:style>
-  <w:style w:type="table" w:styleId="858">
+  <w:style w:type="table" w:styleId="876">
     <w:name w:val="Grid Table 5 Dark - Accent 2"/>
-    <w:basedOn w:val="1000"/>
+    <w:basedOn w:val="1018"/>
     <w:uiPriority w:val="99"/>
     <w:pPr>
       <w:pBdr/>
@@ -22660,9 +22659,9 @@
       </w:tcPr>
     </w:tblStylePr>
   </w:style>
-  <w:style w:type="table" w:styleId="859">
+  <w:style w:type="table" w:styleId="877">
     <w:name w:val="Grid Table 5 Dark - Accent 3"/>
-    <w:basedOn w:val="1000"/>
+    <w:basedOn w:val="1018"/>
     <w:uiPriority w:val="99"/>
     <w:pPr>
       <w:pBdr/>
@@ -22888,9 +22887,9 @@
       </w:tcPr>
     </w:tblStylePr>
   </w:style>
-  <w:style w:type="table" w:styleId="860">
+  <w:style w:type="table" w:styleId="878">
     <w:name w:val="Grid Table 5 Dark- Accent 4"/>
-    <w:basedOn w:val="1000"/>
+    <w:basedOn w:val="1018"/>
     <w:uiPriority w:val="99"/>
     <w:pPr>
       <w:pBdr/>
@@ -23116,9 +23115,9 @@
       </w:tcPr>
     </w:tblStylePr>
   </w:style>
-  <w:style w:type="table" w:styleId="861">
+  <w:style w:type="table" w:styleId="879">
     <w:name w:val="Grid Table 5 Dark - Accent 5"/>
-    <w:basedOn w:val="1000"/>
+    <w:basedOn w:val="1018"/>
     <w:uiPriority w:val="99"/>
     <w:pPr>
       <w:pBdr/>
@@ -23344,9 +23343,9 @@
       </w:tcPr>
     </w:tblStylePr>
   </w:style>
-  <w:style w:type="table" w:styleId="862">
+  <w:style w:type="table" w:styleId="880">
     <w:name w:val="Grid Table 5 Dark - Accent 6"/>
-    <w:basedOn w:val="1000"/>
+    <w:basedOn w:val="1018"/>
     <w:uiPriority w:val="99"/>
     <w:pPr>
       <w:pBdr/>
@@ -23572,9 +23571,9 @@
       </w:tcPr>
     </w:tblStylePr>
   </w:style>
-  <w:style w:type="table" w:styleId="863">
+  <w:style w:type="table" w:styleId="881">
     <w:name w:val="Grid Table 6 Colorful"/>
-    <w:basedOn w:val="1000"/>
+    <w:basedOn w:val="1018"/>
     <w:uiPriority w:val="99"/>
     <w:pPr>
       <w:pBdr/>
@@ -23802,9 +23801,9 @@
       </w:tcPr>
     </w:tblStylePr>
   </w:style>
-  <w:style w:type="table" w:styleId="864">
+  <w:style w:type="table" w:styleId="882">
     <w:name w:val="Grid Table 6 Colorful - Accent 1"/>
-    <w:basedOn w:val="1000"/>
+    <w:basedOn w:val="1018"/>
     <w:uiPriority w:val="99"/>
     <w:pPr>
       <w:pBdr/>
@@ -24032,9 +24031,9 @@
       </w:tcPr>
     </w:tblStylePr>
   </w:style>
-  <w:style w:type="table" w:styleId="865">
+  <w:style w:type="table" w:styleId="883">
     <w:name w:val="Grid Table 6 Colorful - Accent 2"/>
-    <w:basedOn w:val="1000"/>
+    <w:basedOn w:val="1018"/>
     <w:uiPriority w:val="99"/>
     <w:pPr>
       <w:pBdr/>
@@ -24262,9 +24261,9 @@
       </w:tcPr>
     </w:tblStylePr>
   </w:style>
-  <w:style w:type="table" w:styleId="866">
+  <w:style w:type="table" w:styleId="884">
     <w:name w:val="Grid Table 6 Colorful - Accent 3"/>
-    <w:basedOn w:val="1000"/>
+    <w:basedOn w:val="1018"/>
     <w:uiPriority w:val="99"/>
     <w:pPr>
       <w:pBdr/>
@@ -24492,9 +24491,9 @@
       </w:tcPr>
     </w:tblStylePr>
   </w:style>
-  <w:style w:type="table" w:styleId="867">
+  <w:style w:type="table" w:styleId="885">
     <w:name w:val="Grid Table 6 Colorful - Accent 4"/>
-    <w:basedOn w:val="1000"/>
+    <w:basedOn w:val="1018"/>
     <w:uiPriority w:val="99"/>
     <w:pPr>
       <w:pBdr/>
@@ -24722,9 +24721,9 @@
       </w:tcPr>
     </w:tblStylePr>
   </w:style>
-  <w:style w:type="table" w:styleId="868">
+  <w:style w:type="table" w:styleId="886">
     <w:name w:val="Grid Table 6 Colorful - Accent 5"/>
-    <w:basedOn w:val="1000"/>
+    <w:basedOn w:val="1018"/>
     <w:uiPriority w:val="99"/>
     <w:pPr>
       <w:pBdr/>
@@ -24952,9 +24951,9 @@
       </w:tcPr>
     </w:tblStylePr>
   </w:style>
-  <w:style w:type="table" w:styleId="869">
+  <w:style w:type="table" w:styleId="887">
     <w:name w:val="Grid Table 6 Colorful - Accent 6"/>
-    <w:basedOn w:val="1000"/>
+    <w:basedOn w:val="1018"/>
     <w:uiPriority w:val="99"/>
     <w:pPr>
       <w:pBdr/>
@@ -25182,9 +25181,9 @@
       </w:tcPr>
     </w:tblStylePr>
   </w:style>
-  <w:style w:type="table" w:styleId="870">
+  <w:style w:type="table" w:styleId="888">
     <w:name w:val="Grid Table 7 Colorful"/>
-    <w:basedOn w:val="1000"/>
+    <w:basedOn w:val="1018"/>
     <w:uiPriority w:val="99"/>
     <w:pPr>
       <w:pBdr/>
@@ -25436,9 +25435,9 @@
       </w:tcPr>
     </w:tblStylePr>
   </w:style>
-  <w:style w:type="table" w:styleId="871">
+  <w:style w:type="table" w:styleId="889">
     <w:name w:val="Grid Table 7 Colorful - Accent 1"/>
-    <w:basedOn w:val="1000"/>
+    <w:basedOn w:val="1018"/>
     <w:uiPriority w:val="99"/>
     <w:pPr>
       <w:pBdr/>
@@ -25690,9 +25689,9 @@
       </w:tcPr>
     </w:tblStylePr>
   </w:style>
-  <w:style w:type="table" w:styleId="872">
+  <w:style w:type="table" w:styleId="890">
     <w:name w:val="Grid Table 7 Colorful - Accent 2"/>
-    <w:basedOn w:val="1000"/>
+    <w:basedOn w:val="1018"/>
     <w:uiPriority w:val="99"/>
     <w:pPr>
       <w:pBdr/>
@@ -25944,9 +25943,9 @@
       </w:tcPr>
     </w:tblStylePr>
   </w:style>
-  <w:style w:type="table" w:styleId="873">
+  <w:style w:type="table" w:styleId="891">
     <w:name w:val="Grid Table 7 Colorful - Accent 3"/>
-    <w:basedOn w:val="1000"/>
+    <w:basedOn w:val="1018"/>
     <w:uiPriority w:val="99"/>
     <w:pPr>
       <w:pBdr/>
@@ -26198,9 +26197,9 @@
       </w:tcPr>
     </w:tblStylePr>
   </w:style>
-  <w:style w:type="table" w:styleId="874">
+  <w:style w:type="table" w:styleId="892">
     <w:name w:val="Grid Table 7 Colorful - Accent 4"/>
-    <w:basedOn w:val="1000"/>
+    <w:basedOn w:val="1018"/>
     <w:uiPriority w:val="99"/>
     <w:pPr>
       <w:pBdr/>
@@ -26452,9 +26451,9 @@
       </w:tcPr>
     </w:tblStylePr>
   </w:style>
-  <w:style w:type="table" w:styleId="875">
+  <w:style w:type="table" w:styleId="893">
     <w:name w:val="Grid Table 7 Colorful - Accent 5"/>
-    <w:basedOn w:val="1000"/>
+    <w:basedOn w:val="1018"/>
     <w:uiPriority w:val="99"/>
     <w:pPr>
       <w:pBdr/>
@@ -26706,9 +26705,9 @@
       </w:tcPr>
     </w:tblStylePr>
   </w:style>
-  <w:style w:type="table" w:styleId="876">
+  <w:style w:type="table" w:styleId="894">
     <w:name w:val="Grid Table 7 Colorful - Accent 6"/>
-    <w:basedOn w:val="1000"/>
+    <w:basedOn w:val="1018"/>
     <w:uiPriority w:val="99"/>
     <w:pPr>
       <w:pBdr/>
@@ -26960,9 +26959,9 @@
       </w:tcPr>
     </w:tblStylePr>
   </w:style>
-  <w:style w:type="table" w:styleId="877">
+  <w:style w:type="table" w:styleId="895">
     <w:name w:val="List Table 1 Light"/>
-    <w:basedOn w:val="1000"/>
+    <w:basedOn w:val="1018"/>
     <w:uiPriority w:val="99"/>
     <w:pPr>
       <w:pBdr/>
@@ -27176,9 +27175,9 @@
       </w:tcPr>
     </w:tblStylePr>
   </w:style>
-  <w:style w:type="table" w:styleId="878">
+  <w:style w:type="table" w:styleId="896">
     <w:name w:val="List Table 1 Light - Accent 1"/>
-    <w:basedOn w:val="1000"/>
+    <w:basedOn w:val="1018"/>
     <w:uiPriority w:val="99"/>
     <w:pPr>
       <w:pBdr/>
@@ -27392,9 +27391,9 @@
       </w:tcPr>
     </w:tblStylePr>
   </w:style>
-  <w:style w:type="table" w:styleId="879">
+  <w:style w:type="table" w:styleId="897">
     <w:name w:val="List Table 1 Light - Accent 2"/>
-    <w:basedOn w:val="1000"/>
+    <w:basedOn w:val="1018"/>
     <w:uiPriority w:val="99"/>
     <w:pPr>
       <w:pBdr/>
@@ -27608,9 +27607,9 @@
       </w:tcPr>
     </w:tblStylePr>
   </w:style>
-  <w:style w:type="table" w:styleId="880">
+  <w:style w:type="table" w:styleId="898">
     <w:name w:val="List Table 1 Light - Accent 3"/>
-    <w:basedOn w:val="1000"/>
+    <w:basedOn w:val="1018"/>
     <w:uiPriority w:val="99"/>
     <w:pPr>
       <w:pBdr/>
@@ -27824,9 +27823,9 @@
       </w:tcPr>
     </w:tblStylePr>
   </w:style>
-  <w:style w:type="table" w:styleId="881">
+  <w:style w:type="table" w:styleId="899">
     <w:name w:val="List Table 1 Light - Accent 4"/>
-    <w:basedOn w:val="1000"/>
+    <w:basedOn w:val="1018"/>
     <w:uiPriority w:val="99"/>
     <w:pPr>
       <w:pBdr/>
@@ -28040,9 +28039,9 @@
       </w:tcPr>
     </w:tblStylePr>
   </w:style>
-  <w:style w:type="table" w:styleId="882">
+  <w:style w:type="table" w:styleId="900">
     <w:name w:val="List Table 1 Light - Accent 5"/>
-    <w:basedOn w:val="1000"/>
+    <w:basedOn w:val="1018"/>
     <w:uiPriority w:val="99"/>
     <w:pPr>
       <w:pBdr/>
@@ -28256,9 +28255,9 @@
       </w:tcPr>
     </w:tblStylePr>
   </w:style>
-  <w:style w:type="table" w:styleId="883">
+  <w:style w:type="table" w:styleId="901">
     <w:name w:val="List Table 1 Light - Accent 6"/>
-    <w:basedOn w:val="1000"/>
+    <w:basedOn w:val="1018"/>
     <w:uiPriority w:val="99"/>
     <w:pPr>
       <w:pBdr/>
@@ -28472,9 +28471,9 @@
       </w:tcPr>
     </w:tblStylePr>
   </w:style>
-  <w:style w:type="table" w:styleId="884">
+  <w:style w:type="table" w:styleId="902">
     <w:name w:val="List Table 2"/>
-    <w:basedOn w:val="1000"/>
+    <w:basedOn w:val="1018"/>
     <w:uiPriority w:val="99"/>
     <w:pPr>
       <w:pBdr/>
@@ -28710,9 +28709,9 @@
       </w:tcPr>
     </w:tblStylePr>
   </w:style>
-  <w:style w:type="table" w:styleId="885">
+  <w:style w:type="table" w:styleId="903">
     <w:name w:val="List Table 2 - Accent 1"/>
-    <w:basedOn w:val="1000"/>
+    <w:basedOn w:val="1018"/>
     <w:uiPriority w:val="99"/>
     <w:pPr>
       <w:pBdr/>
@@ -28948,9 +28947,9 @@
       </w:tcPr>
     </w:tblStylePr>
   </w:style>
-  <w:style w:type="table" w:styleId="886">
+  <w:style w:type="table" w:styleId="904">
     <w:name w:val="List Table 2 - Accent 2"/>
-    <w:basedOn w:val="1000"/>
+    <w:basedOn w:val="1018"/>
     <w:uiPriority w:val="99"/>
     <w:pPr>
       <w:pBdr/>
@@ -29186,9 +29185,9 @@
       </w:tcPr>
     </w:tblStylePr>
   </w:style>
-  <w:style w:type="table" w:styleId="887">
+  <w:style w:type="table" w:styleId="905">
     <w:name w:val="List Table 2 - Accent 3"/>
-    <w:basedOn w:val="1000"/>
+    <w:basedOn w:val="1018"/>
     <w:uiPriority w:val="99"/>
     <w:pPr>
       <w:pBdr/>
@@ -29424,9 +29423,9 @@
       </w:tcPr>
     </w:tblStylePr>
   </w:style>
-  <w:style w:type="table" w:styleId="888">
+  <w:style w:type="table" w:styleId="906">
     <w:name w:val="List Table 2 - Accent 4"/>
-    <w:basedOn w:val="1000"/>
+    <w:basedOn w:val="1018"/>
     <w:uiPriority w:val="99"/>
     <w:pPr>
       <w:pBdr/>
@@ -29662,9 +29661,9 @@
       </w:tcPr>
     </w:tblStylePr>
   </w:style>
-  <w:style w:type="table" w:styleId="889">
+  <w:style w:type="table" w:styleId="907">
     <w:name w:val="List Table 2 - Accent 5"/>
-    <w:basedOn w:val="1000"/>
+    <w:basedOn w:val="1018"/>
     <w:uiPriority w:val="99"/>
     <w:pPr>
       <w:pBdr/>
@@ -29900,9 +29899,9 @@
       </w:tcPr>
     </w:tblStylePr>
   </w:style>
-  <w:style w:type="table" w:styleId="890">
+  <w:style w:type="table" w:styleId="908">
     <w:name w:val="List Table 2 - Accent 6"/>
-    <w:basedOn w:val="1000"/>
+    <w:basedOn w:val="1018"/>
     <w:uiPriority w:val="99"/>
     <w:pPr>
       <w:pBdr/>
@@ -30138,9 +30137,9 @@
       </w:tcPr>
     </w:tblStylePr>
   </w:style>
-  <w:style w:type="table" w:styleId="891">
+  <w:style w:type="table" w:styleId="909">
     <w:name w:val="List Table 3"/>
-    <w:basedOn w:val="1000"/>
+    <w:basedOn w:val="1018"/>
     <w:uiPriority w:val="99"/>
     <w:pPr>
       <w:pBdr/>
@@ -30366,9 +30365,9 @@
       </w:tcPr>
     </w:tblStylePr>
   </w:style>
-  <w:style w:type="table" w:styleId="892">
+  <w:style w:type="table" w:styleId="910">
     <w:name w:val="List Table 3 - Accent 1"/>
-    <w:basedOn w:val="1000"/>
+    <w:basedOn w:val="1018"/>
     <w:uiPriority w:val="99"/>
     <w:pPr>
       <w:pBdr/>
@@ -30594,9 +30593,9 @@
       </w:tcPr>
     </w:tblStylePr>
   </w:style>
-  <w:style w:type="table" w:styleId="893">
+  <w:style w:type="table" w:styleId="911">
     <w:name w:val="List Table 3 - Accent 2"/>
-    <w:basedOn w:val="1000"/>
+    <w:basedOn w:val="1018"/>
     <w:uiPriority w:val="99"/>
     <w:pPr>
       <w:pBdr/>
@@ -30822,9 +30821,9 @@
       </w:tcPr>
     </w:tblStylePr>
   </w:style>
-  <w:style w:type="table" w:styleId="894">
+  <w:style w:type="table" w:styleId="912">
     <w:name w:val="List Table 3 - Accent 3"/>
-    <w:basedOn w:val="1000"/>
+    <w:basedOn w:val="1018"/>
     <w:uiPriority w:val="99"/>
     <w:pPr>
       <w:pBdr/>
@@ -31050,9 +31049,9 @@
       </w:tcPr>
     </w:tblStylePr>
   </w:style>
-  <w:style w:type="table" w:styleId="895">
+  <w:style w:type="table" w:styleId="913">
     <w:name w:val="List Table 3 - Accent 4"/>
-    <w:basedOn w:val="1000"/>
+    <w:basedOn w:val="1018"/>
     <w:uiPriority w:val="99"/>
     <w:pPr>
       <w:pBdr/>
@@ -31278,9 +31277,9 @@
       </w:tcPr>
     </w:tblStylePr>
   </w:style>
-  <w:style w:type="table" w:styleId="896">
+  <w:style w:type="table" w:styleId="914">
     <w:name w:val="List Table 3 - Accent 5"/>
-    <w:basedOn w:val="1000"/>
+    <w:basedOn w:val="1018"/>
     <w:uiPriority w:val="99"/>
     <w:pPr>
       <w:pBdr/>
@@ -31506,9 +31505,9 @@
       </w:tcPr>
     </w:tblStylePr>
   </w:style>
-  <w:style w:type="table" w:styleId="897">
+  <w:style w:type="table" w:styleId="915">
     <w:name w:val="List Table 3 - Accent 6"/>
-    <w:basedOn w:val="1000"/>
+    <w:basedOn w:val="1018"/>
     <w:uiPriority w:val="99"/>
     <w:pPr>
       <w:pBdr/>
@@ -31734,9 +31733,9 @@
       </w:tcPr>
     </w:tblStylePr>
   </w:style>
-  <w:style w:type="table" w:styleId="898">
+  <w:style w:type="table" w:styleId="916">
     <w:name w:val="List Table 4"/>
-    <w:basedOn w:val="1000"/>
+    <w:basedOn w:val="1018"/>
     <w:uiPriority w:val="99"/>
     <w:pPr>
       <w:pBdr/>
@@ -31959,9 +31958,9 @@
       </w:tcPr>
     </w:tblStylePr>
   </w:style>
-  <w:style w:type="table" w:styleId="899">
+  <w:style w:type="table" w:styleId="917">
     <w:name w:val="List Table 4 - Accent 1"/>
-    <w:basedOn w:val="1000"/>
+    <w:basedOn w:val="1018"/>
     <w:uiPriority w:val="99"/>
     <w:pPr>
       <w:pBdr/>
@@ -32184,9 +32183,9 @@
       </w:tcPr>
     </w:tblStylePr>
   </w:style>
-  <w:style w:type="table" w:styleId="900">
+  <w:style w:type="table" w:styleId="918">
     <w:name w:val="List Table 4 - Accent 2"/>
-    <w:basedOn w:val="1000"/>
+    <w:basedOn w:val="1018"/>
     <w:uiPriority w:val="99"/>
     <w:pPr>
       <w:pBdr/>
@@ -32409,9 +32408,9 @@
       </w:tcPr>
     </w:tblStylePr>
   </w:style>
-  <w:style w:type="table" w:styleId="901">
+  <w:style w:type="table" w:styleId="919">
     <w:name w:val="List Table 4 - Accent 3"/>
-    <w:basedOn w:val="1000"/>
+    <w:basedOn w:val="1018"/>
     <w:uiPriority w:val="99"/>
     <w:pPr>
       <w:pBdr/>
@@ -32634,9 +32633,9 @@
       </w:tcPr>
     </w:tblStylePr>
   </w:style>
-  <w:style w:type="table" w:styleId="902">
+  <w:style w:type="table" w:styleId="920">
     <w:name w:val="List Table 4 - Accent 4"/>
-    <w:basedOn w:val="1000"/>
+    <w:basedOn w:val="1018"/>
     <w:uiPriority w:val="99"/>
     <w:pPr>
       <w:pBdr/>
@@ -32859,9 +32858,9 @@
       </w:tcPr>
     </w:tblStylePr>
   </w:style>
-  <w:style w:type="table" w:styleId="903">
+  <w:style w:type="table" w:styleId="921">
     <w:name w:val="List Table 4 - Accent 5"/>
-    <w:basedOn w:val="1000"/>
+    <w:basedOn w:val="1018"/>
     <w:uiPriority w:val="99"/>
     <w:pPr>
       <w:pBdr/>
@@ -33084,9 +33083,9 @@
       </w:tcPr>
     </w:tblStylePr>
   </w:style>
-  <w:style w:type="table" w:styleId="904">
+  <w:style w:type="table" w:styleId="922">
     <w:name w:val="List Table 4 - Accent 6"/>
-    <w:basedOn w:val="1000"/>
+    <w:basedOn w:val="1018"/>
     <w:uiPriority w:val="99"/>
     <w:pPr>
       <w:pBdr/>
@@ -33309,9 +33308,9 @@
       </w:tcPr>
     </w:tblStylePr>
   </w:style>
-  <w:style w:type="table" w:styleId="905">
+  <w:style w:type="table" w:styleId="923">
     <w:name w:val="List Table 5 Dark"/>
-    <w:basedOn w:val="1000"/>
+    <w:basedOn w:val="1018"/>
     <w:uiPriority w:val="99"/>
     <w:pPr>
       <w:pBdr/>
@@ -33551,9 +33550,9 @@
       </w:tcPr>
     </w:tblStylePr>
   </w:style>
-  <w:style w:type="table" w:styleId="906">
+  <w:style w:type="table" w:styleId="924">
     <w:name w:val="List Table 5 Dark - Accent 1"/>
-    <w:basedOn w:val="1000"/>
+    <w:basedOn w:val="1018"/>
     <w:uiPriority w:val="99"/>
     <w:pPr>
       <w:pBdr/>
@@ -33793,9 +33792,9 @@
       </w:tcPr>
     </w:tblStylePr>
   </w:style>
-  <w:style w:type="table" w:styleId="907">
+  <w:style w:type="table" w:styleId="925">
     <w:name w:val="List Table 5 Dark - Accent 2"/>
-    <w:basedOn w:val="1000"/>
+    <w:basedOn w:val="1018"/>
     <w:uiPriority w:val="99"/>
     <w:pPr>
       <w:pBdr/>
@@ -34035,9 +34034,9 @@
       </w:tcPr>
     </w:tblStylePr>
   </w:style>
-  <w:style w:type="table" w:styleId="908">
+  <w:style w:type="table" w:styleId="926">
     <w:name w:val="List Table 5 Dark - Accent 3"/>
-    <w:basedOn w:val="1000"/>
+    <w:basedOn w:val="1018"/>
     <w:uiPriority w:val="99"/>
     <w:pPr>
       <w:pBdr/>
@@ -34277,9 +34276,9 @@
       </w:tcPr>
     </w:tblStylePr>
   </w:style>
-  <w:style w:type="table" w:styleId="909">
+  <w:style w:type="table" w:styleId="927">
     <w:name w:val="List Table 5 Dark - Accent 4"/>
-    <w:basedOn w:val="1000"/>
+    <w:basedOn w:val="1018"/>
     <w:uiPriority w:val="99"/>
     <w:pPr>
       <w:pBdr/>
@@ -34519,9 +34518,9 @@
       </w:tcPr>
     </w:tblStylePr>
   </w:style>
-  <w:style w:type="table" w:styleId="910">
+  <w:style w:type="table" w:styleId="928">
     <w:name w:val="List Table 5 Dark - Accent 5"/>
-    <w:basedOn w:val="1000"/>
+    <w:basedOn w:val="1018"/>
     <w:uiPriority w:val="99"/>
     <w:pPr>
       <w:pBdr/>
@@ -34761,9 +34760,9 @@
       </w:tcPr>
     </w:tblStylePr>
   </w:style>
-  <w:style w:type="table" w:styleId="911">
+  <w:style w:type="table" w:styleId="929">
     <w:name w:val="List Table 5 Dark - Accent 6"/>
-    <w:basedOn w:val="1000"/>
+    <w:basedOn w:val="1018"/>
     <w:uiPriority w:val="99"/>
     <w:pPr>
       <w:pBdr/>
@@ -35003,9 +35002,9 @@
       </w:tcPr>
     </w:tblStylePr>
   </w:style>
-  <w:style w:type="table" w:styleId="912">
+  <w:style w:type="table" w:styleId="930">
     <w:name w:val="List Table 6 Colorful"/>
-    <w:basedOn w:val="1000"/>
+    <w:basedOn w:val="1018"/>
     <w:uiPriority w:val="99"/>
     <w:pPr>
       <w:pBdr/>
@@ -35226,9 +35225,9 @@
       </w:tcPr>
     </w:tblStylePr>
   </w:style>
-  <w:style w:type="table" w:styleId="913">
+  <w:style w:type="table" w:styleId="931">
     <w:name w:val="List Table 6 Colorful - Accent 1"/>
-    <w:basedOn w:val="1000"/>
+    <w:basedOn w:val="1018"/>
     <w:uiPriority w:val="99"/>
     <w:pPr>
       <w:pBdr/>
@@ -35449,9 +35448,9 @@
       </w:tcPr>
     </w:tblStylePr>
   </w:style>
-  <w:style w:type="table" w:styleId="914">
+  <w:style w:type="table" w:styleId="932">
     <w:name w:val="List Table 6 Colorful - Accent 2"/>
-    <w:basedOn w:val="1000"/>
+    <w:basedOn w:val="1018"/>
     <w:uiPriority w:val="99"/>
     <w:pPr>
       <w:pBdr/>
@@ -35672,9 +35671,9 @@
       </w:tcPr>
     </w:tblStylePr>
   </w:style>
-  <w:style w:type="table" w:styleId="915">
+  <w:style w:type="table" w:styleId="933">
     <w:name w:val="List Table 6 Colorful - Accent 3"/>
-    <w:basedOn w:val="1000"/>
+    <w:basedOn w:val="1018"/>
     <w:uiPriority w:val="99"/>
     <w:pPr>
       <w:pBdr/>
@@ -35895,9 +35894,9 @@
       </w:tcPr>
     </w:tblStylePr>
   </w:style>
-  <w:style w:type="table" w:styleId="916">
+  <w:style w:type="table" w:styleId="934">
     <w:name w:val="List Table 6 Colorful - Accent 4"/>
-    <w:basedOn w:val="1000"/>
+    <w:basedOn w:val="1018"/>
     <w:uiPriority w:val="99"/>
     <w:pPr>
       <w:pBdr/>
@@ -36118,9 +36117,9 @@
       </w:tcPr>
     </w:tblStylePr>
   </w:style>
-  <w:style w:type="table" w:styleId="917">
+  <w:style w:type="table" w:styleId="935">
     <w:name w:val="List Table 6 Colorful - Accent 5"/>
-    <w:basedOn w:val="1000"/>
+    <w:basedOn w:val="1018"/>
     <w:uiPriority w:val="99"/>
     <w:pPr>
       <w:pBdr/>
@@ -36341,9 +36340,9 @@
       </w:tcPr>
     </w:tblStylePr>
   </w:style>
-  <w:style w:type="table" w:styleId="918">
+  <w:style w:type="table" w:styleId="936">
     <w:name w:val="List Table 6 Colorful - Accent 6"/>
-    <w:basedOn w:val="1000"/>
+    <w:basedOn w:val="1018"/>
     <w:uiPriority w:val="99"/>
     <w:pPr>
       <w:pBdr/>
@@ -36564,9 +36563,9 @@
       </w:tcPr>
     </w:tblStylePr>
   </w:style>
-  <w:style w:type="table" w:styleId="919">
+  <w:style w:type="table" w:styleId="937">
     <w:name w:val="List Table 7 Colorful"/>
-    <w:basedOn w:val="1000"/>
+    <w:basedOn w:val="1018"/>
     <w:uiPriority w:val="99"/>
     <w:pPr>
       <w:pBdr/>
@@ -36820,9 +36819,9 @@
       </w:tcPr>
     </w:tblStylePr>
   </w:style>
-  <w:style w:type="table" w:styleId="920">
+  <w:style w:type="table" w:styleId="938">
     <w:name w:val="List Table 7 Colorful - Accent 1"/>
-    <w:basedOn w:val="1000"/>
+    <w:basedOn w:val="1018"/>
     <w:uiPriority w:val="99"/>
     <w:pPr>
       <w:pBdr/>
@@ -37076,9 +37075,9 @@
       </w:tcPr>
     </w:tblStylePr>
   </w:style>
-  <w:style w:type="table" w:styleId="921">
+  <w:style w:type="table" w:styleId="939">
     <w:name w:val="List Table 7 Colorful - Accent 2"/>
-    <w:basedOn w:val="1000"/>
+    <w:basedOn w:val="1018"/>
     <w:uiPriority w:val="99"/>
     <w:pPr>
       <w:pBdr/>
@@ -37332,9 +37331,9 @@
       </w:tcPr>
     </w:tblStylePr>
   </w:style>
-  <w:style w:type="table" w:styleId="922">
+  <w:style w:type="table" w:styleId="940">
     <w:name w:val="List Table 7 Colorful - Accent 3"/>
-    <w:basedOn w:val="1000"/>
+    <w:basedOn w:val="1018"/>
     <w:uiPriority w:val="99"/>
     <w:pPr>
       <w:pBdr/>
@@ -37588,9 +37587,9 @@
       </w:tcPr>
     </w:tblStylePr>
   </w:style>
-  <w:style w:type="table" w:styleId="923">
+  <w:style w:type="table" w:styleId="941">
     <w:name w:val="List Table 7 Colorful - Accent 4"/>
-    <w:basedOn w:val="1000"/>
+    <w:basedOn w:val="1018"/>
     <w:uiPriority w:val="99"/>
     <w:pPr>
       <w:pBdr/>
@@ -37844,9 +37843,9 @@
       </w:tcPr>
     </w:tblStylePr>
   </w:style>
-  <w:style w:type="table" w:styleId="924">
+  <w:style w:type="table" w:styleId="942">
     <w:name w:val="List Table 7 Colorful - Accent 5"/>
-    <w:basedOn w:val="1000"/>
+    <w:basedOn w:val="1018"/>
     <w:uiPriority w:val="99"/>
     <w:pPr>
       <w:pBdr/>
@@ -38100,9 +38099,9 @@
       </w:tcPr>
     </w:tblStylePr>
   </w:style>
-  <w:style w:type="table" w:styleId="925">
+  <w:style w:type="table" w:styleId="943">
     <w:name w:val="List Table 7 Colorful - Accent 6"/>
-    <w:basedOn w:val="1000"/>
+    <w:basedOn w:val="1018"/>
     <w:uiPriority w:val="99"/>
     <w:pPr>
       <w:pBdr/>
@@ -38356,9 +38355,9 @@
       </w:tcPr>
     </w:tblStylePr>
   </w:style>
-  <w:style w:type="table" w:styleId="926">
+  <w:style w:type="table" w:styleId="944">
     <w:name w:val="Lined - Accent"/>
-    <w:basedOn w:val="1000"/>
+    <w:basedOn w:val="1018"/>
     <w:uiPriority w:val="99"/>
     <w:pPr>
       <w:pBdr/>
@@ -38593,9 +38592,9 @@
       </w:tcPr>
     </w:tblStylePr>
   </w:style>
-  <w:style w:type="table" w:styleId="927">
+  <w:style w:type="table" w:styleId="945">
     <w:name w:val="Lined - Accent 1"/>
-    <w:basedOn w:val="1000"/>
+    <w:basedOn w:val="1018"/>
     <w:uiPriority w:val="99"/>
     <w:pPr>
       <w:pBdr/>
@@ -38830,9 +38829,9 @@
       </w:tcPr>
     </w:tblStylePr>
   </w:style>
-  <w:style w:type="table" w:styleId="928">
+  <w:style w:type="table" w:styleId="946">
     <w:name w:val="Lined - Accent 2"/>
-    <w:basedOn w:val="1000"/>
+    <w:basedOn w:val="1018"/>
     <w:uiPriority w:val="99"/>
     <w:pPr>
       <w:pBdr/>
@@ -39067,9 +39066,9 @@
       </w:tcPr>
     </w:tblStylePr>
   </w:style>
-  <w:style w:type="table" w:styleId="929">
+  <w:style w:type="table" w:styleId="947">
     <w:name w:val="Lined - Accent 3"/>
-    <w:basedOn w:val="1000"/>
+    <w:basedOn w:val="1018"/>
     <w:uiPriority w:val="99"/>
     <w:pPr>
       <w:pBdr/>
@@ -39304,9 +39303,9 @@
       </w:tcPr>
     </w:tblStylePr>
   </w:style>
-  <w:style w:type="table" w:styleId="930">
+  <w:style w:type="table" w:styleId="948">
     <w:name w:val="Lined - Accent 4"/>
-    <w:basedOn w:val="1000"/>
+    <w:basedOn w:val="1018"/>
     <w:uiPriority w:val="99"/>
     <w:pPr>
       <w:pBdr/>
@@ -39541,9 +39540,9 @@
       </w:tcPr>
     </w:tblStylePr>
   </w:style>
-  <w:style w:type="table" w:styleId="931">
+  <w:style w:type="table" w:styleId="949">
     <w:name w:val="Lined - Accent 5"/>
-    <w:basedOn w:val="1000"/>
+    <w:basedOn w:val="1018"/>
     <w:uiPriority w:val="99"/>
     <w:pPr>
       <w:pBdr/>
@@ -39778,9 +39777,9 @@
       </w:tcPr>
     </w:tblStylePr>
   </w:style>
-  <w:style w:type="table" w:styleId="932">
+  <w:style w:type="table" w:styleId="950">
     <w:name w:val="Lined - Accent 6"/>
-    <w:basedOn w:val="1000"/>
+    <w:basedOn w:val="1018"/>
     <w:uiPriority w:val="99"/>
     <w:pPr>
       <w:pBdr/>
@@ -40015,9 +40014,9 @@
       </w:tcPr>
     </w:tblStylePr>
   </w:style>
-  <w:style w:type="table" w:styleId="933">
+  <w:style w:type="table" w:styleId="951">
     <w:name w:val="Bordered &amp; Lined - Accent"/>
-    <w:basedOn w:val="1000"/>
+    <w:basedOn w:val="1018"/>
     <w:uiPriority w:val="99"/>
     <w:pPr>
       <w:pBdr/>
@@ -40259,9 +40258,9 @@
       </w:tcPr>
     </w:tblStylePr>
   </w:style>
-  <w:style w:type="table" w:styleId="934">
+  <w:style w:type="table" w:styleId="952">
     <w:name w:val="Bordered &amp; Lined - Accent 1"/>
-    <w:basedOn w:val="1000"/>
+    <w:basedOn w:val="1018"/>
     <w:uiPriority w:val="99"/>
     <w:pPr>
       <w:pBdr/>
@@ -40503,9 +40502,9 @@
       </w:tcPr>
     </w:tblStylePr>
   </w:style>
-  <w:style w:type="table" w:styleId="935">
+  <w:style w:type="table" w:styleId="953">
     <w:name w:val="Bordered &amp; Lined - Accent 2"/>
-    <w:basedOn w:val="1000"/>
+    <w:basedOn w:val="1018"/>
     <w:uiPriority w:val="99"/>
     <w:pPr>
       <w:pBdr/>
@@ -40747,9 +40746,9 @@
       </w:tcPr>
     </w:tblStylePr>
   </w:style>
-  <w:style w:type="table" w:styleId="936">
+  <w:style w:type="table" w:styleId="954">
     <w:name w:val="Bordered &amp; Lined - Accent 3"/>
-    <w:basedOn w:val="1000"/>
+    <w:basedOn w:val="1018"/>
     <w:uiPriority w:val="99"/>
     <w:pPr>
       <w:pBdr/>
@@ -40991,9 +40990,9 @@
       </w:tcPr>
     </w:tblStylePr>
   </w:style>
-  <w:style w:type="table" w:styleId="937">
+  <w:style w:type="table" w:styleId="955">
     <w:name w:val="Bordered &amp; Lined - Accent 4"/>
-    <w:basedOn w:val="1000"/>
+    <w:basedOn w:val="1018"/>
     <w:uiPriority w:val="99"/>
     <w:pPr>
       <w:pBdr/>
@@ -41235,9 +41234,9 @@
       </w:tcPr>
     </w:tblStylePr>
   </w:style>
-  <w:style w:type="table" w:styleId="938">
+  <w:style w:type="table" w:styleId="956">
     <w:name w:val="Bordered &amp; Lined - Accent 5"/>
-    <w:basedOn w:val="1000"/>
+    <w:basedOn w:val="1018"/>
     <w:uiPriority w:val="99"/>
     <w:pPr>
       <w:pBdr/>
@@ -41479,9 +41478,9 @@
       </w:tcPr>
     </w:tblStylePr>
   </w:style>
-  <w:style w:type="table" w:styleId="939">
+  <w:style w:type="table" w:styleId="957">
     <w:name w:val="Bordered &amp; Lined - Accent 6"/>
-    <w:basedOn w:val="1000"/>
+    <w:basedOn w:val="1018"/>
     <w:uiPriority w:val="99"/>
     <w:pPr>
       <w:pBdr/>
@@ -41723,9 +41722,9 @@
       </w:tcPr>
     </w:tblStylePr>
   </w:style>
-  <w:style w:type="table" w:styleId="940">
+  <w:style w:type="table" w:styleId="958">
     <w:name w:val="Bordered"/>
-    <w:basedOn w:val="1000"/>
+    <w:basedOn w:val="1018"/>
     <w:uiPriority w:val="99"/>
     <w:pPr>
       <w:pBdr/>
@@ -41954,9 +41953,9 @@
       </w:tcPr>
     </w:tblStylePr>
   </w:style>
-  <w:style w:type="table" w:styleId="941">
+  <w:style w:type="table" w:styleId="959">
     <w:name w:val="Bordered - Accent 1"/>
-    <w:basedOn w:val="1000"/>
+    <w:basedOn w:val="1018"/>
     <w:uiPriority w:val="99"/>
     <w:pPr>
       <w:pBdr/>
@@ -42185,9 +42184,9 @@
       </w:tcPr>
     </w:tblStylePr>
   </w:style>
-  <w:style w:type="table" w:styleId="942">
+  <w:style w:type="table" w:styleId="960">
     <w:name w:val="Bordered - Accent 2"/>
-    <w:basedOn w:val="1000"/>
+    <w:basedOn w:val="1018"/>
     <w:uiPriority w:val="99"/>
     <w:pPr>
       <w:pBdr/>
@@ -42416,9 +42415,9 @@
       </w:tcPr>
     </w:tblStylePr>
   </w:style>
-  <w:style w:type="table" w:styleId="943">
+  <w:style w:type="table" w:styleId="961">
     <w:name w:val="Bordered - Accent 3"/>
-    <w:basedOn w:val="1000"/>
+    <w:basedOn w:val="1018"/>
     <w:uiPriority w:val="99"/>
     <w:pPr>
       <w:pBdr/>
@@ -42647,9 +42646,9 @@
       </w:tcPr>
     </w:tblStylePr>
   </w:style>
-  <w:style w:type="table" w:styleId="944">
+  <w:style w:type="table" w:styleId="962">
     <w:name w:val="Bordered - Accent 4"/>
-    <w:basedOn w:val="1000"/>
+    <w:basedOn w:val="1018"/>
     <w:uiPriority w:val="99"/>
     <w:pPr>
       <w:pBdr/>
@@ -42878,9 +42877,9 @@
       </w:tcPr>
     </w:tblStylePr>
   </w:style>
-  <w:style w:type="table" w:styleId="945">
+  <w:style w:type="table" w:styleId="963">
     <w:name w:val="Bordered - Accent 5"/>
-    <w:basedOn w:val="1000"/>
+    <w:basedOn w:val="1018"/>
     <w:uiPriority w:val="99"/>
     <w:pPr>
       <w:pBdr/>
@@ -43109,9 +43108,9 @@
       </w:tcPr>
     </w:tblStylePr>
   </w:style>
-  <w:style w:type="table" w:styleId="946">
+  <w:style w:type="table" w:styleId="964">
     <w:name w:val="Bordered - Accent 6"/>
-    <w:basedOn w:val="1000"/>
+    <w:basedOn w:val="1018"/>
     <w:uiPriority w:val="99"/>
     <w:pPr>
       <w:pBdr/>
@@ -43340,10 +43339,10 @@
       </w:tcPr>
     </w:tblStylePr>
   </w:style>
-  <w:style w:type="character" w:styleId="947">
+  <w:style w:type="character" w:styleId="965">
     <w:name w:val="Heading 1 Char"/>
-    <w:basedOn w:val="999"/>
-    <w:link w:val="990"/>
+    <w:basedOn w:val="1017"/>
+    <w:link w:val="1008"/>
     <w:uiPriority w:val="9"/>
     <w:pPr>
       <w:pBdr/>
@@ -43357,10 +43356,10 @@
       <w:szCs w:val="40"/>
     </w:rPr>
   </w:style>
-  <w:style w:type="character" w:styleId="948">
+  <w:style w:type="character" w:styleId="966">
     <w:name w:val="Heading 2 Char"/>
-    <w:basedOn w:val="999"/>
-    <w:link w:val="991"/>
+    <w:basedOn w:val="1017"/>
+    <w:link w:val="1009"/>
     <w:uiPriority w:val="9"/>
     <w:pPr>
       <w:pBdr/>
@@ -43374,10 +43373,10 @@
       <w:szCs w:val="32"/>
     </w:rPr>
   </w:style>
-  <w:style w:type="character" w:styleId="949">
+  <w:style w:type="character" w:styleId="967">
     <w:name w:val="Heading 3 Char"/>
-    <w:basedOn w:val="999"/>
-    <w:link w:val="992"/>
+    <w:basedOn w:val="1017"/>
+    <w:link w:val="1010"/>
     <w:uiPriority w:val="9"/>
     <w:pPr>
       <w:pBdr/>
@@ -43391,10 +43390,10 @@
       <w:szCs w:val="28"/>
     </w:rPr>
   </w:style>
-  <w:style w:type="character" w:styleId="950">
+  <w:style w:type="character" w:styleId="968">
     <w:name w:val="Heading 4 Char"/>
-    <w:basedOn w:val="999"/>
-    <w:link w:val="993"/>
+    <w:basedOn w:val="1017"/>
+    <w:link w:val="1011"/>
     <w:uiPriority w:val="9"/>
     <w:pPr>
       <w:pBdr/>
@@ -43408,10 +43407,10 @@
       <w:color w:val="0f4761" w:themeColor="accent1" w:themeShade="BF"/>
     </w:rPr>
   </w:style>
-  <w:style w:type="character" w:styleId="951">
+  <w:style w:type="character" w:styleId="969">
     <w:name w:val="Heading 5 Char"/>
-    <w:basedOn w:val="999"/>
-    <w:link w:val="994"/>
+    <w:basedOn w:val="1017"/>
+    <w:link w:val="1012"/>
     <w:uiPriority w:val="9"/>
     <w:pPr>
       <w:pBdr/>
@@ -43423,10 +43422,10 @@
       <w:color w:val="0f4761" w:themeColor="accent1" w:themeShade="BF"/>
     </w:rPr>
   </w:style>
-  <w:style w:type="character" w:styleId="952">
+  <w:style w:type="character" w:styleId="970">
     <w:name w:val="Heading 6 Char"/>
-    <w:basedOn w:val="999"/>
-    <w:link w:val="995"/>
+    <w:basedOn w:val="1017"/>
+    <w:link w:val="1013"/>
     <w:uiPriority w:val="9"/>
     <w:pPr>
       <w:pBdr/>
@@ -43440,10 +43439,10 @@
       <w:color w:val="595959" w:themeColor="text1" w:themeTint="A6"/>
     </w:rPr>
   </w:style>
-  <w:style w:type="character" w:styleId="953">
+  <w:style w:type="character" w:styleId="971">
     <w:name w:val="Heading 7 Char"/>
-    <w:basedOn w:val="999"/>
-    <w:link w:val="996"/>
+    <w:basedOn w:val="1017"/>
+    <w:link w:val="1014"/>
     <w:uiPriority w:val="9"/>
     <w:pPr>
       <w:pBdr/>
@@ -43455,10 +43454,10 @@
       <w:color w:val="595959" w:themeColor="text1" w:themeTint="A6"/>
     </w:rPr>
   </w:style>
-  <w:style w:type="character" w:styleId="954">
+  <w:style w:type="character" w:styleId="972">
     <w:name w:val="Heading 8 Char"/>
-    <w:basedOn w:val="999"/>
-    <w:link w:val="997"/>
+    <w:basedOn w:val="1017"/>
+    <w:link w:val="1015"/>
     <w:uiPriority w:val="9"/>
     <w:pPr>
       <w:pBdr/>
@@ -43472,10 +43471,10 @@
       <w:color w:val="272727" w:themeColor="text1" w:themeTint="D8"/>
     </w:rPr>
   </w:style>
-  <w:style w:type="character" w:styleId="955">
+  <w:style w:type="character" w:styleId="973">
     <w:name w:val="Heading 9 Char"/>
-    <w:basedOn w:val="999"/>
-    <w:link w:val="998"/>
+    <w:basedOn w:val="1017"/>
+    <w:link w:val="1016"/>
     <w:uiPriority w:val="9"/>
     <w:pPr>
       <w:pBdr/>
@@ -43489,11 +43488,11 @@
       <w:color w:val="272727" w:themeColor="text1" w:themeTint="D8"/>
     </w:rPr>
   </w:style>
-  <w:style w:type="paragraph" w:styleId="956">
+  <w:style w:type="paragraph" w:styleId="974">
     <w:name w:val="Title"/>
-    <w:basedOn w:val="989"/>
-    <w:next w:val="989"/>
-    <w:link w:val="957"/>
+    <w:basedOn w:val="1007"/>
+    <w:next w:val="1007"/>
+    <w:link w:val="975"/>
     <w:uiPriority w:val="10"/>
     <w:qFormat/>
     <w:pPr>
@@ -43509,10 +43508,10 @@
       <w:szCs w:val="56"/>
     </w:rPr>
   </w:style>
-  <w:style w:type="character" w:styleId="957">
+  <w:style w:type="character" w:styleId="975">
     <w:name w:val="Title Char"/>
-    <w:basedOn w:val="999"/>
-    <w:link w:val="956"/>
+    <w:basedOn w:val="1017"/>
+    <w:link w:val="974"/>
     <w:uiPriority w:val="10"/>
     <w:pPr>
       <w:pBdr/>
@@ -43526,11 +43525,11 @@
       <w:szCs w:val="56"/>
     </w:rPr>
   </w:style>
-  <w:style w:type="paragraph" w:styleId="958">
+  <w:style w:type="paragraph" w:styleId="976">
     <w:name w:val="Subtitle"/>
-    <w:basedOn w:val="989"/>
-    <w:next w:val="989"/>
-    <w:link w:val="959"/>
+    <w:basedOn w:val="1007"/>
+    <w:next w:val="1007"/>
+    <w:link w:val="977"/>
     <w:uiPriority w:val="11"/>
     <w:qFormat/>
     <w:pPr>
@@ -43548,10 +43547,10 @@
       <w:szCs w:val="28"/>
     </w:rPr>
   </w:style>
-  <w:style w:type="character" w:styleId="959">
+  <w:style w:type="character" w:styleId="977">
     <w:name w:val="Subtitle Char"/>
-    <w:basedOn w:val="999"/>
-    <w:link w:val="958"/>
+    <w:basedOn w:val="1017"/>
+    <w:link w:val="976"/>
     <w:uiPriority w:val="11"/>
     <w:pPr>
       <w:pBdr/>
@@ -43565,11 +43564,11 @@
       <w:szCs w:val="28"/>
     </w:rPr>
   </w:style>
-  <w:style w:type="paragraph" w:styleId="960">
+  <w:style w:type="paragraph" w:styleId="978">
     <w:name w:val="Quote"/>
-    <w:basedOn w:val="989"/>
-    <w:next w:val="989"/>
-    <w:link w:val="961"/>
+    <w:basedOn w:val="1007"/>
+    <w:next w:val="1007"/>
+    <w:link w:val="979"/>
     <w:uiPriority w:val="29"/>
     <w:qFormat/>
     <w:pPr>
@@ -43584,10 +43583,10 @@
       <w:color w:val="404040" w:themeColor="text1" w:themeTint="BF"/>
     </w:rPr>
   </w:style>
-  <w:style w:type="character" w:styleId="961">
+  <w:style w:type="character" w:styleId="979">
     <w:name w:val="Quote Char"/>
-    <w:basedOn w:val="999"/>
-    <w:link w:val="960"/>
+    <w:basedOn w:val="1017"/>
+    <w:link w:val="978"/>
     <w:uiPriority w:val="29"/>
     <w:pPr>
       <w:pBdr/>
@@ -43600,9 +43599,9 @@
       <w:color w:val="404040" w:themeColor="text1" w:themeTint="BF"/>
     </w:rPr>
   </w:style>
-  <w:style w:type="character" w:styleId="962">
+  <w:style w:type="character" w:styleId="980">
     <w:name w:val="Intense Emphasis"/>
-    <w:basedOn w:val="999"/>
+    <w:basedOn w:val="1017"/>
     <w:uiPriority w:val="21"/>
     <w:qFormat/>
     <w:pPr>
@@ -43616,11 +43615,11 @@
       <w:color w:val="0f4761" w:themeColor="accent1" w:themeShade="BF"/>
     </w:rPr>
   </w:style>
-  <w:style w:type="paragraph" w:styleId="963">
+  <w:style w:type="paragraph" w:styleId="981">
     <w:name w:val="Intense Quote"/>
-    <w:basedOn w:val="989"/>
-    <w:next w:val="989"/>
-    <w:link w:val="964"/>
+    <w:basedOn w:val="1007"/>
+    <w:next w:val="1007"/>
+    <w:link w:val="982"/>
     <w:uiPriority w:val="30"/>
     <w:qFormat/>
     <w:pPr>
@@ -43638,10 +43637,10 @@
       <w:color w:val="0f4761" w:themeColor="accent1" w:themeShade="BF"/>
     </w:rPr>
   </w:style>
-  <w:style w:type="character" w:styleId="964">
+  <w:style w:type="character" w:styleId="982">
     <w:name w:val="Intense Quote Char"/>
-    <w:basedOn w:val="999"/>
-    <w:link w:val="963"/>
+    <w:basedOn w:val="1017"/>
+    <w:link w:val="981"/>
     <w:uiPriority w:val="30"/>
     <w:pPr>
       <w:pBdr/>
@@ -43654,9 +43653,9 @@
       <w:color w:val="0f4761" w:themeColor="accent1" w:themeShade="BF"/>
     </w:rPr>
   </w:style>
-  <w:style w:type="character" w:styleId="965">
+  <w:style w:type="character" w:styleId="983">
     <w:name w:val="Intense Reference"/>
-    <w:basedOn w:val="999"/>
+    <w:basedOn w:val="1017"/>
     <w:uiPriority w:val="32"/>
     <w:qFormat/>
     <w:pPr>
@@ -43672,9 +43671,9 @@
       <w:spacing w:val="5"/>
     </w:rPr>
   </w:style>
-  <w:style w:type="paragraph" w:styleId="966">
+  <w:style w:type="paragraph" w:styleId="984">
     <w:name w:val="No Spacing"/>
-    <w:basedOn w:val="989"/>
+    <w:basedOn w:val="1007"/>
     <w:uiPriority w:val="1"/>
     <w:qFormat/>
     <w:pPr>
@@ -43683,9 +43682,9 @@
       <w:ind/>
     </w:pPr>
   </w:style>
-  <w:style w:type="character" w:styleId="967">
+  <w:style w:type="character" w:styleId="985">
     <w:name w:val="Subtle Emphasis"/>
-    <w:basedOn w:val="999"/>
+    <w:basedOn w:val="1017"/>
     <w:uiPriority w:val="19"/>
     <w:qFormat/>
     <w:pPr>
@@ -43699,9 +43698,9 @@
       <w:color w:val="404040" w:themeColor="text1" w:themeTint="BF"/>
     </w:rPr>
   </w:style>
-  <w:style w:type="character" w:styleId="968">
+  <w:style w:type="character" w:styleId="986">
     <w:name w:val="Emphasis"/>
-    <w:basedOn w:val="999"/>
+    <w:basedOn w:val="1017"/>
     <w:uiPriority w:val="20"/>
     <w:qFormat/>
     <w:pPr>
@@ -43714,9 +43713,9 @@
       <w:iCs/>
     </w:rPr>
   </w:style>
-  <w:style w:type="character" w:styleId="969">
+  <w:style w:type="character" w:styleId="987">
     <w:name w:val="Strong"/>
-    <w:basedOn w:val="999"/>
+    <w:basedOn w:val="1017"/>
     <w:uiPriority w:val="22"/>
     <w:qFormat/>
     <w:pPr>
@@ -43729,9 +43728,9 @@
       <w:bCs/>
     </w:rPr>
   </w:style>
-  <w:style w:type="character" w:styleId="970">
+  <w:style w:type="character" w:styleId="988">
     <w:name w:val="Subtle Reference"/>
-    <w:basedOn w:val="999"/>
+    <w:basedOn w:val="1017"/>
     <w:uiPriority w:val="31"/>
     <w:qFormat/>
     <w:pPr>
@@ -43744,9 +43743,9 @@
       <w:color w:val="5a5a5a" w:themeColor="text1" w:themeTint="A5"/>
     </w:rPr>
   </w:style>
-  <w:style w:type="character" w:styleId="971">
+  <w:style w:type="character" w:styleId="989">
     <w:name w:val="Book Title"/>
-    <w:basedOn w:val="999"/>
+    <w:basedOn w:val="1017"/>
     <w:uiPriority w:val="33"/>
     <w:qFormat/>
     <w:pPr>
@@ -43762,10 +43761,10 @@
       <w:spacing w:val="5"/>
     </w:rPr>
   </w:style>
-  <w:style w:type="character" w:styleId="972">
+  <w:style w:type="character" w:styleId="990">
     <w:name w:val="Header Char"/>
-    <w:basedOn w:val="999"/>
-    <w:link w:val="1018"/>
+    <w:basedOn w:val="1017"/>
+    <w:link w:val="1036"/>
     <w:uiPriority w:val="99"/>
     <w:pPr>
       <w:pBdr/>
@@ -43773,10 +43772,10 @@
       <w:ind/>
     </w:pPr>
   </w:style>
-  <w:style w:type="character" w:styleId="973">
+  <w:style w:type="character" w:styleId="991">
     <w:name w:val="Footer Char"/>
-    <w:basedOn w:val="999"/>
-    <w:link w:val="1020"/>
+    <w:basedOn w:val="1017"/>
+    <w:link w:val="1038"/>
     <w:uiPriority w:val="99"/>
     <w:pPr>
       <w:pBdr/>
@@ -43784,10 +43783,10 @@
       <w:ind/>
     </w:pPr>
   </w:style>
-  <w:style w:type="paragraph" w:styleId="974">
+  <w:style w:type="paragraph" w:styleId="992">
     <w:name w:val="Caption"/>
-    <w:basedOn w:val="989"/>
-    <w:next w:val="989"/>
+    <w:basedOn w:val="1007"/>
+    <w:next w:val="1007"/>
     <w:uiPriority w:val="35"/>
     <w:unhideWhenUsed/>
     <w:qFormat/>
@@ -43804,10 +43803,10 @@
       <w:szCs w:val="18"/>
     </w:rPr>
   </w:style>
-  <w:style w:type="paragraph" w:styleId="975">
+  <w:style w:type="paragraph" w:styleId="993">
     <w:name w:val="footnote text"/>
-    <w:basedOn w:val="989"/>
-    <w:link w:val="976"/>
+    <w:basedOn w:val="1007"/>
+    <w:link w:val="994"/>
     <w:uiPriority w:val="99"/>
     <w:semiHidden/>
     <w:unhideWhenUsed/>
@@ -43821,10 +43820,10 @@
       <w:szCs w:val="20"/>
     </w:rPr>
   </w:style>
-  <w:style w:type="character" w:styleId="976">
+  <w:style w:type="character" w:styleId="994">
     <w:name w:val="Footnote Text Char"/>
-    <w:basedOn w:val="999"/>
-    <w:link w:val="975"/>
+    <w:basedOn w:val="1017"/>
+    <w:link w:val="993"/>
     <w:uiPriority w:val="99"/>
     <w:semiHidden/>
     <w:pPr>
@@ -43837,9 +43836,9 @@
       <w:szCs w:val="20"/>
     </w:rPr>
   </w:style>
-  <w:style w:type="character" w:styleId="977">
+  <w:style w:type="character" w:styleId="995">
     <w:name w:val="footnote reference"/>
-    <w:basedOn w:val="999"/>
+    <w:basedOn w:val="1017"/>
     <w:uiPriority w:val="99"/>
     <w:semiHidden/>
     <w:unhideWhenUsed/>
@@ -43852,10 +43851,10 @@
       <w:vertAlign w:val="superscript"/>
     </w:rPr>
   </w:style>
-  <w:style w:type="paragraph" w:styleId="978">
+  <w:style w:type="paragraph" w:styleId="996">
     <w:name w:val="endnote text"/>
-    <w:basedOn w:val="989"/>
-    <w:link w:val="979"/>
+    <w:basedOn w:val="1007"/>
+    <w:link w:val="997"/>
     <w:uiPriority w:val="99"/>
     <w:semiHidden/>
     <w:unhideWhenUsed/>
@@ -43869,10 +43868,10 @@
       <w:szCs w:val="20"/>
     </w:rPr>
   </w:style>
-  <w:style w:type="character" w:styleId="979">
+  <w:style w:type="character" w:styleId="997">
     <w:name w:val="Endnote Text Char"/>
-    <w:basedOn w:val="999"/>
-    <w:link w:val="978"/>
+    <w:basedOn w:val="1017"/>
+    <w:link w:val="996"/>
     <w:uiPriority w:val="99"/>
     <w:semiHidden/>
     <w:pPr>
@@ -43885,9 +43884,9 @@
       <w:szCs w:val="20"/>
     </w:rPr>
   </w:style>
-  <w:style w:type="character" w:styleId="980">
+  <w:style w:type="character" w:styleId="998">
     <w:name w:val="endnote reference"/>
-    <w:basedOn w:val="999"/>
+    <w:basedOn w:val="1017"/>
     <w:uiPriority w:val="99"/>
     <w:semiHidden/>
     <w:unhideWhenUsed/>
@@ -43900,9 +43899,9 @@
       <w:vertAlign w:val="superscript"/>
     </w:rPr>
   </w:style>
-  <w:style w:type="character" w:styleId="981">
+  <w:style w:type="character" w:styleId="999">
     <w:name w:val="FollowedHyperlink"/>
-    <w:basedOn w:val="999"/>
+    <w:basedOn w:val="1017"/>
     <w:uiPriority w:val="99"/>
     <w:semiHidden/>
     <w:unhideWhenUsed/>
@@ -43916,10 +43915,10 @@
       <w:u w:val="single"/>
     </w:rPr>
   </w:style>
-  <w:style w:type="paragraph" w:styleId="982">
+  <w:style w:type="paragraph" w:styleId="1000">
     <w:name w:val="toc 4"/>
-    <w:basedOn w:val="989"/>
-    <w:next w:val="989"/>
+    <w:basedOn w:val="1007"/>
+    <w:next w:val="1007"/>
     <w:uiPriority w:val="39"/>
     <w:unhideWhenUsed/>
     <w:pPr>
@@ -43928,10 +43927,10 @@
       <w:ind w:left="660"/>
     </w:pPr>
   </w:style>
-  <w:style w:type="paragraph" w:styleId="983">
+  <w:style w:type="paragraph" w:styleId="1001">
     <w:name w:val="toc 5"/>
-    <w:basedOn w:val="989"/>
-    <w:next w:val="989"/>
+    <w:basedOn w:val="1007"/>
+    <w:next w:val="1007"/>
     <w:uiPriority w:val="39"/>
     <w:unhideWhenUsed/>
     <w:pPr>
@@ -43940,10 +43939,10 @@
       <w:ind w:left="880"/>
     </w:pPr>
   </w:style>
-  <w:style w:type="paragraph" w:styleId="984">
+  <w:style w:type="paragraph" w:styleId="1002">
     <w:name w:val="toc 6"/>
-    <w:basedOn w:val="989"/>
-    <w:next w:val="989"/>
+    <w:basedOn w:val="1007"/>
+    <w:next w:val="1007"/>
     <w:uiPriority w:val="39"/>
     <w:unhideWhenUsed/>
     <w:pPr>
@@ -43952,10 +43951,10 @@
       <w:ind w:left="1100"/>
     </w:pPr>
   </w:style>
-  <w:style w:type="paragraph" w:styleId="985">
+  <w:style w:type="paragraph" w:styleId="1003">
     <w:name w:val="toc 7"/>
-    <w:basedOn w:val="989"/>
-    <w:next w:val="989"/>
+    <w:basedOn w:val="1007"/>
+    <w:next w:val="1007"/>
     <w:uiPriority w:val="39"/>
     <w:unhideWhenUsed/>
     <w:pPr>
@@ -43964,10 +43963,10 @@
       <w:ind w:left="1320"/>
     </w:pPr>
   </w:style>
-  <w:style w:type="paragraph" w:styleId="986">
+  <w:style w:type="paragraph" w:styleId="1004">
     <w:name w:val="toc 8"/>
-    <w:basedOn w:val="989"/>
-    <w:next w:val="989"/>
+    <w:basedOn w:val="1007"/>
+    <w:next w:val="1007"/>
     <w:uiPriority w:val="39"/>
     <w:unhideWhenUsed/>
     <w:pPr>
@@ -43976,10 +43975,10 @@
       <w:ind w:left="1540"/>
     </w:pPr>
   </w:style>
-  <w:style w:type="paragraph" w:styleId="987">
+  <w:style w:type="paragraph" w:styleId="1005">
     <w:name w:val="toc 9"/>
-    <w:basedOn w:val="989"/>
-    <w:next w:val="989"/>
+    <w:basedOn w:val="1007"/>
+    <w:next w:val="1007"/>
     <w:uiPriority w:val="39"/>
     <w:unhideWhenUsed/>
     <w:pPr>
@@ -43988,10 +43987,10 @@
       <w:ind w:left="1760"/>
     </w:pPr>
   </w:style>
-  <w:style w:type="paragraph" w:styleId="988">
+  <w:style w:type="paragraph" w:styleId="1006">
     <w:name w:val="table of figures"/>
-    <w:basedOn w:val="989"/>
-    <w:next w:val="989"/>
+    <w:basedOn w:val="1007"/>
+    <w:next w:val="1007"/>
     <w:uiPriority w:val="99"/>
     <w:unhideWhenUsed/>
     <w:pPr>
@@ -44000,7 +43999,7 @@
       <w:ind/>
     </w:pPr>
   </w:style>
-  <w:style w:type="paragraph" w:styleId="989" w:default="1">
+  <w:style w:type="paragraph" w:styleId="1007" w:default="1">
     <w:name w:val="Normal"/>
     <w:qFormat/>
     <w:pPr>
@@ -44015,11 +44014,11 @@
       <w:lang w:eastAsia="ru-RU"/>
     </w:rPr>
   </w:style>
-  <w:style w:type="paragraph" w:styleId="990">
+  <w:style w:type="paragraph" w:styleId="1008">
     <w:name w:val="Heading 1"/>
-    <w:basedOn w:val="989"/>
-    <w:next w:val="989"/>
-    <w:link w:val="1002"/>
+    <w:basedOn w:val="1007"/>
+    <w:next w:val="1007"/>
+    <w:link w:val="1020"/>
     <w:uiPriority w:val="9"/>
     <w:qFormat/>
     <w:pPr>
@@ -44042,10 +44041,10 @@
       <w:szCs w:val="28"/>
     </w:rPr>
   </w:style>
-  <w:style w:type="paragraph" w:styleId="991">
+  <w:style w:type="paragraph" w:styleId="1009">
     <w:name w:val="Heading 2"/>
-    <w:basedOn w:val="989"/>
-    <w:link w:val="1003"/>
+    <w:basedOn w:val="1007"/>
+    <w:link w:val="1021"/>
     <w:uiPriority w:val="9"/>
     <w:qFormat/>
     <w:pPr>
@@ -44065,11 +44064,11 @@
       <w:szCs w:val="36"/>
     </w:rPr>
   </w:style>
-  <w:style w:type="paragraph" w:styleId="992">
+  <w:style w:type="paragraph" w:styleId="1010">
     <w:name w:val="Heading 3"/>
-    <w:basedOn w:val="989"/>
-    <w:next w:val="989"/>
-    <w:link w:val="1004"/>
+    <w:basedOn w:val="1007"/>
+    <w:next w:val="1007"/>
+    <w:link w:val="1022"/>
     <w:uiPriority w:val="9"/>
     <w:unhideWhenUsed/>
     <w:qFormat/>
@@ -44092,11 +44091,11 @@
       <w:color w:val="4f81bd" w:themeColor="accent1"/>
     </w:rPr>
   </w:style>
-  <w:style w:type="paragraph" w:styleId="993">
+  <w:style w:type="paragraph" w:styleId="1011">
     <w:name w:val="Heading 4"/>
-    <w:basedOn w:val="989"/>
-    <w:next w:val="989"/>
-    <w:link w:val="1005"/>
+    <w:basedOn w:val="1007"/>
+    <w:next w:val="1007"/>
+    <w:link w:val="1023"/>
     <w:uiPriority w:val="9"/>
     <w:semiHidden/>
     <w:unhideWhenUsed/>
@@ -44122,11 +44121,11 @@
       <w:color w:val="4f81bd" w:themeColor="accent1"/>
     </w:rPr>
   </w:style>
-  <w:style w:type="paragraph" w:styleId="994">
+  <w:style w:type="paragraph" w:styleId="1012">
     <w:name w:val="Heading 5"/>
-    <w:basedOn w:val="989"/>
-    <w:next w:val="989"/>
-    <w:link w:val="1006"/>
+    <w:basedOn w:val="1007"/>
+    <w:next w:val="1007"/>
+    <w:link w:val="1024"/>
     <w:uiPriority w:val="9"/>
     <w:semiHidden/>
     <w:unhideWhenUsed/>
@@ -44148,11 +44147,11 @@
       <w:color w:val="243f60" w:themeColor="accent1" w:themeShade="7F"/>
     </w:rPr>
   </w:style>
-  <w:style w:type="paragraph" w:styleId="995">
+  <w:style w:type="paragraph" w:styleId="1013">
     <w:name w:val="Heading 6"/>
-    <w:basedOn w:val="989"/>
-    <w:next w:val="989"/>
-    <w:link w:val="1007"/>
+    <w:basedOn w:val="1007"/>
+    <w:next w:val="1007"/>
+    <w:link w:val="1025"/>
     <w:uiPriority w:val="9"/>
     <w:semiHidden/>
     <w:unhideWhenUsed/>
@@ -44176,11 +44175,11 @@
       <w:color w:val="243f60" w:themeColor="accent1" w:themeShade="7F"/>
     </w:rPr>
   </w:style>
-  <w:style w:type="paragraph" w:styleId="996">
+  <w:style w:type="paragraph" w:styleId="1014">
     <w:name w:val="Heading 7"/>
-    <w:basedOn w:val="989"/>
-    <w:next w:val="989"/>
-    <w:link w:val="1008"/>
+    <w:basedOn w:val="1007"/>
+    <w:next w:val="1007"/>
+    <w:link w:val="1026"/>
     <w:uiPriority w:val="9"/>
     <w:semiHidden/>
     <w:unhideWhenUsed/>
@@ -44204,11 +44203,11 @@
       <w:color w:val="404040" w:themeColor="text1" w:themeTint="BF"/>
     </w:rPr>
   </w:style>
-  <w:style w:type="paragraph" w:styleId="997">
+  <w:style w:type="paragraph" w:styleId="1015">
     <w:name w:val="Heading 8"/>
-    <w:basedOn w:val="989"/>
-    <w:next w:val="989"/>
-    <w:link w:val="1009"/>
+    <w:basedOn w:val="1007"/>
+    <w:next w:val="1007"/>
+    <w:link w:val="1027"/>
     <w:uiPriority w:val="9"/>
     <w:semiHidden/>
     <w:unhideWhenUsed/>
@@ -44232,11 +44231,11 @@
       <w:szCs w:val="20"/>
     </w:rPr>
   </w:style>
-  <w:style w:type="paragraph" w:styleId="998">
+  <w:style w:type="paragraph" w:styleId="1016">
     <w:name w:val="Heading 9"/>
-    <w:basedOn w:val="989"/>
-    <w:next w:val="989"/>
-    <w:link w:val="1010"/>
+    <w:basedOn w:val="1007"/>
+    <w:next w:val="1007"/>
+    <w:link w:val="1028"/>
     <w:uiPriority w:val="9"/>
     <w:semiHidden/>
     <w:unhideWhenUsed/>
@@ -44262,7 +44261,7 @@
       <w:szCs w:val="20"/>
     </w:rPr>
   </w:style>
-  <w:style w:type="character" w:styleId="999" w:default="1">
+  <w:style w:type="character" w:styleId="1017" w:default="1">
     <w:name w:val="Default Paragraph Font"/>
     <w:uiPriority w:val="1"/>
     <w:semiHidden/>
@@ -44273,7 +44272,7 @@
       <w:ind/>
     </w:pPr>
   </w:style>
-  <w:style w:type="table" w:styleId="1000" w:default="1">
+  <w:style w:type="table" w:styleId="1018" w:default="1">
     <w:name w:val="Normal Table"/>
     <w:uiPriority w:val="99"/>
     <w:semiHidden/>
@@ -44466,7 +44465,7 @@
       </w:tcPr>
     </w:tblStylePr>
   </w:style>
-  <w:style w:type="numbering" w:styleId="1001" w:default="1">
+  <w:style w:type="numbering" w:styleId="1019" w:default="1">
     <w:name w:val="No List"/>
     <w:uiPriority w:val="99"/>
     <w:semiHidden/>
@@ -44477,10 +44476,10 @@
       <w:ind/>
     </w:pPr>
   </w:style>
-  <w:style w:type="character" w:styleId="1002" w:customStyle="1">
+  <w:style w:type="character" w:styleId="1020" w:customStyle="1">
     <w:name w:val="Заголовок 1 Знак"/>
-    <w:basedOn w:val="999"/>
-    <w:link w:val="990"/>
+    <w:basedOn w:val="1017"/>
+    <w:link w:val="1008"/>
     <w:uiPriority w:val="9"/>
     <w:pPr>
       <w:pBdr/>
@@ -44497,10 +44496,10 @@
       <w:lang w:eastAsia="ru-RU"/>
     </w:rPr>
   </w:style>
-  <w:style w:type="character" w:styleId="1003" w:customStyle="1">
+  <w:style w:type="character" w:styleId="1021" w:customStyle="1">
     <w:name w:val="Заголовок 2 Знак"/>
-    <w:basedOn w:val="999"/>
-    <w:link w:val="991"/>
+    <w:basedOn w:val="1017"/>
+    <w:link w:val="1009"/>
     <w:uiPriority w:val="9"/>
     <w:pPr>
       <w:pBdr/>
@@ -44516,10 +44515,10 @@
       <w:lang w:eastAsia="ru-RU"/>
     </w:rPr>
   </w:style>
-  <w:style w:type="character" w:styleId="1004" w:customStyle="1">
+  <w:style w:type="character" w:styleId="1022" w:customStyle="1">
     <w:name w:val="Заголовок 3 Знак"/>
-    <w:basedOn w:val="999"/>
-    <w:link w:val="992"/>
+    <w:basedOn w:val="1017"/>
+    <w:link w:val="1010"/>
     <w:uiPriority w:val="9"/>
     <w:pPr>
       <w:pBdr/>
@@ -44536,10 +44535,10 @@
       <w:lang w:eastAsia="ru-RU"/>
     </w:rPr>
   </w:style>
-  <w:style w:type="character" w:styleId="1005" w:customStyle="1">
+  <w:style w:type="character" w:styleId="1023" w:customStyle="1">
     <w:name w:val="Заголовок 4 Знак"/>
-    <w:basedOn w:val="999"/>
-    <w:link w:val="993"/>
+    <w:basedOn w:val="1017"/>
+    <w:link w:val="1011"/>
     <w:uiPriority w:val="9"/>
     <w:semiHidden/>
     <w:pPr>
@@ -44559,10 +44558,10 @@
       <w:lang w:eastAsia="ru-RU"/>
     </w:rPr>
   </w:style>
-  <w:style w:type="character" w:styleId="1006" w:customStyle="1">
+  <w:style w:type="character" w:styleId="1024" w:customStyle="1">
     <w:name w:val="Заголовок 5 Знак"/>
-    <w:basedOn w:val="999"/>
-    <w:link w:val="994"/>
+    <w:basedOn w:val="1017"/>
+    <w:link w:val="1012"/>
     <w:uiPriority w:val="9"/>
     <w:semiHidden/>
     <w:pPr>
@@ -44578,10 +44577,10 @@
       <w:lang w:eastAsia="ru-RU"/>
     </w:rPr>
   </w:style>
-  <w:style w:type="character" w:styleId="1007" w:customStyle="1">
+  <w:style w:type="character" w:styleId="1025" w:customStyle="1">
     <w:name w:val="Заголовок 6 Знак"/>
-    <w:basedOn w:val="999"/>
-    <w:link w:val="995"/>
+    <w:basedOn w:val="1017"/>
+    <w:link w:val="1013"/>
     <w:uiPriority w:val="9"/>
     <w:semiHidden/>
     <w:pPr>
@@ -44599,10 +44598,10 @@
       <w:lang w:eastAsia="ru-RU"/>
     </w:rPr>
   </w:style>
-  <w:style w:type="character" w:styleId="1008" w:customStyle="1">
+  <w:style w:type="character" w:styleId="1026" w:customStyle="1">
     <w:name w:val="Заголовок 7 Знак"/>
-    <w:basedOn w:val="999"/>
-    <w:link w:val="996"/>
+    <w:basedOn w:val="1017"/>
+    <w:link w:val="1014"/>
     <w:uiPriority w:val="9"/>
     <w:semiHidden/>
     <w:pPr>
@@ -44620,10 +44619,10 @@
       <w:lang w:eastAsia="ru-RU"/>
     </w:rPr>
   </w:style>
-  <w:style w:type="character" w:styleId="1009" w:customStyle="1">
+  <w:style w:type="character" w:styleId="1027" w:customStyle="1">
     <w:name w:val="Заголовок 8 Знак"/>
-    <w:basedOn w:val="999"/>
-    <w:link w:val="997"/>
+    <w:basedOn w:val="1017"/>
+    <w:link w:val="1015"/>
     <w:uiPriority w:val="9"/>
     <w:semiHidden/>
     <w:pPr>
@@ -44639,10 +44638,10 @@
       <w:lang w:eastAsia="ru-RU"/>
     </w:rPr>
   </w:style>
-  <w:style w:type="character" w:styleId="1010" w:customStyle="1">
+  <w:style w:type="character" w:styleId="1028" w:customStyle="1">
     <w:name w:val="Заголовок 9 Знак"/>
-    <w:basedOn w:val="999"/>
-    <w:link w:val="998"/>
+    <w:basedOn w:val="1017"/>
+    <w:link w:val="1016"/>
     <w:uiPriority w:val="9"/>
     <w:semiHidden/>
     <w:pPr>
@@ -44660,9 +44659,9 @@
       <w:lang w:eastAsia="ru-RU"/>
     </w:rPr>
   </w:style>
-  <w:style w:type="character" w:styleId="1011">
+  <w:style w:type="character" w:styleId="1029">
     <w:name w:val="Hyperlink"/>
-    <w:basedOn w:val="999"/>
+    <w:basedOn w:val="1017"/>
     <w:uiPriority w:val="99"/>
     <w:unhideWhenUsed/>
     <w:pPr>
@@ -44675,10 +44674,10 @@
       <w:u w:val="single"/>
     </w:rPr>
   </w:style>
-  <w:style w:type="paragraph" w:styleId="1012">
+  <w:style w:type="paragraph" w:styleId="1030">
     <w:name w:val="TOC Heading"/>
-    <w:basedOn w:val="990"/>
-    <w:next w:val="989"/>
+    <w:basedOn w:val="1008"/>
+    <w:next w:val="1007"/>
     <w:uiPriority w:val="39"/>
     <w:unhideWhenUsed/>
     <w:qFormat/>
@@ -44689,10 +44688,10 @@
       <w:outlineLvl w:val="9"/>
     </w:pPr>
   </w:style>
-  <w:style w:type="paragraph" w:styleId="1013">
+  <w:style w:type="paragraph" w:styleId="1031">
     <w:name w:val="toc 2"/>
-    <w:basedOn w:val="989"/>
-    <w:next w:val="989"/>
+    <w:basedOn w:val="1007"/>
+    <w:next w:val="1007"/>
     <w:uiPriority w:val="39"/>
     <w:unhideWhenUsed/>
     <w:qFormat/>
@@ -44707,10 +44706,10 @@
       <w:szCs w:val="22"/>
     </w:rPr>
   </w:style>
-  <w:style w:type="paragraph" w:styleId="1014">
+  <w:style w:type="paragraph" w:styleId="1032">
     <w:name w:val="toc 1"/>
-    <w:basedOn w:val="989"/>
-    <w:next w:val="989"/>
+    <w:basedOn w:val="1007"/>
+    <w:next w:val="1007"/>
     <w:uiPriority w:val="39"/>
     <w:unhideWhenUsed/>
     <w:qFormat/>
@@ -44725,9 +44724,9 @@
       <w:szCs w:val="22"/>
     </w:rPr>
   </w:style>
-  <w:style w:type="paragraph" w:styleId="1015">
+  <w:style w:type="paragraph" w:styleId="1033">
     <w:name w:val="Normal (Web)"/>
-    <w:basedOn w:val="989"/>
+    <w:basedOn w:val="1007"/>
     <w:uiPriority w:val="99"/>
     <w:unhideWhenUsed/>
     <w:pPr>
@@ -44736,9 +44735,9 @@
       <w:ind/>
     </w:pPr>
   </w:style>
-  <w:style w:type="paragraph" w:styleId="1016">
+  <w:style w:type="paragraph" w:styleId="1034">
     <w:name w:val="List Paragraph"/>
-    <w:basedOn w:val="989"/>
+    <w:basedOn w:val="1007"/>
     <w:uiPriority w:val="34"/>
     <w:qFormat/>
     <w:pPr>
@@ -44748,9 +44747,9 @@
       <w:contextualSpacing w:val="true"/>
     </w:pPr>
   </w:style>
-  <w:style w:type="character" w:styleId="1017" w:customStyle="1">
+  <w:style w:type="character" w:styleId="1035" w:customStyle="1">
     <w:name w:val="Неразрешенное упоминание1"/>
-    <w:basedOn w:val="999"/>
+    <w:basedOn w:val="1017"/>
     <w:uiPriority w:val="99"/>
     <w:semiHidden/>
     <w:unhideWhenUsed/>
@@ -44764,10 +44763,10 @@
       <w:shd w:val="clear" w:color="auto" w:fill="e6e6e6"/>
     </w:rPr>
   </w:style>
-  <w:style w:type="paragraph" w:styleId="1018">
+  <w:style w:type="paragraph" w:styleId="1036">
     <w:name w:val="Header"/>
-    <w:basedOn w:val="989"/>
-    <w:link w:val="1019"/>
+    <w:basedOn w:val="1007"/>
+    <w:link w:val="1037"/>
     <w:uiPriority w:val="99"/>
     <w:unhideWhenUsed/>
     <w:pPr>
@@ -44780,10 +44779,10 @@
       <w:ind/>
     </w:pPr>
   </w:style>
-  <w:style w:type="character" w:styleId="1019" w:customStyle="1">
+  <w:style w:type="character" w:styleId="1037" w:customStyle="1">
     <w:name w:val="Верхний колонтитул Знак"/>
-    <w:basedOn w:val="999"/>
-    <w:link w:val="1018"/>
+    <w:basedOn w:val="1017"/>
+    <w:link w:val="1036"/>
     <w:uiPriority w:val="99"/>
     <w:pPr>
       <w:pBdr/>
@@ -44797,10 +44796,10 @@
       <w:lang w:eastAsia="ru-RU"/>
     </w:rPr>
   </w:style>
-  <w:style w:type="paragraph" w:styleId="1020">
+  <w:style w:type="paragraph" w:styleId="1038">
     <w:name w:val="Footer"/>
-    <w:basedOn w:val="989"/>
-    <w:link w:val="1021"/>
+    <w:basedOn w:val="1007"/>
+    <w:link w:val="1039"/>
     <w:uiPriority w:val="99"/>
     <w:unhideWhenUsed/>
     <w:pPr>
@@ -44813,10 +44812,10 @@
       <w:ind/>
     </w:pPr>
   </w:style>
-  <w:style w:type="character" w:styleId="1021" w:customStyle="1">
+  <w:style w:type="character" w:styleId="1039" w:customStyle="1">
     <w:name w:val="Нижний колонтитул Знак"/>
-    <w:basedOn w:val="999"/>
-    <w:link w:val="1020"/>
+    <w:basedOn w:val="1017"/>
+    <w:link w:val="1038"/>
     <w:uiPriority w:val="99"/>
     <w:pPr>
       <w:pBdr/>
@@ -44830,10 +44829,10 @@
       <w:lang w:eastAsia="ru-RU"/>
     </w:rPr>
   </w:style>
-  <w:style w:type="paragraph" w:styleId="1022">
+  <w:style w:type="paragraph" w:styleId="1040">
     <w:name w:val="Balloon Text"/>
-    <w:basedOn w:val="989"/>
-    <w:link w:val="1023"/>
+    <w:basedOn w:val="1007"/>
+    <w:link w:val="1041"/>
     <w:uiPriority w:val="99"/>
     <w:semiHidden/>
     <w:unhideWhenUsed/>
@@ -44848,10 +44847,10 @@
       <w:szCs w:val="16"/>
     </w:rPr>
   </w:style>
-  <w:style w:type="character" w:styleId="1023" w:customStyle="1">
+  <w:style w:type="character" w:styleId="1041" w:customStyle="1">
     <w:name w:val="Текст выноски Знак"/>
-    <w:basedOn w:val="999"/>
-    <w:link w:val="1022"/>
+    <w:basedOn w:val="1017"/>
+    <w:link w:val="1040"/>
     <w:uiPriority w:val="99"/>
     <w:semiHidden/>
     <w:pPr>
@@ -44866,10 +44865,10 @@
       <w:lang w:eastAsia="ru-RU"/>
     </w:rPr>
   </w:style>
-  <w:style w:type="paragraph" w:styleId="1024">
+  <w:style w:type="paragraph" w:styleId="1042">
     <w:name w:val="toc 3"/>
-    <w:basedOn w:val="989"/>
-    <w:next w:val="989"/>
+    <w:basedOn w:val="1007"/>
+    <w:next w:val="1007"/>
     <w:uiPriority w:val="39"/>
     <w:unhideWhenUsed/>
     <w:qFormat/>
@@ -44884,10 +44883,10 @@
       <w:szCs w:val="22"/>
     </w:rPr>
   </w:style>
-  <w:style w:type="paragraph" w:styleId="1025">
+  <w:style w:type="paragraph" w:styleId="1043">
     <w:name w:val="HTML Preformatted"/>
-    <w:basedOn w:val="989"/>
-    <w:link w:val="1026"/>
+    <w:basedOn w:val="1007"/>
+    <w:link w:val="1044"/>
     <w:uiPriority w:val="99"/>
     <w:unhideWhenUsed/>
     <w:pPr>
@@ -44919,10 +44918,10 @@
       <w:szCs w:val="20"/>
     </w:rPr>
   </w:style>
-  <w:style w:type="character" w:styleId="1026" w:customStyle="1">
+  <w:style w:type="character" w:styleId="1044" w:customStyle="1">
     <w:name w:val="Стандартный HTML Знак"/>
-    <w:basedOn w:val="999"/>
-    <w:link w:val="1025"/>
+    <w:basedOn w:val="1017"/>
+    <w:link w:val="1043"/>
     <w:uiPriority w:val="99"/>
     <w:pPr>
       <w:pBdr/>
@@ -44936,9 +44935,9 @@
       <w:lang w:eastAsia="ru-RU"/>
     </w:rPr>
   </w:style>
-  <w:style w:type="character" w:styleId="1027">
+  <w:style w:type="character" w:styleId="1045">
     <w:name w:val="Placeholder Text"/>
-    <w:basedOn w:val="999"/>
+    <w:basedOn w:val="1017"/>
     <w:uiPriority w:val="99"/>
     <w:semiHidden/>
     <w:pPr>

--- a/Lab_3/Mirgaliev_3.docx
+++ b/Lab_3/Mirgaliev_3.docx
@@ -1944,8 +1944,6 @@
       <w:r>
         <w:rPr>
           <w:color w:val="000000" w:themeColor="text1"/>
-          <w:shd w:val="clear" w:color="auto" w:fill="ffffff"/>
-          <w:lang w:val="en-US"/>
         </w:rPr>
       </w:r>
       <w:r>
@@ -2070,8 +2068,12 @@
       </w:r>
       <w:r>
         <w:rPr>
+          <w:rFonts w:ascii="Times New Roman" w:hAnsi="Times New Roman" w:cs="Times New Roman"/>
+          <w:color w:val="000000" w:themeColor="text1"/>
           <w:sz w:val="28"/>
           <w:szCs w:val="28"/>
+          <w:highlight w:val="none"/>
+          <w:lang w:val="en-US"/>
         </w:rPr>
       </w:r>
       <w:r>
@@ -2335,12 +2337,8 @@
       </m:oMathPara>
       <w:r>
         <w:rPr>
-          <w:rFonts w:ascii="Times New Roman" w:hAnsi="Times New Roman" w:cs="Times New Roman"/>
-          <w:color w:val="000000" w:themeColor="text1"/>
           <w:sz w:val="32"/>
           <w:szCs w:val="32"/>
-          <w:highlight w:val="none"/>
-          <w:lang w:val="en-US"/>
         </w:rPr>
       </w:r>
       <w:r>
@@ -2378,8 +2376,6 @@
       <w:r>
         <w:rPr>
           <w:rFonts w:ascii="Times New Roman" w:hAnsi="Times New Roman" w:cs="Times New Roman"/>
-          <w:color w:val="000000" w:themeColor="text1"/>
-          <w:shd w:val="clear" w:color="auto" w:fill="ffffff"/>
         </w:rPr>
       </w:r>
       <w:r>
@@ -3701,8 +3697,6 @@
       </m:oMathPara>
       <w:r>
         <w:rPr>
-          <w:sz w:val="28"/>
-          <w:szCs w:val="28"/>
           <w:highlight w:val="none"/>
         </w:rPr>
       </w:r>
@@ -4903,6 +4897,7 @@
       <w:r>
         <w:rPr>
           <w:highlight w:val="none"/>
+          <w:vertAlign w:val="subscript"/>
         </w:rPr>
       </w:r>
       <w:r>
@@ -5046,6 +5041,13 @@
           <w:highlight w:val="none"/>
         </w:rPr>
       </w:r>
+      <w:r>
+        <w:rPr>
+          <w:rFonts w:ascii="Times New Roman" w:hAnsi="Times New Roman" w:cs="Times New Roman"/>
+          <w:color w:val="000000" w:themeColor="text1"/>
+          <w:highlight w:val="none"/>
+        </w:rPr>
+      </w:r>
     </w:p>
     <w:p>
       <w:pPr>
@@ -5463,7 +5465,7 @@
           <w:color w:val="dcdcdc"/>
           <w:sz w:val="20"/>
         </w:rPr>
-        <w:t xml:space="preserve">    value2 = (value**</w:t>
+        <w:t xml:space="preserve">    D = (value**</w:t>
       </w:r>
       <w:r>
         <w:rPr>
@@ -5588,7 +5590,7 @@
           <w:color w:val="dcdcdc"/>
           <w:sz w:val="20"/>
         </w:rPr>
-        <w:t xml:space="preserve"> value2 &lt; </w:t>
+        <w:t xml:space="preserve"> D &lt; </w:t>
       </w:r>
       <w:r>
         <w:rPr>
@@ -5714,7 +5716,7 @@
           <w:color w:val="dcdcdc"/>
           <w:sz w:val="20"/>
         </w:rPr>
-        <w:t xml:space="preserve">    root = sqrt(value2)</w:t>
+        <w:t xml:space="preserve">    root_D = sqrt(D)</w:t>
       </w:r>
       <w:r/>
     </w:p>
@@ -5753,7 +5755,7 @@
           <w:color w:val="dcdcdc"/>
           <w:sz w:val="20"/>
         </w:rPr>
-        <w:t xml:space="preserve"> (-</w:t>
+        <w:t xml:space="preserve"> (</w:t>
       </w:r>
       <w:r>
         <w:rPr>
@@ -5761,7 +5763,7 @@
           <w:color w:val="b8d7a3"/>
           <w:sz w:val="20"/>
         </w:rPr>
-        <w:t xml:space="preserve">1</w:t>
+        <w:t xml:space="preserve">0</w:t>
       </w:r>
       <w:r>
         <w:rPr>
@@ -5769,7 +5771,7 @@
           <w:color w:val="dcdcdc"/>
           <w:sz w:val="20"/>
         </w:rPr>
-        <w:t xml:space="preserve"> &lt;= root) </w:t>
+        <w:t xml:space="preserve"> == root_D) </w:t>
       </w:r>
       <w:r>
         <w:rPr>
@@ -5777,7 +5779,7 @@
           <w:color w:val="569cd6"/>
           <w:sz w:val="20"/>
         </w:rPr>
-        <w:t xml:space="preserve">and</w:t>
+        <w:t xml:space="preserve">or</w:t>
       </w:r>
       <w:r>
         <w:rPr>
@@ -5785,7 +5787,7 @@
           <w:color w:val="dcdcdc"/>
           <w:sz w:val="20"/>
         </w:rPr>
-        <w:t xml:space="preserve"> (root &lt;= </w:t>
+        <w:t xml:space="preserve"> (root_D == </w:t>
       </w:r>
       <w:r>
         <w:rPr>
@@ -5829,10 +5831,10 @@
       <w:r>
         <w:rPr>
           <w:rFonts w:ascii="Courier New" w:hAnsi="Courier New" w:eastAsia="Courier New" w:cs="Courier New"/>
-          <w:color w:val="4ec9b0"/>
+          <w:color w:val="569cd6"/>
           <w:sz w:val="20"/>
         </w:rPr>
-        <w:t xml:space="preserve">print</w:t>
+        <w:t xml:space="preserve">raise</w:t>
       </w:r>
       <w:r>
         <w:rPr>
@@ -5840,15 +5842,15 @@
           <w:color w:val="dcdcdc"/>
           <w:sz w:val="20"/>
         </w:rPr>
-        <w:t xml:space="preserve">(sqrt(</w:t>
+        <w:t xml:space="preserve"> ValueError(</w:t>
       </w:r>
       <w:r>
         <w:rPr>
           <w:rFonts w:ascii="Courier New" w:hAnsi="Courier New" w:eastAsia="Courier New" w:cs="Courier New"/>
-          <w:color w:val="b8d7a3"/>
+          <w:color w:val="d69d85"/>
           <w:sz w:val="20"/>
         </w:rPr>
-        <w:t xml:space="preserve">1</w:t>
+        <w:t xml:space="preserve">"Нет решения.#2"</w:t>
       </w:r>
       <w:r>
         <w:rPr>
@@ -5856,7 +5858,16 @@
           <w:color w:val="dcdcdc"/>
           <w:sz w:val="20"/>
         </w:rPr>
-        <w:t xml:space="preserve">))</w:t>
+        <w:t xml:space="preserve">) </w:t>
+      </w:r>
+      <w:r>
+        <w:rPr>
+          <w:rFonts w:ascii="Courier New" w:hAnsi="Courier New" w:eastAsia="Courier New" w:cs="Courier New"/>
+          <w:i/>
+          <w:color w:val="57a64a"/>
+          <w:sz w:val="20"/>
+        </w:rPr>
+        <w:t xml:space="preserve"># 3,1,1</w:t>
       </w:r>
       <w:r/>
     </w:p>
@@ -5879,48 +5890,7 @@
           <w:color w:val="dcdcdc"/>
           <w:sz w:val="20"/>
         </w:rPr>
-        <w:t xml:space="preserve">        </w:t>
-      </w:r>
-      <w:r>
-        <w:rPr>
-          <w:rFonts w:ascii="Courier New" w:hAnsi="Courier New" w:eastAsia="Courier New" w:cs="Courier New"/>
-          <w:color w:val="569cd6"/>
-          <w:sz w:val="20"/>
-        </w:rPr>
-        <w:t xml:space="preserve">raise</w:t>
-      </w:r>
-      <w:r>
-        <w:rPr>
-          <w:rFonts w:ascii="Courier New" w:hAnsi="Courier New" w:eastAsia="Courier New" w:cs="Courier New"/>
-          <w:color w:val="dcdcdc"/>
-          <w:sz w:val="20"/>
-        </w:rPr>
-        <w:t xml:space="preserve"> ValueError(</w:t>
-      </w:r>
-      <w:r>
-        <w:rPr>
-          <w:rFonts w:ascii="Courier New" w:hAnsi="Courier New" w:eastAsia="Courier New" w:cs="Courier New"/>
-          <w:color w:val="d69d85"/>
-          <w:sz w:val="20"/>
-        </w:rPr>
-        <w:t xml:space="preserve">"Нет решения.#2"</w:t>
-      </w:r>
-      <w:r>
-        <w:rPr>
-          <w:rFonts w:ascii="Courier New" w:hAnsi="Courier New" w:eastAsia="Courier New" w:cs="Courier New"/>
-          <w:color w:val="dcdcdc"/>
-          <w:sz w:val="20"/>
-        </w:rPr>
-        <w:t xml:space="preserve">) </w:t>
-      </w:r>
-      <w:r>
-        <w:rPr>
-          <w:rFonts w:ascii="Courier New" w:hAnsi="Courier New" w:eastAsia="Courier New" w:cs="Courier New"/>
-          <w:i/>
-          <w:color w:val="57a64a"/>
-          <w:sz w:val="20"/>
-        </w:rPr>
-        <w:t xml:space="preserve"># 3,1,1</w:t>
+        <w:t xml:space="preserve"> </w:t>
       </w:r>
       <w:r/>
     </w:p>
@@ -5943,7 +5913,15 @@
           <w:color w:val="dcdcdc"/>
           <w:sz w:val="20"/>
         </w:rPr>
-        <w:t xml:space="preserve"> </w:t>
+        <w:t xml:space="preserve">    x = [(value+root_D)/</w:t>
+      </w:r>
+      <w:r>
+        <w:rPr>
+          <w:rFonts w:ascii="Courier New" w:hAnsi="Courier New" w:eastAsia="Courier New" w:cs="Courier New"/>
+          <w:color w:val="b8d7a3"/>
+          <w:sz w:val="20"/>
+        </w:rPr>
+        <w:t xml:space="preserve">2</w:t>
       </w:r>
       <w:r/>
     </w:p>
@@ -5966,7 +5944,7 @@
           <w:color w:val="dcdcdc"/>
           <w:sz w:val="20"/>
         </w:rPr>
-        <w:t xml:space="preserve">    x = [(value+root)/</w:t>
+        <w:t xml:space="preserve">        ,(value-root_D)/</w:t>
       </w:r>
       <w:r>
         <w:rPr>
@@ -5975,6 +5953,14 @@
           <w:sz w:val="20"/>
         </w:rPr>
         <w:t xml:space="preserve">2</w:t>
+      </w:r>
+      <w:r>
+        <w:rPr>
+          <w:rFonts w:ascii="Courier New" w:hAnsi="Courier New" w:eastAsia="Courier New" w:cs="Courier New"/>
+          <w:color w:val="dcdcdc"/>
+          <w:sz w:val="20"/>
+        </w:rPr>
+        <w:t xml:space="preserve">]</w:t>
       </w:r>
       <w:r/>
     </w:p>
@@ -5997,23 +5983,7 @@
           <w:color w:val="dcdcdc"/>
           <w:sz w:val="20"/>
         </w:rPr>
-        <w:t xml:space="preserve">        ,(value-root)/</w:t>
-      </w:r>
-      <w:r>
-        <w:rPr>
-          <w:rFonts w:ascii="Courier New" w:hAnsi="Courier New" w:eastAsia="Courier New" w:cs="Courier New"/>
-          <w:color w:val="b8d7a3"/>
-          <w:sz w:val="20"/>
-        </w:rPr>
-        <w:t xml:space="preserve">2</w:t>
-      </w:r>
-      <w:r>
-        <w:rPr>
-          <w:rFonts w:ascii="Courier New" w:hAnsi="Courier New" w:eastAsia="Courier New" w:cs="Courier New"/>
-          <w:color w:val="dcdcdc"/>
-          <w:sz w:val="20"/>
-        </w:rPr>
-        <w:t xml:space="preserve">]</w:t>
+        <w:t xml:space="preserve">    </w:t>
       </w:r>
       <w:r/>
     </w:p>
@@ -6038,6 +6008,22 @@
         </w:rPr>
         <w:t xml:space="preserve">    </w:t>
       </w:r>
+      <w:r>
+        <w:rPr>
+          <w:rFonts w:ascii="Courier New" w:hAnsi="Courier New" w:eastAsia="Courier New" w:cs="Courier New"/>
+          <w:color w:val="569cd6"/>
+          <w:sz w:val="20"/>
+        </w:rPr>
+        <w:t xml:space="preserve">def</w:t>
+      </w:r>
+      <w:r>
+        <w:rPr>
+          <w:rFonts w:ascii="Courier New" w:hAnsi="Courier New" w:eastAsia="Courier New" w:cs="Courier New"/>
+          <w:color w:val="dcdcdc"/>
+          <w:sz w:val="20"/>
+        </w:rPr>
+        <w:t xml:space="preserve"> check(x):</w:t>
+      </w:r>
       <w:r/>
     </w:p>
     <w:p>
@@ -6059,15 +6045,15 @@
           <w:color w:val="dcdcdc"/>
           <w:sz w:val="20"/>
         </w:rPr>
-        <w:t xml:space="preserve">    </w:t>
+        <w:t xml:space="preserve">        val1 = (a-x)/(</w:t>
       </w:r>
       <w:r>
         <w:rPr>
           <w:rFonts w:ascii="Courier New" w:hAnsi="Courier New" w:eastAsia="Courier New" w:cs="Courier New"/>
-          <w:color w:val="569cd6"/>
+          <w:color w:val="b8d7a3"/>
           <w:sz w:val="20"/>
         </w:rPr>
-        <w:t xml:space="preserve">def</w:t>
+        <w:t xml:space="preserve">1</w:t>
       </w:r>
       <w:r>
         <w:rPr>
@@ -6075,7 +6061,55 @@
           <w:color w:val="dcdcdc"/>
           <w:sz w:val="20"/>
         </w:rPr>
-        <w:t xml:space="preserve"> check(x):</w:t>
+        <w:t xml:space="preserve">-x**</w:t>
+      </w:r>
+      <w:r>
+        <w:rPr>
+          <w:rFonts w:ascii="Courier New" w:hAnsi="Courier New" w:eastAsia="Courier New" w:cs="Courier New"/>
+          <w:color w:val="b8d7a3"/>
+          <w:sz w:val="20"/>
+        </w:rPr>
+        <w:t xml:space="preserve">2</w:t>
+      </w:r>
+      <w:r>
+        <w:rPr>
+          <w:rFonts w:ascii="Courier New" w:hAnsi="Courier New" w:eastAsia="Courier New" w:cs="Courier New"/>
+          <w:color w:val="dcdcdc"/>
+          <w:sz w:val="20"/>
+        </w:rPr>
+        <w:t xml:space="preserve">)-(x+b)/(</w:t>
+      </w:r>
+      <w:r>
+        <w:rPr>
+          <w:rFonts w:ascii="Courier New" w:hAnsi="Courier New" w:eastAsia="Courier New" w:cs="Courier New"/>
+          <w:color w:val="b8d7a3"/>
+          <w:sz w:val="20"/>
+        </w:rPr>
+        <w:t xml:space="preserve">1</w:t>
+      </w:r>
+      <w:r>
+        <w:rPr>
+          <w:rFonts w:ascii="Courier New" w:hAnsi="Courier New" w:eastAsia="Courier New" w:cs="Courier New"/>
+          <w:color w:val="dcdcdc"/>
+          <w:sz w:val="20"/>
+        </w:rPr>
+        <w:t xml:space="preserve">-x**</w:t>
+      </w:r>
+      <w:r>
+        <w:rPr>
+          <w:rFonts w:ascii="Courier New" w:hAnsi="Courier New" w:eastAsia="Courier New" w:cs="Courier New"/>
+          <w:color w:val="b8d7a3"/>
+          <w:sz w:val="20"/>
+        </w:rPr>
+        <w:t xml:space="preserve">2</w:t>
+      </w:r>
+      <w:r>
+        <w:rPr>
+          <w:rFonts w:ascii="Courier New" w:hAnsi="Courier New" w:eastAsia="Courier New" w:cs="Courier New"/>
+          <w:color w:val="dcdcdc"/>
+          <w:sz w:val="20"/>
+        </w:rPr>
+        <w:t xml:space="preserve">)</w:t>
       </w:r>
       <w:r/>
     </w:p>
@@ -6098,55 +6132,7 @@
           <w:color w:val="dcdcdc"/>
           <w:sz w:val="20"/>
         </w:rPr>
-        <w:t xml:space="preserve">        val1 = (a-x)/(</w:t>
-      </w:r>
-      <w:r>
-        <w:rPr>
-          <w:rFonts w:ascii="Courier New" w:hAnsi="Courier New" w:eastAsia="Courier New" w:cs="Courier New"/>
-          <w:color w:val="b8d7a3"/>
-          <w:sz w:val="20"/>
-        </w:rPr>
-        <w:t xml:space="preserve">1</w:t>
-      </w:r>
-      <w:r>
-        <w:rPr>
-          <w:rFonts w:ascii="Courier New" w:hAnsi="Courier New" w:eastAsia="Courier New" w:cs="Courier New"/>
-          <w:color w:val="dcdcdc"/>
-          <w:sz w:val="20"/>
-        </w:rPr>
-        <w:t xml:space="preserve">-x**</w:t>
-      </w:r>
-      <w:r>
-        <w:rPr>
-          <w:rFonts w:ascii="Courier New" w:hAnsi="Courier New" w:eastAsia="Courier New" w:cs="Courier New"/>
-          <w:color w:val="b8d7a3"/>
-          <w:sz w:val="20"/>
-        </w:rPr>
-        <w:t xml:space="preserve">2</w:t>
-      </w:r>
-      <w:r>
-        <w:rPr>
-          <w:rFonts w:ascii="Courier New" w:hAnsi="Courier New" w:eastAsia="Courier New" w:cs="Courier New"/>
-          <w:color w:val="dcdcdc"/>
-          <w:sz w:val="20"/>
-        </w:rPr>
-        <w:t xml:space="preserve">)-(x+b)/(</w:t>
-      </w:r>
-      <w:r>
-        <w:rPr>
-          <w:rFonts w:ascii="Courier New" w:hAnsi="Courier New" w:eastAsia="Courier New" w:cs="Courier New"/>
-          <w:color w:val="b8d7a3"/>
-          <w:sz w:val="20"/>
-        </w:rPr>
-        <w:t xml:space="preserve">1</w:t>
-      </w:r>
-      <w:r>
-        <w:rPr>
-          <w:rFonts w:ascii="Courier New" w:hAnsi="Courier New" w:eastAsia="Courier New" w:cs="Courier New"/>
-          <w:color w:val="dcdcdc"/>
-          <w:sz w:val="20"/>
-        </w:rPr>
-        <w:t xml:space="preserve">-x**</w:t>
+        <w:t xml:space="preserve">        val2 = (x+c)/(x+x**</w:t>
       </w:r>
       <w:r>
         <w:rPr>
@@ -6185,15 +6171,15 @@
           <w:color w:val="dcdcdc"/>
           <w:sz w:val="20"/>
         </w:rPr>
-        <w:t xml:space="preserve">        val2 = (x+c)/(x+x**</w:t>
+        <w:t xml:space="preserve">        </w:t>
       </w:r>
       <w:r>
         <w:rPr>
           <w:rFonts w:ascii="Courier New" w:hAnsi="Courier New" w:eastAsia="Courier New" w:cs="Courier New"/>
-          <w:color w:val="b8d7a3"/>
+          <w:color w:val="569cd6"/>
           <w:sz w:val="20"/>
         </w:rPr>
-        <w:t xml:space="preserve">2</w:t>
+        <w:t xml:space="preserve">return</w:t>
       </w:r>
       <w:r>
         <w:rPr>
@@ -6201,7 +6187,7 @@
           <w:color w:val="dcdcdc"/>
           <w:sz w:val="20"/>
         </w:rPr>
-        <w:t xml:space="preserve">)</w:t>
+        <w:t xml:space="preserve"> val1 == val2</w:t>
       </w:r>
       <w:r/>
     </w:p>
@@ -6224,23 +6210,7 @@
           <w:color w:val="dcdcdc"/>
           <w:sz w:val="20"/>
         </w:rPr>
-        <w:t xml:space="preserve">        </w:t>
-      </w:r>
-      <w:r>
-        <w:rPr>
-          <w:rFonts w:ascii="Courier New" w:hAnsi="Courier New" w:eastAsia="Courier New" w:cs="Courier New"/>
-          <w:color w:val="569cd6"/>
-          <w:sz w:val="20"/>
-        </w:rPr>
-        <w:t xml:space="preserve">return</w:t>
-      </w:r>
-      <w:r>
-        <w:rPr>
-          <w:rFonts w:ascii="Courier New" w:hAnsi="Courier New" w:eastAsia="Courier New" w:cs="Courier New"/>
-          <w:color w:val="dcdcdc"/>
-          <w:sz w:val="20"/>
-        </w:rPr>
-        <w:t xml:space="preserve"> val1 == val2</w:t>
+        <w:t xml:space="preserve"> </w:t>
       </w:r>
       <w:r/>
     </w:p>
@@ -6263,7 +6233,39 @@
           <w:color w:val="dcdcdc"/>
           <w:sz w:val="20"/>
         </w:rPr>
-        <w:t xml:space="preserve"> </w:t>
+        <w:t xml:space="preserve">    </w:t>
+      </w:r>
+      <w:r>
+        <w:rPr>
+          <w:rFonts w:ascii="Courier New" w:hAnsi="Courier New" w:eastAsia="Courier New" w:cs="Courier New"/>
+          <w:color w:val="569cd6"/>
+          <w:sz w:val="20"/>
+        </w:rPr>
+        <w:t xml:space="preserve">for</w:t>
+      </w:r>
+      <w:r>
+        <w:rPr>
+          <w:rFonts w:ascii="Courier New" w:hAnsi="Courier New" w:eastAsia="Courier New" w:cs="Courier New"/>
+          <w:color w:val="dcdcdc"/>
+          <w:sz w:val="20"/>
+        </w:rPr>
+        <w:t xml:space="preserve"> i </w:t>
+      </w:r>
+      <w:r>
+        <w:rPr>
+          <w:rFonts w:ascii="Courier New" w:hAnsi="Courier New" w:eastAsia="Courier New" w:cs="Courier New"/>
+          <w:color w:val="569cd6"/>
+          <w:sz w:val="20"/>
+        </w:rPr>
+        <w:t xml:space="preserve">in</w:t>
+      </w:r>
+      <w:r>
+        <w:rPr>
+          <w:rFonts w:ascii="Courier New" w:hAnsi="Courier New" w:eastAsia="Courier New" w:cs="Courier New"/>
+          <w:color w:val="dcdcdc"/>
+          <w:sz w:val="20"/>
+        </w:rPr>
+        <w:t xml:space="preserve"> x:</w:t>
       </w:r>
       <w:r/>
     </w:p>
@@ -6286,7 +6288,7 @@
           <w:color w:val="dcdcdc"/>
           <w:sz w:val="20"/>
         </w:rPr>
-        <w:t xml:space="preserve">    </w:t>
+        <w:t xml:space="preserve">        </w:t>
       </w:r>
       <w:r>
         <w:rPr>
@@ -6294,7 +6296,7 @@
           <w:color w:val="569cd6"/>
           <w:sz w:val="20"/>
         </w:rPr>
-        <w:t xml:space="preserve">for</w:t>
+        <w:t xml:space="preserve">if</w:t>
       </w:r>
       <w:r>
         <w:rPr>
@@ -6302,7 +6304,7 @@
           <w:color w:val="dcdcdc"/>
           <w:sz w:val="20"/>
         </w:rPr>
-        <w:t xml:space="preserve"> i </w:t>
+        <w:t xml:space="preserve"> (</w:t>
       </w:r>
       <w:r>
         <w:rPr>
@@ -6310,7 +6312,7 @@
           <w:color w:val="569cd6"/>
           <w:sz w:val="20"/>
         </w:rPr>
-        <w:t xml:space="preserve">in</w:t>
+        <w:t xml:space="preserve">not</w:t>
       </w:r>
       <w:r>
         <w:rPr>
@@ -6318,7 +6320,119 @@
           <w:color w:val="dcdcdc"/>
           <w:sz w:val="20"/>
         </w:rPr>
-        <w:t xml:space="preserve"> x:</w:t>
+        <w:t xml:space="preserve"> i == -</w:t>
+      </w:r>
+      <w:r>
+        <w:rPr>
+          <w:rFonts w:ascii="Courier New" w:hAnsi="Courier New" w:eastAsia="Courier New" w:cs="Courier New"/>
+          <w:color w:val="b8d7a3"/>
+          <w:sz w:val="20"/>
+        </w:rPr>
+        <w:t xml:space="preserve">1</w:t>
+      </w:r>
+      <w:r>
+        <w:rPr>
+          <w:rFonts w:ascii="Courier New" w:hAnsi="Courier New" w:eastAsia="Courier New" w:cs="Courier New"/>
+          <w:color w:val="dcdcdc"/>
+          <w:sz w:val="20"/>
+        </w:rPr>
+        <w:t xml:space="preserve">) </w:t>
+      </w:r>
+      <w:r>
+        <w:rPr>
+          <w:rFonts w:ascii="Courier New" w:hAnsi="Courier New" w:eastAsia="Courier New" w:cs="Courier New"/>
+          <w:color w:val="569cd6"/>
+          <w:sz w:val="20"/>
+        </w:rPr>
+        <w:t xml:space="preserve">and</w:t>
+      </w:r>
+      <w:r>
+        <w:rPr>
+          <w:rFonts w:ascii="Courier New" w:hAnsi="Courier New" w:eastAsia="Courier New" w:cs="Courier New"/>
+          <w:color w:val="dcdcdc"/>
+          <w:sz w:val="20"/>
+        </w:rPr>
+        <w:t xml:space="preserve"> (</w:t>
+      </w:r>
+      <w:r>
+        <w:rPr>
+          <w:rFonts w:ascii="Courier New" w:hAnsi="Courier New" w:eastAsia="Courier New" w:cs="Courier New"/>
+          <w:color w:val="569cd6"/>
+          <w:sz w:val="20"/>
+        </w:rPr>
+        <w:t xml:space="preserve">not</w:t>
+      </w:r>
+      <w:r>
+        <w:rPr>
+          <w:rFonts w:ascii="Courier New" w:hAnsi="Courier New" w:eastAsia="Courier New" w:cs="Courier New"/>
+          <w:color w:val="dcdcdc"/>
+          <w:sz w:val="20"/>
+        </w:rPr>
+        <w:t xml:space="preserve"> i == </w:t>
+      </w:r>
+      <w:r>
+        <w:rPr>
+          <w:rFonts w:ascii="Courier New" w:hAnsi="Courier New" w:eastAsia="Courier New" w:cs="Courier New"/>
+          <w:color w:val="b8d7a3"/>
+          <w:sz w:val="20"/>
+        </w:rPr>
+        <w:t xml:space="preserve">0</w:t>
+      </w:r>
+      <w:r>
+        <w:rPr>
+          <w:rFonts w:ascii="Courier New" w:hAnsi="Courier New" w:eastAsia="Courier New" w:cs="Courier New"/>
+          <w:color w:val="dcdcdc"/>
+          <w:sz w:val="20"/>
+        </w:rPr>
+        <w:t xml:space="preserve">) </w:t>
+      </w:r>
+      <w:r>
+        <w:rPr>
+          <w:rFonts w:ascii="Courier New" w:hAnsi="Courier New" w:eastAsia="Courier New" w:cs="Courier New"/>
+          <w:color w:val="569cd6"/>
+          <w:sz w:val="20"/>
+        </w:rPr>
+        <w:t xml:space="preserve">and</w:t>
+      </w:r>
+      <w:r>
+        <w:rPr>
+          <w:rFonts w:ascii="Courier New" w:hAnsi="Courier New" w:eastAsia="Courier New" w:cs="Courier New"/>
+          <w:color w:val="dcdcdc"/>
+          <w:sz w:val="20"/>
+        </w:rPr>
+        <w:t xml:space="preserve"> (</w:t>
+      </w:r>
+      <w:r>
+        <w:rPr>
+          <w:rFonts w:ascii="Courier New" w:hAnsi="Courier New" w:eastAsia="Courier New" w:cs="Courier New"/>
+          <w:color w:val="569cd6"/>
+          <w:sz w:val="20"/>
+        </w:rPr>
+        <w:t xml:space="preserve">not</w:t>
+      </w:r>
+      <w:r>
+        <w:rPr>
+          <w:rFonts w:ascii="Courier New" w:hAnsi="Courier New" w:eastAsia="Courier New" w:cs="Courier New"/>
+          <w:color w:val="dcdcdc"/>
+          <w:sz w:val="20"/>
+        </w:rPr>
+        <w:t xml:space="preserve"> i == </w:t>
+      </w:r>
+      <w:r>
+        <w:rPr>
+          <w:rFonts w:ascii="Courier New" w:hAnsi="Courier New" w:eastAsia="Courier New" w:cs="Courier New"/>
+          <w:color w:val="b8d7a3"/>
+          <w:sz w:val="20"/>
+        </w:rPr>
+        <w:t xml:space="preserve">1</w:t>
+      </w:r>
+      <w:r>
+        <w:rPr>
+          <w:rFonts w:ascii="Courier New" w:hAnsi="Courier New" w:eastAsia="Courier New" w:cs="Courier New"/>
+          <w:color w:val="dcdcdc"/>
+          <w:sz w:val="20"/>
+        </w:rPr>
+        <w:t xml:space="preserve">):</w:t>
       </w:r>
       <w:r/>
     </w:p>
@@ -6341,7 +6455,7 @@
           <w:color w:val="dcdcdc"/>
           <w:sz w:val="20"/>
         </w:rPr>
-        <w:t xml:space="preserve">        </w:t>
+        <w:t xml:space="preserve">            </w:t>
       </w:r>
       <w:r>
         <w:rPr>
@@ -6357,55 +6471,7 @@
           <w:color w:val="dcdcdc"/>
           <w:sz w:val="20"/>
         </w:rPr>
-        <w:t xml:space="preserve"> -</w:t>
-      </w:r>
-      <w:r>
-        <w:rPr>
-          <w:rFonts w:ascii="Courier New" w:hAnsi="Courier New" w:eastAsia="Courier New" w:cs="Courier New"/>
-          <w:color w:val="b8d7a3"/>
-          <w:sz w:val="20"/>
-        </w:rPr>
-        <w:t xml:space="preserve">1</w:t>
-      </w:r>
-      <w:r>
-        <w:rPr>
-          <w:rFonts w:ascii="Courier New" w:hAnsi="Courier New" w:eastAsia="Courier New" w:cs="Courier New"/>
-          <w:color w:val="dcdcdc"/>
-          <w:sz w:val="20"/>
-        </w:rPr>
-        <w:t xml:space="preserve"> &gt; i </w:t>
-      </w:r>
-      <w:r>
-        <w:rPr>
-          <w:rFonts w:ascii="Courier New" w:hAnsi="Courier New" w:eastAsia="Courier New" w:cs="Courier New"/>
-          <w:color w:val="569cd6"/>
-          <w:sz w:val="20"/>
-        </w:rPr>
-        <w:t xml:space="preserve">or</w:t>
-      </w:r>
-      <w:r>
-        <w:rPr>
-          <w:rFonts w:ascii="Courier New" w:hAnsi="Courier New" w:eastAsia="Courier New" w:cs="Courier New"/>
-          <w:color w:val="dcdcdc"/>
-          <w:sz w:val="20"/>
-        </w:rPr>
-        <w:t xml:space="preserve"> i &gt; </w:t>
-      </w:r>
-      <w:r>
-        <w:rPr>
-          <w:rFonts w:ascii="Courier New" w:hAnsi="Courier New" w:eastAsia="Courier New" w:cs="Courier New"/>
-          <w:color w:val="b8d7a3"/>
-          <w:sz w:val="20"/>
-        </w:rPr>
-        <w:t xml:space="preserve">1</w:t>
-      </w:r>
-      <w:r>
-        <w:rPr>
-          <w:rFonts w:ascii="Courier New" w:hAnsi="Courier New" w:eastAsia="Courier New" w:cs="Courier New"/>
-          <w:color w:val="dcdcdc"/>
-          <w:sz w:val="20"/>
-        </w:rPr>
-        <w:t xml:space="preserve">:</w:t>
+        <w:t xml:space="preserve"> check(i):</w:t>
       </w:r>
       <w:r/>
     </w:p>
@@ -6428,15 +6494,15 @@
           <w:color w:val="dcdcdc"/>
           <w:sz w:val="20"/>
         </w:rPr>
-        <w:t xml:space="preserve">            </w:t>
+        <w:t xml:space="preserve">                </w:t>
       </w:r>
       <w:r>
         <w:rPr>
           <w:rFonts w:ascii="Courier New" w:hAnsi="Courier New" w:eastAsia="Courier New" w:cs="Courier New"/>
-          <w:color w:val="569cd6"/>
+          <w:color w:val="4ec9b0"/>
           <w:sz w:val="20"/>
         </w:rPr>
-        <w:t xml:space="preserve">if</w:t>
+        <w:t xml:space="preserve">print</w:t>
       </w:r>
       <w:r>
         <w:rPr>
@@ -6444,7 +6510,32 @@
           <w:color w:val="dcdcdc"/>
           <w:sz w:val="20"/>
         </w:rPr>
-        <w:t xml:space="preserve"> check(i):</w:t>
+        <w:t xml:space="preserve">(</w:t>
+      </w:r>
+      <w:r>
+        <w:rPr>
+          <w:rFonts w:ascii="Courier New" w:hAnsi="Courier New" w:eastAsia="Courier New" w:cs="Courier New"/>
+          <w:color w:val="d69d85"/>
+          <w:sz w:val="20"/>
+        </w:rPr>
+        <w:t xml:space="preserve">"x ="</w:t>
+      </w:r>
+      <w:r>
+        <w:rPr>
+          <w:rFonts w:ascii="Courier New" w:hAnsi="Courier New" w:eastAsia="Courier New" w:cs="Courier New"/>
+          <w:color w:val="dcdcdc"/>
+          <w:sz w:val="20"/>
+        </w:rPr>
+        <w:t xml:space="preserve">, i) </w:t>
+      </w:r>
+      <w:r>
+        <w:rPr>
+          <w:rFonts w:ascii="Courier New" w:hAnsi="Courier New" w:eastAsia="Courier New" w:cs="Courier New"/>
+          <w:i/>
+          <w:color w:val="57a64a"/>
+          <w:sz w:val="20"/>
+        </w:rPr>
+        <w:t xml:space="preserve"># 3,1,3</w:t>
       </w:r>
       <w:r/>
     </w:p>
@@ -6467,48 +6558,15 @@
           <w:color w:val="dcdcdc"/>
           <w:sz w:val="20"/>
         </w:rPr>
-        <w:t xml:space="preserve">                </w:t>
+        <w:t xml:space="preserve">                success = </w:t>
       </w:r>
       <w:r>
         <w:rPr>
           <w:rFonts w:ascii="Courier New" w:hAnsi="Courier New" w:eastAsia="Courier New" w:cs="Courier New"/>
-          <w:color w:val="4ec9b0"/>
+          <w:color w:val="569cd6"/>
           <w:sz w:val="20"/>
         </w:rPr>
-        <w:t xml:space="preserve">print</w:t>
-      </w:r>
-      <w:r>
-        <w:rPr>
-          <w:rFonts w:ascii="Courier New" w:hAnsi="Courier New" w:eastAsia="Courier New" w:cs="Courier New"/>
-          <w:color w:val="dcdcdc"/>
-          <w:sz w:val="20"/>
-        </w:rPr>
-        <w:t xml:space="preserve">(</w:t>
-      </w:r>
-      <w:r>
-        <w:rPr>
-          <w:rFonts w:ascii="Courier New" w:hAnsi="Courier New" w:eastAsia="Courier New" w:cs="Courier New"/>
-          <w:color w:val="d69d85"/>
-          <w:sz w:val="20"/>
-        </w:rPr>
-        <w:t xml:space="preserve">"x ="</w:t>
-      </w:r>
-      <w:r>
-        <w:rPr>
-          <w:rFonts w:ascii="Courier New" w:hAnsi="Courier New" w:eastAsia="Courier New" w:cs="Courier New"/>
-          <w:color w:val="dcdcdc"/>
-          <w:sz w:val="20"/>
-        </w:rPr>
-        <w:t xml:space="preserve">, i) </w:t>
-      </w:r>
-      <w:r>
-        <w:rPr>
-          <w:rFonts w:ascii="Courier New" w:hAnsi="Courier New" w:eastAsia="Courier New" w:cs="Courier New"/>
-          <w:i/>
-          <w:color w:val="57a64a"/>
-          <w:sz w:val="20"/>
-        </w:rPr>
-        <w:t xml:space="preserve"># 3,1,3</w:t>
+        <w:t xml:space="preserve">True</w:t>
       </w:r>
       <w:r/>
     </w:p>
@@ -6531,15 +6589,7 @@
           <w:color w:val="dcdcdc"/>
           <w:sz w:val="20"/>
         </w:rPr>
-        <w:t xml:space="preserve">                success = </w:t>
-      </w:r>
-      <w:r>
-        <w:rPr>
-          <w:rFonts w:ascii="Courier New" w:hAnsi="Courier New" w:eastAsia="Courier New" w:cs="Courier New"/>
-          <w:color w:val="569cd6"/>
-          <w:sz w:val="20"/>
-        </w:rPr>
-        <w:t xml:space="preserve">True</w:t>
+        <w:t xml:space="preserve"> </w:t>
       </w:r>
       <w:r/>
     </w:p>
@@ -6562,7 +6612,80 @@
           <w:color w:val="dcdcdc"/>
           <w:sz w:val="20"/>
         </w:rPr>
-        <w:t xml:space="preserve"> </w:t>
+        <w:t xml:space="preserve">    </w:t>
+      </w:r>
+      <w:r>
+        <w:rPr>
+          <w:rFonts w:ascii="Courier New" w:hAnsi="Courier New" w:eastAsia="Courier New" w:cs="Courier New"/>
+          <w:color w:val="569cd6"/>
+          <w:sz w:val="20"/>
+        </w:rPr>
+        <w:t xml:space="preserve">if</w:t>
+      </w:r>
+      <w:r>
+        <w:rPr>
+          <w:rFonts w:ascii="Courier New" w:hAnsi="Courier New" w:eastAsia="Courier New" w:cs="Courier New"/>
+          <w:color w:val="dcdcdc"/>
+          <w:sz w:val="20"/>
+        </w:rPr>
+        <w:t xml:space="preserve"> </w:t>
+      </w:r>
+      <w:r>
+        <w:rPr>
+          <w:rFonts w:ascii="Courier New" w:hAnsi="Courier New" w:eastAsia="Courier New" w:cs="Courier New"/>
+          <w:color w:val="569cd6"/>
+          <w:sz w:val="20"/>
+        </w:rPr>
+        <w:t xml:space="preserve">not</w:t>
+      </w:r>
+      <w:r>
+        <w:rPr>
+          <w:rFonts w:ascii="Courier New" w:hAnsi="Courier New" w:eastAsia="Courier New" w:cs="Courier New"/>
+          <w:color w:val="dcdcdc"/>
+          <w:sz w:val="20"/>
+        </w:rPr>
+        <w:t xml:space="preserve"> success: </w:t>
+      </w:r>
+      <w:r>
+        <w:rPr>
+          <w:rFonts w:ascii="Courier New" w:hAnsi="Courier New" w:eastAsia="Courier New" w:cs="Courier New"/>
+          <w:color w:val="4ec9b0"/>
+          <w:sz w:val="20"/>
+        </w:rPr>
+        <w:t xml:space="preserve">print</w:t>
+      </w:r>
+      <w:r>
+        <w:rPr>
+          <w:rFonts w:ascii="Courier New" w:hAnsi="Courier New" w:eastAsia="Courier New" w:cs="Courier New"/>
+          <w:color w:val="dcdcdc"/>
+          <w:sz w:val="20"/>
+        </w:rPr>
+        <w:t xml:space="preserve">(</w:t>
+      </w:r>
+      <w:r>
+        <w:rPr>
+          <w:rFonts w:ascii="Courier New" w:hAnsi="Courier New" w:eastAsia="Courier New" w:cs="Courier New"/>
+          <w:color w:val="d69d85"/>
+          <w:sz w:val="20"/>
+        </w:rPr>
+        <w:t xml:space="preserve">"Нет решения."</w:t>
+      </w:r>
+      <w:r>
+        <w:rPr>
+          <w:rFonts w:ascii="Courier New" w:hAnsi="Courier New" w:eastAsia="Courier New" w:cs="Courier New"/>
+          <w:color w:val="dcdcdc"/>
+          <w:sz w:val="20"/>
+        </w:rPr>
+        <w:t xml:space="preserve">, *x) </w:t>
+      </w:r>
+      <w:r>
+        <w:rPr>
+          <w:rFonts w:ascii="Courier New" w:hAnsi="Courier New" w:eastAsia="Courier New" w:cs="Courier New"/>
+          <w:i/>
+          <w:color w:val="57a64a"/>
+          <w:sz w:val="20"/>
+        </w:rPr>
+        <w:t xml:space="preserve"># 2,-3,1</w:t>
       </w:r>
       <w:r/>
     </w:p>
@@ -6585,80 +6708,7 @@
           <w:color w:val="dcdcdc"/>
           <w:sz w:val="20"/>
         </w:rPr>
-        <w:t xml:space="preserve">    </w:t>
-      </w:r>
-      <w:r>
-        <w:rPr>
-          <w:rFonts w:ascii="Courier New" w:hAnsi="Courier New" w:eastAsia="Courier New" w:cs="Courier New"/>
-          <w:color w:val="569cd6"/>
-          <w:sz w:val="20"/>
-        </w:rPr>
-        <w:t xml:space="preserve">if</w:t>
-      </w:r>
-      <w:r>
-        <w:rPr>
-          <w:rFonts w:ascii="Courier New" w:hAnsi="Courier New" w:eastAsia="Courier New" w:cs="Courier New"/>
-          <w:color w:val="dcdcdc"/>
-          <w:sz w:val="20"/>
-        </w:rPr>
-        <w:t xml:space="preserve"> </w:t>
-      </w:r>
-      <w:r>
-        <w:rPr>
-          <w:rFonts w:ascii="Courier New" w:hAnsi="Courier New" w:eastAsia="Courier New" w:cs="Courier New"/>
-          <w:color w:val="569cd6"/>
-          <w:sz w:val="20"/>
-        </w:rPr>
-        <w:t xml:space="preserve">not</w:t>
-      </w:r>
-      <w:r>
-        <w:rPr>
-          <w:rFonts w:ascii="Courier New" w:hAnsi="Courier New" w:eastAsia="Courier New" w:cs="Courier New"/>
-          <w:color w:val="dcdcdc"/>
-          <w:sz w:val="20"/>
-        </w:rPr>
-        <w:t xml:space="preserve"> success: </w:t>
-      </w:r>
-      <w:r>
-        <w:rPr>
-          <w:rFonts w:ascii="Courier New" w:hAnsi="Courier New" w:eastAsia="Courier New" w:cs="Courier New"/>
-          <w:color w:val="4ec9b0"/>
-          <w:sz w:val="20"/>
-        </w:rPr>
-        <w:t xml:space="preserve">print</w:t>
-      </w:r>
-      <w:r>
-        <w:rPr>
-          <w:rFonts w:ascii="Courier New" w:hAnsi="Courier New" w:eastAsia="Courier New" w:cs="Courier New"/>
-          <w:color w:val="dcdcdc"/>
-          <w:sz w:val="20"/>
-        </w:rPr>
-        <w:t xml:space="preserve">(</w:t>
-      </w:r>
-      <w:r>
-        <w:rPr>
-          <w:rFonts w:ascii="Courier New" w:hAnsi="Courier New" w:eastAsia="Courier New" w:cs="Courier New"/>
-          <w:color w:val="d69d85"/>
-          <w:sz w:val="20"/>
-        </w:rPr>
-        <w:t xml:space="preserve">"Нет решения."</w:t>
-      </w:r>
-      <w:r>
-        <w:rPr>
-          <w:rFonts w:ascii="Courier New" w:hAnsi="Courier New" w:eastAsia="Courier New" w:cs="Courier New"/>
-          <w:color w:val="dcdcdc"/>
-          <w:sz w:val="20"/>
-        </w:rPr>
-        <w:t xml:space="preserve">, *x) </w:t>
-      </w:r>
-      <w:r>
-        <w:rPr>
-          <w:rFonts w:ascii="Courier New" w:hAnsi="Courier New" w:eastAsia="Courier New" w:cs="Courier New"/>
-          <w:i/>
-          <w:color w:val="57a64a"/>
-          <w:sz w:val="20"/>
-        </w:rPr>
-        <w:t xml:space="preserve"># 2,-3,1</w:t>
+        <w:t xml:space="preserve"> </w:t>
       </w:r>
       <w:r/>
     </w:p>
@@ -6678,10 +6728,34 @@
       <w:r>
         <w:rPr>
           <w:rFonts w:ascii="Courier New" w:hAnsi="Courier New" w:eastAsia="Courier New" w:cs="Courier New"/>
+          <w:color w:val="569cd6"/>
+          <w:sz w:val="20"/>
+        </w:rPr>
+        <w:t xml:space="preserve">except</w:t>
+      </w:r>
+      <w:r>
+        <w:rPr>
+          <w:rFonts w:ascii="Courier New" w:hAnsi="Courier New" w:eastAsia="Courier New" w:cs="Courier New"/>
           <w:color w:val="dcdcdc"/>
           <w:sz w:val="20"/>
         </w:rPr>
-        <w:t xml:space="preserve"> </w:t>
+        <w:t xml:space="preserve"> Exception </w:t>
+      </w:r>
+      <w:r>
+        <w:rPr>
+          <w:rFonts w:ascii="Courier New" w:hAnsi="Courier New" w:eastAsia="Courier New" w:cs="Courier New"/>
+          <w:color w:val="569cd6"/>
+          <w:sz w:val="20"/>
+        </w:rPr>
+        <w:t xml:space="preserve">as</w:t>
+      </w:r>
+      <w:r>
+        <w:rPr>
+          <w:rFonts w:ascii="Courier New" w:hAnsi="Courier New" w:eastAsia="Courier New" w:cs="Courier New"/>
+          <w:color w:val="dcdcdc"/>
+          <w:sz w:val="20"/>
+        </w:rPr>
+        <w:t xml:space="preserve"> e:</w:t>
       </w:r>
       <w:r/>
     </w:p>
@@ -6701,10 +6775,18 @@
       <w:r>
         <w:rPr>
           <w:rFonts w:ascii="Courier New" w:hAnsi="Courier New" w:eastAsia="Courier New" w:cs="Courier New"/>
-          <w:color w:val="569cd6"/>
+          <w:color w:val="dcdcdc"/>
           <w:sz w:val="20"/>
         </w:rPr>
-        <w:t xml:space="preserve">except</w:t>
+        <w:t xml:space="preserve">    </w:t>
+      </w:r>
+      <w:r>
+        <w:rPr>
+          <w:rFonts w:ascii="Courier New" w:hAnsi="Courier New" w:eastAsia="Courier New" w:cs="Courier New"/>
+          <w:color w:val="4ec9b0"/>
+          <w:sz w:val="20"/>
+        </w:rPr>
+        <w:t xml:space="preserve">print</w:t>
       </w:r>
       <w:r>
         <w:rPr>
@@ -6712,15 +6794,15 @@
           <w:color w:val="dcdcdc"/>
           <w:sz w:val="20"/>
         </w:rPr>
-        <w:t xml:space="preserve"> Exception </w:t>
+        <w:t xml:space="preserve">(</w:t>
       </w:r>
       <w:r>
         <w:rPr>
           <w:rFonts w:ascii="Courier New" w:hAnsi="Courier New" w:eastAsia="Courier New" w:cs="Courier New"/>
-          <w:color w:val="569cd6"/>
+          <w:color w:val="4ec9b0"/>
           <w:sz w:val="20"/>
         </w:rPr>
-        <w:t xml:space="preserve">as</w:t>
+        <w:t xml:space="preserve">str</w:t>
       </w:r>
       <w:r>
         <w:rPr>
@@ -6728,9 +6810,86 @@
           <w:color w:val="dcdcdc"/>
           <w:sz w:val="20"/>
         </w:rPr>
-        <w:t xml:space="preserve"> e:</w:t>
+        <w:t xml:space="preserve">(e))</w:t>
       </w:r>
       <w:r/>
+    </w:p>
+    <w:p>
+      <w:pPr>
+        <w:pBdr/>
+        <w:spacing/>
+        <w:ind/>
+        <w:rPr/>
+      </w:pPr>
+      <w:r>
+        <w:rPr>
+          <w:rFonts w:ascii="Times New Roman" w:hAnsi="Times New Roman" w:cs="Times New Roman"/>
+          <w:color w:val="000000" w:themeColor="text1"/>
+          <w:shd w:val="clear" w:color="auto" w:fill="ffffff"/>
+        </w:rPr>
+      </w:r>
+      <w:r>
+        <w:rPr>
+          <w:rFonts w:ascii="Times New Roman" w:hAnsi="Times New Roman" w:cs="Times New Roman"/>
+          <w:color w:val="000000" w:themeColor="text1"/>
+          <w:shd w:val="clear" w:color="auto" w:fill="ffffff"/>
+        </w:rPr>
+      </w:r>
+      <w:r/>
+    </w:p>
+    <w:p>
+      <w:pPr>
+        <w:pStyle w:val="1008"/>
+        <w:numPr>
+          <w:ilvl w:val="0"/>
+          <w:numId w:val="39"/>
+        </w:numPr>
+        <w:suppressLineNumbers w:val="false"/>
+        <w:pBdr/>
+        <w:spacing w:before="0" w:line="360" w:lineRule="auto"/>
+        <w:ind w:right="0"/>
+        <w:jc w:val="left"/>
+        <w:rPr>
+          <w:rFonts w:ascii="Times New Roman" w:hAnsi="Times New Roman" w:cs="Times New Roman"/>
+          <w:color w:val="000000" w:themeColor="text1"/>
+        </w:rPr>
+      </w:pPr>
+      <w:r>
+        <w:rPr>
+          <w:rFonts w:ascii="Times New Roman" w:hAnsi="Times New Roman" w:eastAsia="Times New Roman" w:cs="Times New Roman"/>
+          <w:color w:val="000000" w:themeColor="text1"/>
+          <w:shd w:val="clear" w:color="auto" w:fill="ffffff"/>
+          <w:lang w:val="en-US"/>
+        </w:rPr>
+        <w:t xml:space="preserve">Приложение с выполнением работы программы</w:t>
+      </w:r>
+      <w:r>
+        <w:rPr>
+          <w:rFonts w:ascii="Times New Roman" w:hAnsi="Times New Roman" w:cs="Times New Roman"/>
+          <w:color w:val="000000" w:themeColor="text1"/>
+        </w:rPr>
+      </w:r>
+      <w:r>
+        <w:rPr>
+          <w:rFonts w:ascii="Times New Roman" w:hAnsi="Times New Roman" w:cs="Times New Roman"/>
+          <w:color w:val="000000" w:themeColor="text1"/>
+        </w:rPr>
+      </w:r>
+      <w:r>
+        <w:rPr>
+          <w:rFonts w:ascii="Courier New" w:hAnsi="Courier New" w:eastAsia="Courier New" w:cs="Courier New"/>
+          <w:color w:val="dcdcdc"/>
+          <w:sz w:val="20"/>
+        </w:rPr>
+        <w:t xml:space="preserve"> </w:t>
+      </w:r>
+      <w:r/>
+      <w:r>
+        <w:rPr>
+          <w:rFonts w:ascii="Times New Roman" w:hAnsi="Times New Roman" w:cs="Times New Roman"/>
+          <w:color w:val="000000" w:themeColor="text1"/>
+        </w:rPr>
+      </w:r>
     </w:p>
     <w:p>
       <w:pPr>
@@ -6751,103 +6910,9 @@
           <w:color w:val="dcdcdc"/>
           <w:sz w:val="20"/>
         </w:rPr>
-        <w:t xml:space="preserve">    </w:t>
-      </w:r>
-      <w:r>
-        <w:rPr>
-          <w:rFonts w:ascii="Courier New" w:hAnsi="Courier New" w:eastAsia="Courier New" w:cs="Courier New"/>
-          <w:color w:val="4ec9b0"/>
-          <w:sz w:val="20"/>
-        </w:rPr>
-        <w:t xml:space="preserve">print</w:t>
-      </w:r>
-      <w:r>
-        <w:rPr>
-          <w:rFonts w:ascii="Courier New" w:hAnsi="Courier New" w:eastAsia="Courier New" w:cs="Courier New"/>
-          <w:color w:val="dcdcdc"/>
-          <w:sz w:val="20"/>
-        </w:rPr>
-        <w:t xml:space="preserve">(</w:t>
-      </w:r>
-      <w:r>
-        <w:rPr>
-          <w:rFonts w:ascii="Courier New" w:hAnsi="Courier New" w:eastAsia="Courier New" w:cs="Courier New"/>
-          <w:color w:val="4ec9b0"/>
-          <w:sz w:val="20"/>
-        </w:rPr>
-        <w:t xml:space="preserve">str</w:t>
-      </w:r>
-      <w:r>
-        <w:rPr>
-          <w:rFonts w:ascii="Courier New" w:hAnsi="Courier New" w:eastAsia="Courier New" w:cs="Courier New"/>
-          <w:color w:val="dcdcdc"/>
-          <w:sz w:val="20"/>
-        </w:rPr>
-        <w:t xml:space="preserve">(e))</w:t>
+        <w:t xml:space="preserve">python L3.py</w:t>
       </w:r>
       <w:r/>
-    </w:p>
-    <w:p>
-      <w:pPr>
-        <w:pBdr/>
-        <w:spacing/>
-        <w:ind/>
-        <w:rPr/>
-      </w:pPr>
-      <w:r>
-        <w:rPr>
-          <w:rFonts w:ascii="Times New Roman" w:hAnsi="Times New Roman" w:cs="Times New Roman"/>
-          <w:color w:val="000000" w:themeColor="text1"/>
-          <w:shd w:val="clear" w:color="auto" w:fill="ffffff"/>
-        </w:rPr>
-      </w:r>
-      <w:r>
-        <w:rPr>
-          <w:rFonts w:ascii="Times New Roman" w:hAnsi="Times New Roman" w:cs="Times New Roman"/>
-          <w:color w:val="000000" w:themeColor="text1"/>
-          <w:shd w:val="clear" w:color="auto" w:fill="ffffff"/>
-        </w:rPr>
-      </w:r>
-      <w:r/>
-    </w:p>
-    <w:p>
-      <w:pPr>
-        <w:pStyle w:val="1008"/>
-        <w:numPr>
-          <w:ilvl w:val="0"/>
-          <w:numId w:val="39"/>
-        </w:numPr>
-        <w:suppressLineNumbers w:val="false"/>
-        <w:pBdr/>
-        <w:spacing w:before="0" w:line="360" w:lineRule="auto"/>
-        <w:ind w:right="0"/>
-        <w:jc w:val="left"/>
-        <w:rPr>
-          <w:rFonts w:ascii="Times New Roman" w:hAnsi="Times New Roman" w:cs="Times New Roman"/>
-          <w:color w:val="000000" w:themeColor="text1"/>
-        </w:rPr>
-      </w:pPr>
-      <w:r>
-        <w:rPr>
-          <w:rFonts w:ascii="Times New Roman" w:hAnsi="Times New Roman" w:eastAsia="Times New Roman" w:cs="Times New Roman"/>
-          <w:color w:val="000000" w:themeColor="text1"/>
-          <w:shd w:val="clear" w:color="auto" w:fill="ffffff"/>
-          <w:lang w:val="en-US"/>
-        </w:rPr>
-        <w:t xml:space="preserve">Приложение с выполнением работы программы</w:t>
-      </w:r>
-      <w:r>
-        <w:rPr>
-          <w:rFonts w:ascii="Times New Roman" w:hAnsi="Times New Roman" w:cs="Times New Roman"/>
-          <w:color w:val="000000" w:themeColor="text1"/>
-        </w:rPr>
-      </w:r>
-      <w:r>
-        <w:rPr>
-          <w:rFonts w:ascii="Times New Roman" w:hAnsi="Times New Roman" w:cs="Times New Roman"/>
-          <w:color w:val="000000" w:themeColor="text1"/>
-        </w:rPr>
-      </w:r>
     </w:p>
     <w:p>
       <w:pPr>
@@ -6969,7 +7034,7 @@
           <w:color w:val="dcdcdc"/>
           <w:sz w:val="20"/>
         </w:rPr>
-        <w:t xml:space="preserve">Введите число a 3</w:t>
+        <w:t xml:space="preserve"> </w:t>
       </w:r>
       <w:r/>
     </w:p>
@@ -6992,7 +7057,7 @@
           <w:color w:val="dcdcdc"/>
           <w:sz w:val="20"/>
         </w:rPr>
-        <w:t xml:space="preserve">Введите число b 1</w:t>
+        <w:t xml:space="preserve">python L3.py</w:t>
       </w:r>
       <w:r/>
     </w:p>
@@ -7015,7 +7080,7 @@
           <w:color w:val="dcdcdc"/>
           <w:sz w:val="20"/>
         </w:rPr>
-        <w:t xml:space="preserve">Введите число c 1</w:t>
+        <w:t xml:space="preserve">Введите число a 3</w:t>
       </w:r>
       <w:r/>
     </w:p>
@@ -7038,16 +7103,7 @@
           <w:color w:val="dcdcdc"/>
           <w:sz w:val="20"/>
         </w:rPr>
-        <w:t xml:space="preserve">Нет решения.</w:t>
-      </w:r>
-      <w:r>
-        <w:rPr>
-          <w:rFonts w:ascii="Courier New" w:hAnsi="Courier New" w:eastAsia="Courier New" w:cs="Courier New"/>
-          <w:i/>
-          <w:color w:val="57a64a"/>
-          <w:sz w:val="20"/>
-        </w:rPr>
-        <w:t xml:space="preserve">#2</w:t>
+        <w:t xml:space="preserve">Введите число b 1</w:t>
       </w:r>
       <w:r/>
     </w:p>
@@ -7070,7 +7126,315 @@
           <w:color w:val="dcdcdc"/>
           <w:sz w:val="20"/>
         </w:rPr>
+        <w:t xml:space="preserve">Введите число c 1</w:t>
+      </w:r>
+      <w:r/>
+    </w:p>
+    <w:p>
+      <w:pPr>
+        <w:pBdr>
+          <w:top w:val="none" w:color="000000" w:sz="4" w:space="0"/>
+          <w:left w:val="none" w:color="000000" w:sz="4" w:space="0"/>
+          <w:bottom w:val="none" w:color="000000" w:sz="4" w:space="0"/>
+          <w:right w:val="none" w:color="000000" w:sz="4" w:space="0"/>
+        </w:pBdr>
+        <w:shd w:val="clear" w:color="1e1e1e" w:fill="1e1e1e"/>
+        <w:spacing w:line="199" w:lineRule="atLeast"/>
+        <w:ind w:right="0" w:firstLine="0" w:left="0"/>
+        <w:rPr/>
+      </w:pPr>
+      <w:r>
+        <w:rPr>
+          <w:rFonts w:ascii="Courier New" w:hAnsi="Courier New" w:eastAsia="Courier New" w:cs="Courier New"/>
+          <w:color w:val="dcdcdc"/>
+          <w:sz w:val="20"/>
+        </w:rPr>
+        <w:t xml:space="preserve">Нет решения.</w:t>
+      </w:r>
+      <w:r>
+        <w:rPr>
+          <w:rFonts w:ascii="Courier New" w:hAnsi="Courier New" w:eastAsia="Courier New" w:cs="Courier New"/>
+          <w:i/>
+          <w:color w:val="57a64a"/>
+          <w:sz w:val="20"/>
+        </w:rPr>
+        <w:t xml:space="preserve">#2</w:t>
+      </w:r>
+      <w:r/>
+    </w:p>
+    <w:p>
+      <w:pPr>
+        <w:pBdr>
+          <w:top w:val="none" w:color="000000" w:sz="4" w:space="0"/>
+          <w:left w:val="none" w:color="000000" w:sz="4" w:space="0"/>
+          <w:bottom w:val="none" w:color="000000" w:sz="4" w:space="0"/>
+          <w:right w:val="none" w:color="000000" w:sz="4" w:space="0"/>
+        </w:pBdr>
+        <w:shd w:val="clear" w:color="1e1e1e" w:fill="1e1e1e"/>
+        <w:spacing w:line="199" w:lineRule="atLeast"/>
+        <w:ind w:right="0" w:firstLine="0" w:left="0"/>
+        <w:rPr/>
+      </w:pPr>
+      <w:r>
+        <w:rPr>
+          <w:rFonts w:ascii="Courier New" w:hAnsi="Courier New" w:eastAsia="Courier New" w:cs="Courier New"/>
+          <w:color w:val="dcdcdc"/>
+          <w:sz w:val="20"/>
+        </w:rPr>
         <w:t xml:space="preserve"> </w:t>
+      </w:r>
+      <w:r/>
+    </w:p>
+    <w:p>
+      <w:pPr>
+        <w:pBdr>
+          <w:top w:val="none" w:color="000000" w:sz="4" w:space="0"/>
+          <w:left w:val="none" w:color="000000" w:sz="4" w:space="0"/>
+          <w:bottom w:val="none" w:color="000000" w:sz="4" w:space="0"/>
+          <w:right w:val="none" w:color="000000" w:sz="4" w:space="0"/>
+        </w:pBdr>
+        <w:shd w:val="clear" w:color="1e1e1e" w:fill="1e1e1e"/>
+        <w:spacing w:line="199" w:lineRule="atLeast"/>
+        <w:ind w:right="0" w:firstLine="0" w:left="0"/>
+        <w:rPr/>
+      </w:pPr>
+      <w:r>
+        <w:rPr>
+          <w:rFonts w:ascii="Courier New" w:hAnsi="Courier New" w:eastAsia="Courier New" w:cs="Courier New"/>
+          <w:color w:val="dcdcdc"/>
+          <w:sz w:val="20"/>
+        </w:rPr>
+        <w:t xml:space="preserve">python L3.py</w:t>
+      </w:r>
+      <w:r/>
+    </w:p>
+    <w:p>
+      <w:pPr>
+        <w:pBdr>
+          <w:top w:val="none" w:color="000000" w:sz="4" w:space="0"/>
+          <w:left w:val="none" w:color="000000" w:sz="4" w:space="0"/>
+          <w:bottom w:val="none" w:color="000000" w:sz="4" w:space="0"/>
+          <w:right w:val="none" w:color="000000" w:sz="4" w:space="0"/>
+        </w:pBdr>
+        <w:shd w:val="clear" w:color="1e1e1e" w:fill="1e1e1e"/>
+        <w:spacing w:line="199" w:lineRule="atLeast"/>
+        <w:ind w:right="0" w:firstLine="0" w:left="0"/>
+        <w:rPr/>
+      </w:pPr>
+      <w:r>
+        <w:rPr>
+          <w:rFonts w:ascii="Courier New" w:hAnsi="Courier New" w:eastAsia="Courier New" w:cs="Courier New"/>
+          <w:color w:val="dcdcdc"/>
+          <w:sz w:val="20"/>
+        </w:rPr>
+        <w:t xml:space="preserve">Введите число a 3</w:t>
+      </w:r>
+      <w:r/>
+    </w:p>
+    <w:p>
+      <w:pPr>
+        <w:pBdr>
+          <w:top w:val="none" w:color="000000" w:sz="4" w:space="0"/>
+          <w:left w:val="none" w:color="000000" w:sz="4" w:space="0"/>
+          <w:bottom w:val="none" w:color="000000" w:sz="4" w:space="0"/>
+          <w:right w:val="none" w:color="000000" w:sz="4" w:space="0"/>
+        </w:pBdr>
+        <w:shd w:val="clear" w:color="1e1e1e" w:fill="1e1e1e"/>
+        <w:spacing w:line="199" w:lineRule="atLeast"/>
+        <w:ind w:right="0" w:firstLine="0" w:left="0"/>
+        <w:rPr/>
+      </w:pPr>
+      <w:r>
+        <w:rPr>
+          <w:rFonts w:ascii="Courier New" w:hAnsi="Courier New" w:eastAsia="Courier New" w:cs="Courier New"/>
+          <w:color w:val="dcdcdc"/>
+          <w:sz w:val="20"/>
+        </w:rPr>
+        <w:t xml:space="preserve">Введите число b 1</w:t>
+      </w:r>
+      <w:r/>
+    </w:p>
+    <w:p>
+      <w:pPr>
+        <w:pBdr>
+          <w:top w:val="none" w:color="000000" w:sz="4" w:space="0"/>
+          <w:left w:val="none" w:color="000000" w:sz="4" w:space="0"/>
+          <w:bottom w:val="none" w:color="000000" w:sz="4" w:space="0"/>
+          <w:right w:val="none" w:color="000000" w:sz="4" w:space="0"/>
+        </w:pBdr>
+        <w:shd w:val="clear" w:color="1e1e1e" w:fill="1e1e1e"/>
+        <w:spacing w:line="199" w:lineRule="atLeast"/>
+        <w:ind w:right="0" w:firstLine="0" w:left="0"/>
+        <w:rPr/>
+      </w:pPr>
+      <w:r>
+        <w:rPr>
+          <w:rFonts w:ascii="Courier New" w:hAnsi="Courier New" w:eastAsia="Courier New" w:cs="Courier New"/>
+          <w:color w:val="dcdcdc"/>
+          <w:sz w:val="20"/>
+        </w:rPr>
+        <w:t xml:space="preserve">Введите число c 3</w:t>
+      </w:r>
+      <w:r/>
+    </w:p>
+    <w:p>
+      <w:pPr>
+        <w:pBdr>
+          <w:top w:val="none" w:color="000000" w:sz="4" w:space="0"/>
+          <w:left w:val="none" w:color="000000" w:sz="4" w:space="0"/>
+          <w:bottom w:val="none" w:color="000000" w:sz="4" w:space="0"/>
+          <w:right w:val="none" w:color="000000" w:sz="4" w:space="0"/>
+        </w:pBdr>
+        <w:shd w:val="clear" w:color="1e1e1e" w:fill="1e1e1e"/>
+        <w:spacing w:line="199" w:lineRule="atLeast"/>
+        <w:ind w:right="0" w:firstLine="0" w:left="0"/>
+        <w:rPr/>
+      </w:pPr>
+      <w:r>
+        <w:rPr>
+          <w:rFonts w:ascii="Courier New" w:hAnsi="Courier New" w:eastAsia="Courier New" w:cs="Courier New"/>
+          <w:color w:val="dcdcdc"/>
+          <w:sz w:val="20"/>
+        </w:rPr>
+        <w:t xml:space="preserve">x = 3.0</w:t>
+      </w:r>
+      <w:r/>
+    </w:p>
+    <w:p>
+      <w:pPr>
+        <w:pBdr>
+          <w:top w:val="none" w:color="000000" w:sz="4" w:space="0"/>
+          <w:left w:val="none" w:color="000000" w:sz="4" w:space="0"/>
+          <w:bottom w:val="none" w:color="000000" w:sz="4" w:space="0"/>
+          <w:right w:val="none" w:color="000000" w:sz="4" w:space="0"/>
+        </w:pBdr>
+        <w:shd w:val="clear" w:color="1e1e1e" w:fill="1e1e1e"/>
+        <w:spacing w:line="199" w:lineRule="atLeast"/>
+        <w:ind w:right="0" w:firstLine="0" w:left="0"/>
+        <w:rPr/>
+      </w:pPr>
+      <w:r>
+        <w:rPr>
+          <w:rFonts w:ascii="Courier New" w:hAnsi="Courier New" w:eastAsia="Courier New" w:cs="Courier New"/>
+          <w:color w:val="dcdcdc"/>
+          <w:sz w:val="20"/>
+        </w:rPr>
+        <w:t xml:space="preserve"> </w:t>
+      </w:r>
+      <w:r/>
+    </w:p>
+    <w:p>
+      <w:pPr>
+        <w:pBdr>
+          <w:top w:val="none" w:color="000000" w:sz="4" w:space="0"/>
+          <w:left w:val="none" w:color="000000" w:sz="4" w:space="0"/>
+          <w:bottom w:val="none" w:color="000000" w:sz="4" w:space="0"/>
+          <w:right w:val="none" w:color="000000" w:sz="4" w:space="0"/>
+        </w:pBdr>
+        <w:shd w:val="clear" w:color="1e1e1e" w:fill="1e1e1e"/>
+        <w:spacing w:line="199" w:lineRule="atLeast"/>
+        <w:ind w:right="0" w:firstLine="0" w:left="0"/>
+        <w:rPr/>
+      </w:pPr>
+      <w:r>
+        <w:rPr>
+          <w:rFonts w:ascii="Courier New" w:hAnsi="Courier New" w:eastAsia="Courier New" w:cs="Courier New"/>
+          <w:color w:val="dcdcdc"/>
+          <w:sz w:val="20"/>
+        </w:rPr>
+        <w:t xml:space="preserve">python L3.py</w:t>
+      </w:r>
+      <w:r/>
+    </w:p>
+    <w:p>
+      <w:pPr>
+        <w:pBdr>
+          <w:top w:val="none" w:color="000000" w:sz="4" w:space="0"/>
+          <w:left w:val="none" w:color="000000" w:sz="4" w:space="0"/>
+          <w:bottom w:val="none" w:color="000000" w:sz="4" w:space="0"/>
+          <w:right w:val="none" w:color="000000" w:sz="4" w:space="0"/>
+        </w:pBdr>
+        <w:shd w:val="clear" w:color="1e1e1e" w:fill="1e1e1e"/>
+        <w:spacing w:line="199" w:lineRule="atLeast"/>
+        <w:ind w:right="0" w:firstLine="0" w:left="0"/>
+        <w:rPr/>
+      </w:pPr>
+      <w:r>
+        <w:rPr>
+          <w:rFonts w:ascii="Courier New" w:hAnsi="Courier New" w:eastAsia="Courier New" w:cs="Courier New"/>
+          <w:color w:val="dcdcdc"/>
+          <w:sz w:val="20"/>
+        </w:rPr>
+        <w:t xml:space="preserve">Введите число a 2</w:t>
+      </w:r>
+      <w:r/>
+    </w:p>
+    <w:p>
+      <w:pPr>
+        <w:pBdr>
+          <w:top w:val="none" w:color="000000" w:sz="4" w:space="0"/>
+          <w:left w:val="none" w:color="000000" w:sz="4" w:space="0"/>
+          <w:bottom w:val="none" w:color="000000" w:sz="4" w:space="0"/>
+          <w:right w:val="none" w:color="000000" w:sz="4" w:space="0"/>
+        </w:pBdr>
+        <w:shd w:val="clear" w:color="1e1e1e" w:fill="1e1e1e"/>
+        <w:spacing w:line="199" w:lineRule="atLeast"/>
+        <w:ind w:right="0" w:firstLine="0" w:left="0"/>
+        <w:rPr/>
+      </w:pPr>
+      <w:r>
+        <w:rPr>
+          <w:rFonts w:ascii="Courier New" w:hAnsi="Courier New" w:eastAsia="Courier New" w:cs="Courier New"/>
+          <w:color w:val="dcdcdc"/>
+          <w:sz w:val="20"/>
+        </w:rPr>
+        <w:t xml:space="preserve">Введите число b -3</w:t>
+      </w:r>
+      <w:r/>
+    </w:p>
+    <w:p>
+      <w:pPr>
+        <w:pBdr>
+          <w:top w:val="none" w:color="000000" w:sz="4" w:space="0"/>
+          <w:left w:val="none" w:color="000000" w:sz="4" w:space="0"/>
+          <w:bottom w:val="none" w:color="000000" w:sz="4" w:space="0"/>
+          <w:right w:val="none" w:color="000000" w:sz="4" w:space="0"/>
+        </w:pBdr>
+        <w:shd w:val="clear" w:color="1e1e1e" w:fill="1e1e1e"/>
+        <w:spacing w:line="199" w:lineRule="atLeast"/>
+        <w:ind w:right="0" w:firstLine="0" w:left="0"/>
+        <w:rPr/>
+      </w:pPr>
+      <w:r>
+        <w:rPr>
+          <w:rFonts w:ascii="Courier New" w:hAnsi="Courier New" w:eastAsia="Courier New" w:cs="Courier New"/>
+          <w:color w:val="dcdcdc"/>
+          <w:sz w:val="20"/>
+        </w:rPr>
+        <w:t xml:space="preserve">Введите число c 1</w:t>
+      </w:r>
+      <w:r/>
+    </w:p>
+    <w:p>
+      <w:pPr>
+        <w:pBdr>
+          <w:top w:val="none" w:color="000000" w:sz="4" w:space="0"/>
+          <w:left w:val="none" w:color="000000" w:sz="4" w:space="0"/>
+          <w:bottom w:val="none" w:color="000000" w:sz="4" w:space="0"/>
+          <w:right w:val="none" w:color="000000" w:sz="4" w:space="0"/>
+        </w:pBdr>
+        <w:shd w:val="clear" w:color="1e1e1e" w:fill="1e1e1e"/>
+        <w:spacing w:line="199" w:lineRule="atLeast"/>
+        <w:ind w:right="0" w:firstLine="0" w:left="0"/>
+        <w:rPr/>
+      </w:pPr>
+      <w:r>
+        <w:rPr>
+          <w:rFonts w:ascii="Courier New" w:hAnsi="Courier New" w:eastAsia="Courier New" w:cs="Courier New"/>
+          <w:color w:val="dcdcdc"/>
+          <w:sz w:val="20"/>
+        </w:rPr>
+        <w:t xml:space="preserve">Нет решения. 4.7912878474779195 0.20871215252208009</w:t>
       </w:r>
       <w:r/>
     </w:p>

--- a/Lab_3/Mirgaliev_3.docx
+++ b/Lab_3/Mirgaliev_3.docx
@@ -4964,13 +4964,56 @@
         <w:rPr>
           <w:rFonts w:ascii="Times New Roman" w:hAnsi="Times New Roman" w:cs="Times New Roman"/>
           <w:color w:val="000000" w:themeColor="text1"/>
+          <w:highlight w:val="none"/>
+          <w:shd w:val="clear" w:color="auto" w:fill="ffffff"/>
+        </w:rPr>
+      </w:r>
+      <w:r>
+        <w:rPr>
+          <w:rFonts w:ascii="Times New Roman" w:hAnsi="Times New Roman" w:cs="Times New Roman"/>
+          <w:color w:val="000000" w:themeColor="text1"/>
+          <w:highlight w:val="none"/>
+          <w:shd w:val="clear" w:color="auto" w:fill="ffffff"/>
+        </w:rPr>
+      </w:r>
+      <w:r>
+        <w:rPr>
+          <w:rFonts w:ascii="Times New Roman" w:hAnsi="Times New Roman" w:cs="Times New Roman"/>
+          <w:color w:val="000000" w:themeColor="text1"/>
+          <w:highlight w:val="none"/>
+          <w:shd w:val="clear" w:color="auto" w:fill="ffffff"/>
+        </w:rPr>
+      </w:r>
+    </w:p>
+    <w:p>
+      <w:pPr>
+        <w:pBdr/>
+        <w:spacing/>
+        <w:ind/>
+        <w:rPr>
+          <w:rFonts w:ascii="Times New Roman" w:hAnsi="Times New Roman" w:cs="Times New Roman"/>
+          <w:color w:val="000000" w:themeColor="text1"/>
+          <w:highlight w:val="none"/>
+        </w:rPr>
+      </w:pPr>
+      <w:r>
+        <w:rPr>
+          <w:rFonts w:ascii="Times New Roman" w:hAnsi="Times New Roman" w:cs="Times New Roman"/>
+          <w:color w:val="000000" w:themeColor="text1"/>
+          <w:shd w:val="clear" w:color="auto" w:fill="ffffff"/>
+        </w:rPr>
+      </w:r>
+      <w:r>
+        <w:rPr>
+          <w:rFonts w:ascii="Times New Roman" w:hAnsi="Times New Roman" w:cs="Times New Roman"/>
+          <w:color w:val="000000" w:themeColor="text1"/>
           <w:shd w:val="clear" w:color="auto" w:fill="ffffff"/>
         </w:rPr>
         <mc:AlternateContent>
           <mc:Choice Requires="wpg">
             <w:drawing>
               <wp:inline xmlns:wp="http://schemas.openxmlformats.org/drawingml/2006/wordprocessingDrawing" distT="0" distB="0" distL="0" distR="0">
-                <wp:extent cx="5939790" cy="5754171"/>
+                <wp:extent cx="6330974" cy="5843777"/>
                 <wp:effectExtent l="0" t="0" r="0" b="0"/>
                 <wp:docPr id="1" name=""/>
                 <wp:cNvGraphicFramePr>
@@ -4980,7 +5023,7 @@
                   <a:graphicData uri="http://schemas.openxmlformats.org/drawingml/2006/picture">
                     <pic:pic xmlns:pic="http://schemas.openxmlformats.org/drawingml/2006/picture">
                       <pic:nvPicPr>
-                        <pic:cNvPr id="960086640" name=""/>
+                        <pic:cNvPr id="306092023" name=""/>
                         <pic:cNvPicPr>
                           <a:picLocks noChangeAspect="1"/>
                         </pic:cNvPicPr>
@@ -4988,12 +5031,13 @@
                       </pic:nvPicPr>
                       <pic:blipFill rotWithShape="1">
                         <a:blip r:embed="rId12"/>
+                        <a:srcRect l="24359" t="0" r="0" b="0"/>
                         <a:stretch/>
                       </pic:blipFill>
                       <pic:spPr bwMode="auto">
-                        <a:xfrm>
+                        <a:xfrm flipH="0" flipV="0">
                           <a:off x="0" y="0"/>
-                          <a:ext cx="5939789" cy="5754171"/>
+                          <a:ext cx="6330973" cy="5843776"/>
                         </a:xfrm>
                         <a:prstGeom prst="rect">
                           <a:avLst/>
@@ -5026,13 +5070,34 @@
                 <v:path o:extrusionok="f" gradientshapeok="t" o:connecttype="rect"/>
                 <o:lock v:ext="edit" aspectratio="t"/>
               </v:shapetype>
-              <v:shape id="_x0000_i0" o:spid="_x0000_s0" type="#_x0000_t75" style="width:467.70pt;height:453.08pt;mso-wrap-distance-left:0.00pt;mso-wrap-distance-top:0.00pt;mso-wrap-distance-right:0.00pt;mso-wrap-distance-bottom:0.00pt;z-index:1;" stroked="false">
-                <v:imagedata r:id="rId12" o:title=""/>
+              <v:shape id="_x0000_i0" o:spid="_x0000_s0" type="#_x0000_t75" style="width:498.50pt;height:460.14pt;mso-wrap-distance-left:0.00pt;mso-wrap-distance-top:0.00pt;mso-wrap-distance-right:0.00pt;mso-wrap-distance-bottom:0.00pt;z-index:1;" stroked="false">
+                <v:imagedata r:id="rId12" o:title="" croptop="0f" cropleft="15964f" cropbottom="0f" cropright="0f"/>
                 <o:lock v:ext="edit" rotation="t"/>
               </v:shape>
             </w:pict>
           </mc:Fallback>
         </mc:AlternateContent>
+      </w:r>
+      <w:r>
+        <w:rPr>
+          <w:rFonts w:ascii="Times New Roman" w:hAnsi="Times New Roman" w:cs="Times New Roman"/>
+          <w:color w:val="000000" w:themeColor="text1"/>
+          <w:shd w:val="clear" w:color="auto" w:fill="ffffff"/>
+        </w:rPr>
+      </w:r>
+      <w:r>
+        <w:rPr>
+          <w:rFonts w:ascii="Times New Roman" w:hAnsi="Times New Roman" w:cs="Times New Roman"/>
+          <w:color w:val="000000" w:themeColor="text1"/>
+          <w:shd w:val="clear" w:color="auto" w:fill="ffffff"/>
+        </w:rPr>
+      </w:r>
+      <w:r>
+        <w:rPr>
+          <w:rFonts w:ascii="Times New Roman" w:hAnsi="Times New Roman" w:cs="Times New Roman"/>
+          <w:color w:val="000000" w:themeColor="text1"/>
+          <w:shd w:val="clear" w:color="auto" w:fill="ffffff"/>
+        </w:rPr>
       </w:r>
       <w:r>
         <w:rPr>
@@ -6865,25 +6930,18 @@
       </w:r>
       <w:r>
         <w:rPr>
-          <w:rFonts w:ascii="Times New Roman" w:hAnsi="Times New Roman" w:cs="Times New Roman"/>
-          <w:color w:val="000000" w:themeColor="text1"/>
-        </w:rPr>
-      </w:r>
-      <w:r>
-        <w:rPr>
-          <w:rFonts w:ascii="Times New Roman" w:hAnsi="Times New Roman" w:cs="Times New Roman"/>
-          <w:color w:val="000000" w:themeColor="text1"/>
-        </w:rPr>
-      </w:r>
-      <w:r>
-        <w:rPr>
           <w:rFonts w:ascii="Courier New" w:hAnsi="Courier New" w:eastAsia="Courier New" w:cs="Courier New"/>
           <w:color w:val="dcdcdc"/>
           <w:sz w:val="20"/>
         </w:rPr>
         <w:t xml:space="preserve"> </w:t>
       </w:r>
-      <w:r/>
+      <w:r>
+        <w:rPr>
+          <w:rFonts w:ascii="Times New Roman" w:hAnsi="Times New Roman" w:cs="Times New Roman"/>
+          <w:color w:val="000000" w:themeColor="text1"/>
+        </w:rPr>
+      </w:r>
       <w:r>
         <w:rPr>
           <w:rFonts w:ascii="Times New Roman" w:hAnsi="Times New Roman" w:cs="Times New Roman"/>

--- a/Lab_3/Mirgaliev_3.docx
+++ b/Lab_3/Mirgaliev_3.docx
@@ -4954,11 +4954,7 @@
         <w:pBdr/>
         <w:spacing/>
         <w:ind/>
-        <w:rPr>
-          <w:rFonts w:ascii="Times New Roman" w:hAnsi="Times New Roman" w:cs="Times New Roman"/>
-          <w:color w:val="000000" w:themeColor="text1"/>
-          <w:highlight w:val="none"/>
-        </w:rPr>
+        <w:rPr/>
       </w:pPr>
       <w:r>
         <w:rPr>
@@ -4967,53 +4963,11 @@
           <w:highlight w:val="none"/>
           <w:shd w:val="clear" w:color="auto" w:fill="ffffff"/>
         </w:rPr>
-      </w:r>
-      <w:r>
-        <w:rPr>
-          <w:rFonts w:ascii="Times New Roman" w:hAnsi="Times New Roman" w:cs="Times New Roman"/>
-          <w:color w:val="000000" w:themeColor="text1"/>
-          <w:highlight w:val="none"/>
-          <w:shd w:val="clear" w:color="auto" w:fill="ffffff"/>
-        </w:rPr>
-      </w:r>
-      <w:r>
-        <w:rPr>
-          <w:rFonts w:ascii="Times New Roman" w:hAnsi="Times New Roman" w:cs="Times New Roman"/>
-          <w:color w:val="000000" w:themeColor="text1"/>
-          <w:highlight w:val="none"/>
-          <w:shd w:val="clear" w:color="auto" w:fill="ffffff"/>
-        </w:rPr>
-      </w:r>
-    </w:p>
-    <w:p>
-      <w:pPr>
-        <w:pBdr/>
-        <w:spacing/>
-        <w:ind/>
-        <w:rPr>
-          <w:rFonts w:ascii="Times New Roman" w:hAnsi="Times New Roman" w:cs="Times New Roman"/>
-          <w:color w:val="000000" w:themeColor="text1"/>
-          <w:highlight w:val="none"/>
-        </w:rPr>
-      </w:pPr>
-      <w:r>
-        <w:rPr>
-          <w:rFonts w:ascii="Times New Roman" w:hAnsi="Times New Roman" w:cs="Times New Roman"/>
-          <w:color w:val="000000" w:themeColor="text1"/>
-          <w:shd w:val="clear" w:color="auto" w:fill="ffffff"/>
-        </w:rPr>
-      </w:r>
-      <w:r>
-        <w:rPr>
-          <w:rFonts w:ascii="Times New Roman" w:hAnsi="Times New Roman" w:cs="Times New Roman"/>
-          <w:color w:val="000000" w:themeColor="text1"/>
-          <w:shd w:val="clear" w:color="auto" w:fill="ffffff"/>
-        </w:rPr>
         <mc:AlternateContent>
           <mc:Choice Requires="wpg">
             <w:drawing>
               <wp:inline xmlns:wp="http://schemas.openxmlformats.org/drawingml/2006/wordprocessingDrawing" distT="0" distB="0" distL="0" distR="0">
-                <wp:extent cx="6330974" cy="5843777"/>
+                <wp:extent cx="6314585" cy="5823450"/>
                 <wp:effectExtent l="0" t="0" r="0" b="0"/>
                 <wp:docPr id="1" name=""/>
                 <wp:cNvGraphicFramePr>
@@ -5023,7 +4977,7 @@
                   <a:graphicData uri="http://schemas.openxmlformats.org/drawingml/2006/picture">
                     <pic:pic xmlns:pic="http://schemas.openxmlformats.org/drawingml/2006/picture">
                       <pic:nvPicPr>
-                        <pic:cNvPr id="306092023" name=""/>
+                        <pic:cNvPr id="1896789996" name=""/>
                         <pic:cNvPicPr>
                           <a:picLocks noChangeAspect="1"/>
                         </pic:cNvPicPr>
@@ -5031,13 +4985,12 @@
                       </pic:nvPicPr>
                       <pic:blipFill rotWithShape="1">
                         <a:blip r:embed="rId12"/>
-                        <a:srcRect l="24359" t="0" r="0" b="0"/>
                         <a:stretch/>
                       </pic:blipFill>
                       <pic:spPr bwMode="auto">
                         <a:xfrm flipH="0" flipV="0">
                           <a:off x="0" y="0"/>
-                          <a:ext cx="6330973" cy="5843776"/>
+                          <a:ext cx="6314584" cy="5823450"/>
                         </a:xfrm>
                         <a:prstGeom prst="rect">
                           <a:avLst/>
@@ -5070,64 +5023,13 @@
                 <v:path o:extrusionok="f" gradientshapeok="t" o:connecttype="rect"/>
                 <o:lock v:ext="edit" aspectratio="t"/>
               </v:shapetype>
-              <v:shape id="_x0000_i0" o:spid="_x0000_s0" type="#_x0000_t75" style="width:498.50pt;height:460.14pt;mso-wrap-distance-left:0.00pt;mso-wrap-distance-top:0.00pt;mso-wrap-distance-right:0.00pt;mso-wrap-distance-bottom:0.00pt;z-index:1;" stroked="false">
-                <v:imagedata r:id="rId12" o:title="" croptop="0f" cropleft="15964f" cropbottom="0f" cropright="0f"/>
+              <v:shape id="_x0000_i0" o:spid="_x0000_s0" type="#_x0000_t75" style="width:497.21pt;height:458.54pt;mso-wrap-distance-left:0.00pt;mso-wrap-distance-top:0.00pt;mso-wrap-distance-right:0.00pt;mso-wrap-distance-bottom:0.00pt;z-index:1;" stroked="false">
+                <v:imagedata r:id="rId12" o:title=""/>
                 <o:lock v:ext="edit" rotation="t"/>
               </v:shape>
             </w:pict>
           </mc:Fallback>
         </mc:AlternateContent>
-      </w:r>
-      <w:r>
-        <w:rPr>
-          <w:rFonts w:ascii="Times New Roman" w:hAnsi="Times New Roman" w:cs="Times New Roman"/>
-          <w:color w:val="000000" w:themeColor="text1"/>
-          <w:shd w:val="clear" w:color="auto" w:fill="ffffff"/>
-        </w:rPr>
-      </w:r>
-      <w:r>
-        <w:rPr>
-          <w:rFonts w:ascii="Times New Roman" w:hAnsi="Times New Roman" w:cs="Times New Roman"/>
-          <w:color w:val="000000" w:themeColor="text1"/>
-          <w:shd w:val="clear" w:color="auto" w:fill="ffffff"/>
-        </w:rPr>
-      </w:r>
-      <w:r>
-        <w:rPr>
-          <w:rFonts w:ascii="Times New Roman" w:hAnsi="Times New Roman" w:cs="Times New Roman"/>
-          <w:color w:val="000000" w:themeColor="text1"/>
-          <w:shd w:val="clear" w:color="auto" w:fill="ffffff"/>
-        </w:rPr>
-      </w:r>
-      <w:r>
-        <w:rPr>
-          <w:rFonts w:ascii="Times New Roman" w:hAnsi="Times New Roman" w:cs="Times New Roman"/>
-          <w:color w:val="000000" w:themeColor="text1"/>
-          <w:highlight w:val="none"/>
-        </w:rPr>
-      </w:r>
-      <w:r>
-        <w:rPr>
-          <w:rFonts w:ascii="Times New Roman" w:hAnsi="Times New Roman" w:cs="Times New Roman"/>
-          <w:color w:val="000000" w:themeColor="text1"/>
-          <w:highlight w:val="none"/>
-        </w:rPr>
-      </w:r>
-    </w:p>
-    <w:p>
-      <w:pPr>
-        <w:pBdr/>
-        <w:spacing/>
-        <w:ind/>
-        <w:rPr/>
-      </w:pPr>
-      <w:r>
-        <w:rPr>
-          <w:rFonts w:ascii="Times New Roman" w:hAnsi="Times New Roman" w:cs="Times New Roman"/>
-          <w:color w:val="000000" w:themeColor="text1"/>
-          <w:highlight w:val="none"/>
-          <w:shd w:val="clear" w:color="auto" w:fill="ffffff"/>
-        </w:rPr>
       </w:r>
       <w:r>
         <w:rPr>
@@ -5978,7 +5880,7 @@
           <w:color w:val="dcdcdc"/>
           <w:sz w:val="20"/>
         </w:rPr>
-        <w:t xml:space="preserve">    x = [(value+root_D)/</w:t>
+        <w:t xml:space="preserve">    x = [(-value+root_D)/(</w:t>
       </w:r>
       <w:r>
         <w:rPr>
@@ -5987,6 +5889,14 @@
           <w:sz w:val="20"/>
         </w:rPr>
         <w:t xml:space="preserve">2</w:t>
+      </w:r>
+      <w:r>
+        <w:rPr>
+          <w:rFonts w:ascii="Courier New" w:hAnsi="Courier New" w:eastAsia="Courier New" w:cs="Courier New"/>
+          <w:color w:val="dcdcdc"/>
+          <w:sz w:val="20"/>
+        </w:rPr>
+        <w:t xml:space="preserve">*a)</w:t>
       </w:r>
       <w:r/>
     </w:p>
@@ -6009,7 +5919,7 @@
           <w:color w:val="dcdcdc"/>
           <w:sz w:val="20"/>
         </w:rPr>
-        <w:t xml:space="preserve">        ,(value-root_D)/</w:t>
+        <w:t xml:space="preserve">        ,(-value-root_D)/(</w:t>
       </w:r>
       <w:r>
         <w:rPr>
@@ -6025,7 +5935,7 @@
           <w:color w:val="dcdcdc"/>
           <w:sz w:val="20"/>
         </w:rPr>
-        <w:t xml:space="preserve">]</w:t>
+        <w:t xml:space="preserve">*a)]</w:t>
       </w:r>
       <w:r/>
     </w:p>
@@ -6591,16 +6501,7 @@
           <w:color w:val="dcdcdc"/>
           <w:sz w:val="20"/>
         </w:rPr>
-        <w:t xml:space="preserve">, i) </w:t>
-      </w:r>
-      <w:r>
-        <w:rPr>
-          <w:rFonts w:ascii="Courier New" w:hAnsi="Courier New" w:eastAsia="Courier New" w:cs="Courier New"/>
-          <w:i/>
-          <w:color w:val="57a64a"/>
-          <w:sz w:val="20"/>
-        </w:rPr>
-        <w:t xml:space="preserve"># 3,1,3</w:t>
+        <w:t xml:space="preserve">, i)</w:t>
       </w:r>
       <w:r/>
     </w:p>
@@ -7219,6 +7120,15 @@
         <w:t xml:space="preserve">#2</w:t>
       </w:r>
       <w:r/>
+      <w:r>
+        <w:rPr>
+          <w:rFonts w:ascii="Courier New" w:hAnsi="Courier New" w:eastAsia="Courier New" w:cs="Courier New"/>
+          <w:color w:val="dcdcdc"/>
+          <w:sz w:val="20"/>
+        </w:rPr>
+      </w:r>
+      <w:r/>
+      <w:r/>
     </w:p>
     <w:p>
       <w:pPr>
@@ -7285,7 +7195,7 @@
           <w:color w:val="dcdcdc"/>
           <w:sz w:val="20"/>
         </w:rPr>
-        <w:t xml:space="preserve">Введите число a 3</w:t>
+        <w:t xml:space="preserve">Введите число a 2</w:t>
       </w:r>
       <w:r/>
     </w:p>
@@ -7308,7 +7218,7 @@
           <w:color w:val="dcdcdc"/>
           <w:sz w:val="20"/>
         </w:rPr>
-        <w:t xml:space="preserve">Введите число b 1</w:t>
+        <w:t xml:space="preserve">Введите число b -3</w:t>
       </w:r>
       <w:r/>
     </w:p>
@@ -7331,7 +7241,7 @@
           <w:color w:val="dcdcdc"/>
           <w:sz w:val="20"/>
         </w:rPr>
-        <w:t xml:space="preserve">Введите число c 3</w:t>
+        <w:t xml:space="preserve">Введите число c 1</w:t>
       </w:r>
       <w:r/>
     </w:p>
@@ -7354,145 +7264,22 @@
           <w:color w:val="dcdcdc"/>
           <w:sz w:val="20"/>
         </w:rPr>
-        <w:t xml:space="preserve">x = 3.0</w:t>
-      </w:r>
-      <w:r/>
-    </w:p>
-    <w:p>
-      <w:pPr>
-        <w:pBdr>
-          <w:top w:val="none" w:color="000000" w:sz="4" w:space="0"/>
-          <w:left w:val="none" w:color="000000" w:sz="4" w:space="0"/>
-          <w:bottom w:val="none" w:color="000000" w:sz="4" w:space="0"/>
-          <w:right w:val="none" w:color="000000" w:sz="4" w:space="0"/>
-        </w:pBdr>
-        <w:shd w:val="clear" w:color="1e1e1e" w:fill="1e1e1e"/>
-        <w:spacing w:line="199" w:lineRule="atLeast"/>
-        <w:ind w:right="0" w:firstLine="0" w:left="0"/>
-        <w:rPr/>
-      </w:pPr>
+        <w:t xml:space="preserve">Нет решения. </w:t>
+      </w:r>
       <w:r>
         <w:rPr>
           <w:rFonts w:ascii="Courier New" w:hAnsi="Courier New" w:eastAsia="Courier New" w:cs="Courier New"/>
           <w:color w:val="dcdcdc"/>
           <w:sz w:val="20"/>
         </w:rPr>
-        <w:t xml:space="preserve"> </w:t>
-      </w:r>
-      <w:r/>
-    </w:p>
-    <w:p>
-      <w:pPr>
-        <w:pBdr>
-          <w:top w:val="none" w:color="000000" w:sz="4" w:space="0"/>
-          <w:left w:val="none" w:color="000000" w:sz="4" w:space="0"/>
-          <w:bottom w:val="none" w:color="000000" w:sz="4" w:space="0"/>
-          <w:right w:val="none" w:color="000000" w:sz="4" w:space="0"/>
-        </w:pBdr>
-        <w:shd w:val="clear" w:color="1e1e1e" w:fill="1e1e1e"/>
-        <w:spacing w:line="199" w:lineRule="atLeast"/>
-        <w:ind w:right="0" w:firstLine="0" w:left="0"/>
-        <w:rPr/>
-      </w:pPr>
+        <w:t xml:space="preserve">-0.10435607626104004 -2.3956439237389597</w:t>
+      </w:r>
       <w:r>
         <w:rPr>
           <w:rFonts w:ascii="Courier New" w:hAnsi="Courier New" w:eastAsia="Courier New" w:cs="Courier New"/>
           <w:color w:val="dcdcdc"/>
           <w:sz w:val="20"/>
         </w:rPr>
-        <w:t xml:space="preserve">python L3.py</w:t>
-      </w:r>
-      <w:r/>
-    </w:p>
-    <w:p>
-      <w:pPr>
-        <w:pBdr>
-          <w:top w:val="none" w:color="000000" w:sz="4" w:space="0"/>
-          <w:left w:val="none" w:color="000000" w:sz="4" w:space="0"/>
-          <w:bottom w:val="none" w:color="000000" w:sz="4" w:space="0"/>
-          <w:right w:val="none" w:color="000000" w:sz="4" w:space="0"/>
-        </w:pBdr>
-        <w:shd w:val="clear" w:color="1e1e1e" w:fill="1e1e1e"/>
-        <w:spacing w:line="199" w:lineRule="atLeast"/>
-        <w:ind w:right="0" w:firstLine="0" w:left="0"/>
-        <w:rPr/>
-      </w:pPr>
-      <w:r>
-        <w:rPr>
-          <w:rFonts w:ascii="Courier New" w:hAnsi="Courier New" w:eastAsia="Courier New" w:cs="Courier New"/>
-          <w:color w:val="dcdcdc"/>
-          <w:sz w:val="20"/>
-        </w:rPr>
-        <w:t xml:space="preserve">Введите число a 2</w:t>
-      </w:r>
-      <w:r/>
-    </w:p>
-    <w:p>
-      <w:pPr>
-        <w:pBdr>
-          <w:top w:val="none" w:color="000000" w:sz="4" w:space="0"/>
-          <w:left w:val="none" w:color="000000" w:sz="4" w:space="0"/>
-          <w:bottom w:val="none" w:color="000000" w:sz="4" w:space="0"/>
-          <w:right w:val="none" w:color="000000" w:sz="4" w:space="0"/>
-        </w:pBdr>
-        <w:shd w:val="clear" w:color="1e1e1e" w:fill="1e1e1e"/>
-        <w:spacing w:line="199" w:lineRule="atLeast"/>
-        <w:ind w:right="0" w:firstLine="0" w:left="0"/>
-        <w:rPr/>
-      </w:pPr>
-      <w:r>
-        <w:rPr>
-          <w:rFonts w:ascii="Courier New" w:hAnsi="Courier New" w:eastAsia="Courier New" w:cs="Courier New"/>
-          <w:color w:val="dcdcdc"/>
-          <w:sz w:val="20"/>
-        </w:rPr>
-        <w:t xml:space="preserve">Введите число b -3</w:t>
-      </w:r>
-      <w:r/>
-    </w:p>
-    <w:p>
-      <w:pPr>
-        <w:pBdr>
-          <w:top w:val="none" w:color="000000" w:sz="4" w:space="0"/>
-          <w:left w:val="none" w:color="000000" w:sz="4" w:space="0"/>
-          <w:bottom w:val="none" w:color="000000" w:sz="4" w:space="0"/>
-          <w:right w:val="none" w:color="000000" w:sz="4" w:space="0"/>
-        </w:pBdr>
-        <w:shd w:val="clear" w:color="1e1e1e" w:fill="1e1e1e"/>
-        <w:spacing w:line="199" w:lineRule="atLeast"/>
-        <w:ind w:right="0" w:firstLine="0" w:left="0"/>
-        <w:rPr/>
-      </w:pPr>
-      <w:r>
-        <w:rPr>
-          <w:rFonts w:ascii="Courier New" w:hAnsi="Courier New" w:eastAsia="Courier New" w:cs="Courier New"/>
-          <w:color w:val="dcdcdc"/>
-          <w:sz w:val="20"/>
-        </w:rPr>
-        <w:t xml:space="preserve">Введите число c 1</w:t>
-      </w:r>
-      <w:r/>
-    </w:p>
-    <w:p>
-      <w:pPr>
-        <w:pBdr>
-          <w:top w:val="none" w:color="000000" w:sz="4" w:space="0"/>
-          <w:left w:val="none" w:color="000000" w:sz="4" w:space="0"/>
-          <w:bottom w:val="none" w:color="000000" w:sz="4" w:space="0"/>
-          <w:right w:val="none" w:color="000000" w:sz="4" w:space="0"/>
-        </w:pBdr>
-        <w:shd w:val="clear" w:color="1e1e1e" w:fill="1e1e1e"/>
-        <w:spacing w:line="199" w:lineRule="atLeast"/>
-        <w:ind w:right="0" w:firstLine="0" w:left="0"/>
-        <w:rPr/>
-      </w:pPr>
-      <w:r>
-        <w:rPr>
-          <w:rFonts w:ascii="Courier New" w:hAnsi="Courier New" w:eastAsia="Courier New" w:cs="Courier New"/>
-          <w:color w:val="dcdcdc"/>
-          <w:sz w:val="20"/>
-        </w:rPr>
-        <w:t xml:space="preserve">Нет решения. 4.7912878474779195 0.20871215252208009</w:t>
       </w:r>
       <w:r/>
     </w:p>
